--- a/ind/docx/59.content.docx
+++ b/ind/docx/59.content.docx
@@ -11,6 +11,15 @@
         <w:pStyle w:val="Heading2"/>
       </w:pPr>
       <w:r>
+        <w:t>Resource: Catatan Studi (Tyndale)</w:t>
+      </w:r>
+      <w:r/>
+    </w:p>
+    <w:p>
+      <w:pPr>
+        <w:pStyle w:val="Heading2"/>
+      </w:pPr>
+      <w:r>
         <w:t>License Information</w:t>
       </w:r>
       <w:r/>
@@ -21,7 +30,7 @@
         <w:rPr>
           <w:b/>
         </w:rPr>
-        <w:t>Study Notes (Tyndale)</w:t>
+        <w:t>Catatan Studi (Tyndale)</w:t>
       </w:r>
       <w:r>
         <w:t xml:space="preserve"> (Indonesian) is based on</w:t>
@@ -74,7 +83,7 @@
         <w:pStyle w:val="Heading1"/>
       </w:pPr>
       <w:r>
-        <w:t>Study Notes (Tyndale)</w:t>
+        <w:t>Catatan Studi (Tyndale)</w:t>
       </w:r>
     </w:p>
     <w:p>
@@ -83,6 +92,51 @@
           <w:headerReference w:type="even" r:id="rId8"/>
           <w:headerReference w:type="default" r:id="rId9"/>
           <w:footerReference w:type="default" r:id="rId10"/>
+          <w:footnotePr>
+            <w:numRestart w:val="eachSect"/>
+          </w:footnotePr>
+          <w:type w:val="continuous"/>
+          <w:pgSz w:w="12240" w:h="15840" w:code="1"/>
+          <w:pgMar w:top="1440" w:right="1440" w:bottom="1440" w:left="1440" w:header="504" w:footer="504" w:gutter="0"/>
+          <w:cols w:space="708"/>
+          <w:titlePg/>
+          <w:docGrid w:linePitch="360"/>
+        </w:sectPr>
+      </w:pPr>
+    </w:p>
+    <w:p>
+      <w:r/>
+    </w:p>
+    <w:p>
+      <w:pPr>
+        <w:pStyle w:val="Heading2"/>
+      </w:pPr>
+      <w:r>
+        <w:t>JAS</w:t>
+      </w:r>
+      <w:r/>
+    </w:p>
+    <w:p>
+      <w:r/>
+      <w:r>
+        <w:rPr>
+          <w:i/>
+        </w:rPr>
+        <w:t>Yakobus 1:1, Yakobus 1:2, Yakobus 1:2–4, Yakobus 1:5–8, Yakobus 1:6, Yakobus 1:8, Yakobus 1:9, Yakobus 1:9–11, Yakobus 1:10, Yakobus 1:12, Yakobus 1:12–27, Yakobus 1:13, Yakobus 1:14, Yakobus 1:15, Yakobus 1:17, Yakobus 1:18, Yakobus 1:21, Yakobus 1:22, Yakobus 1:22–23, Yakobus 1:24, Yakobus 1:25, Yakobus 1:26–27, Yakobus 2:1, Yakobus 2:1–4, Yakobus 2:2, Yakobus 2:3–4, Yakobus 2:5, Yakobus 2:7, Yakobus 2:8, Yakobus 2:8–13, Yakobus 2:9, Yakobus 2:12, Yakobus 2:13, Yakobus 2:14, Yakobus 2:14–26, Yakobus 2:15–16, Yakobus 2:18–19, Yakobus 2:19, Yakobus 2:20–26, Yakobus 2:22, Yakobus 2:23, Yakobus 2:24, Yakobus 2:25, Yakobus 2:26, Yakobus 3:1, Yakobus 3:2, Yakobus 3:6, Yakobus 3:8, Yakobus 3:9, Yakobus 3:11, Yakobus 3:13, Yakobus 3:14, Yakobus 3:15, Yakobus 3:18, Yakobus 4:1, Yakobus 4:2, Yakobus 4:4, Yakobus 4:4–10, Yakobus 4:5, Yakobus 4:7, Yakobus 4:8, Yakobus 4:10, Yakobus 4:11, Yakobus 4:11–12, Yakobus 4:13–16, Yakobus 4:15, Yakobus 4:16, Yakobus 4:17, Yakobus 5:1–6, Yakobus 5:2, Yakobus 5:3, Yakobus 5:4, Yakobus 5:6, Yakobus 5:7–8, Yakobus 5:9, Yakobus 5:10, Yakobus 5:11, Yakobus 5:12, Yakobus 5:14, Yakobus 5:15, Yakobus 5:17, Yakobus 5:19–20, Yakobus 5:20</w:t>
+      </w:r>
+      <w:r/>
+    </w:p>
+    <w:p>
+      <w:r/>
+      <w:r>
+        <w:t xml:space="preserve"> </w:t>
+      </w:r>
+      <w:r/>
+      <w:r/>
+    </w:p>
+    <w:p>
+      <w:pPr>
+        <w:sectPr>
           <w:footnotePr>
             <w:numRestart w:val="eachSect"/>
           </w:footnotePr>

--- a/ind/docx/59.content.docx
+++ b/ind/docx/59.content.docx
@@ -163,13 +163,6 @@
         <w:rPr>
           <w:lang w:val="id_ID" w:bidi="id_ID"/>
         </w:rPr>
-      </w:r>
-      <w:r>
-        <w:rPr>
-          <w:i/>
-          <w:lang w:val="id_ID" w:bidi="id_ID"/>
-        </w:rPr>
-        <w:t>Yakobus 1:1, Yakobus 1:2, Yakobus 1:2–4, Yakobus 1:5–8, Yakobus 1:6, Yakobus 1:8, Yakobus 1:9, Yakobus 1:9–11, Yakobus 1:10, Yakobus 1:12, Yakobus 1:12–27, Yakobus 1:13, Yakobus 1:14, Yakobus 1:15, Yakobus 1:17, Yakobus 1:18, Yakobus 1:21, Yakobus 1:22, Yakobus 1:22–23, Yakobus 1:24, Yakobus 1:25, Yakobus 1:26–27, Yakobus 2:1, Yakobus 2:1–4, Yakobus 2:2, Yakobus 2:3–4, Yakobus 2:5, Yakobus 2:7, Yakobus 2:8, Yakobus 2:8–13, Yakobus 2:9, Yakobus 2:12, Yakobus 2:13, Yakobus 2:14, Yakobus 2:14–26, Yakobus 2:15–16, Yakobus 2:18–19, Yakobus 2:19, Yakobus 2:20–26, Yakobus 2:22, Yakobus 2:23, Yakobus 2:24, Yakobus 2:25, Yakobus 2:26, Yakobus 3:1, Yakobus 3:2, Yakobus 3:6, Yakobus 3:8, Yakobus 3:9, Yakobus 3:11, Yakobus 3:13, Yakobus 3:14, Yakobus 3:15, Yakobus 3:18, Yakobus 4:1, Yakobus 4:2, Yakobus 4:4, Yakobus 4:4–10, Yakobus 4:5, Yakobus 4:7, Yakobus 4:8, Yakobus 4:10, Yakobus 4:11, Yakobus 4:11–12, Yakobus 4:13–16, Yakobus 4:15, Yakobus 4:16, Yakobus 4:17, Yakobus 5:1–6, Yakobus 5:2, Yakobus 5:3, Yakobus 5:4, Yakobus 5:6, Yakobus 5:7–8, Yakobus 5:9, Yakobus 5:10, Yakobus 5:11, Yakobus 5:12, Yakobus 5:14, Yakobus 5:15, Yakobus 5:17, Yakobus 5:19–20, Yakobus 5:20</w:t>
       </w:r>
       <w:r>
         <w:rPr>

--- a/ind/docx/59.content.docx
+++ b/ind/docx/59.content.docx
@@ -150,19 +150,6 @@
           <w:lang w:val="id_ID" w:bidi="id_ID"/>
         </w:rPr>
         <w:t>JAS</w:t>
-      </w:r>
-      <w:r>
-        <w:rPr>
-          <w:lang w:val="id_ID" w:bidi="id_ID"/>
-        </w:rPr>
-      </w:r>
-    </w:p>
-    <w:p>
-      <w:pPr/>
-      <w:r>
-        <w:rPr>
-          <w:lang w:val="id_ID" w:bidi="id_ID"/>
-        </w:rPr>
       </w:r>
       <w:r>
         <w:rPr>

--- a/ind/docx/59.content.docx
+++ b/ind/docx/59.content.docx
@@ -19,7 +19,7 @@
         <w:rPr>
           <w:lang w:val="id_ID" w:bidi="id_ID"/>
         </w:rPr>
-        <w:t>Resource: Catatan Studi (Tyndale)</w:t>
+        <w:t>Resource: Tyndale Open Study Notes</w:t>
       </w:r>
       <w:r>
         <w:rPr>
@@ -112,7 +112,7 @@
         <w:rPr>
           <w:lang w:val="id_ID" w:bidi="id_ID"/>
         </w:rPr>
-        <w:t>Catatan Studi (Tyndale)</w:t>
+        <w:t>Tyndale Open Study Notes</w:t>
       </w:r>
     </w:p>
     <w:p>

--- a/ind/docx/59.content.docx
+++ b/ind/docx/59.content.docx
@@ -19,7 +19,7 @@
         <w:rPr>
           <w:lang w:val="id_ID" w:bidi="id_ID"/>
         </w:rPr>
-        <w:t>Resource: Tyndale Open Study Notes</w:t>
+        <w:t>Resource: Aquifer Open Study Notes</w:t>
       </w:r>
       <w:r>
         <w:rPr>
@@ -112,7 +112,7 @@
         <w:rPr>
           <w:lang w:val="id_ID" w:bidi="id_ID"/>
         </w:rPr>
-        <w:t>Tyndale Open Study Notes</w:t>
+        <w:t>Aquifer Open Study Notes</w:t>
       </w:r>
     </w:p>
     <w:p>

--- a/ind/docx/59.content.docx
+++ b/ind/docx/59.content.docx
@@ -271,108 +271,72 @@
         </w:rPr>
         <w:t xml:space="preserve"> 9:2; bdk. </w:t>
       </w:r>
-      <w:hyperlink r:id="rId13">
-        <w:r>
-          <w:rPr>
-            <w:lang w:val="id_ID" w:bidi="id_ID"/>
-          </w:rPr>
-          <w:rPr>
-            <w:color w:val="0000EE"/>
-            <w:u w:val="single"/>
-          </w:rPr>
-          <w:t>Yeh. 37:15–28</w:t>
-        </w:r>
-      </w:hyperlink>
+      <w:r>
+        <w:rPr>
+          <w:lang w:val="id_ID" w:bidi="id_ID"/>
+        </w:rPr>
+        <w:t>Yeh. 37:15–28</w:t>
+      </w:r>
       <w:r>
         <w:rPr>
           <w:lang w:val="id_ID" w:bidi="id_ID"/>
         </w:rPr>
         <w:t xml:space="preserve">; </w:t>
       </w:r>
-      <w:hyperlink r:id="rId14">
-        <w:r>
-          <w:rPr>
-            <w:lang w:val="id_ID" w:bidi="id_ID"/>
-          </w:rPr>
-          <w:rPr>
-            <w:color w:val="0000EE"/>
-            <w:u w:val="single"/>
-          </w:rPr>
-          <w:t>Mat. 19:28</w:t>
-        </w:r>
-      </w:hyperlink>
+      <w:r>
+        <w:rPr>
+          <w:lang w:val="id_ID" w:bidi="id_ID"/>
+        </w:rPr>
+        <w:t>Mat. 19:28</w:t>
+      </w:r>
       <w:r>
         <w:rPr>
           <w:lang w:val="id_ID" w:bidi="id_ID"/>
         </w:rPr>
         <w:t>). Kristus secara rohani telah mengakhiri pengasingan Israel dan menyatukan kembali suku-suku tersebut. • Orang Yahudi yang tersebar di luar negeri (diaspora Yunani) tinggal di luar Palestina (</w:t>
       </w:r>
-      <w:hyperlink r:id="rId15">
-        <w:r>
-          <w:rPr>
-            <w:lang w:val="id_ID" w:bidi="id_ID"/>
-          </w:rPr>
-          <w:rPr>
-            <w:color w:val="0000EE"/>
-            <w:u w:val="single"/>
-          </w:rPr>
-          <w:t>Yoh. 7:35</w:t>
-        </w:r>
-      </w:hyperlink>
+      <w:r>
+        <w:rPr>
+          <w:lang w:val="id_ID" w:bidi="id_ID"/>
+        </w:rPr>
+        <w:t>Yoh. 7:35</w:t>
+      </w:r>
       <w:r>
         <w:rPr>
           <w:lang w:val="id_ID" w:bidi="id_ID"/>
         </w:rPr>
         <w:t xml:space="preserve">; </w:t>
       </w:r>
-      <w:hyperlink r:id="rId16">
-        <w:r>
-          <w:rPr>
-            <w:lang w:val="id_ID" w:bidi="id_ID"/>
-          </w:rPr>
-          <w:rPr>
-            <w:color w:val="0000EE"/>
-            <w:u w:val="single"/>
-          </w:rPr>
-          <w:t>Kisah. 2:5</w:t>
-        </w:r>
-      </w:hyperlink>
+      <w:r>
+        <w:rPr>
+          <w:lang w:val="id_ID" w:bidi="id_ID"/>
+        </w:rPr>
+        <w:t>Kisah. 2:5</w:t>
+      </w:r>
       <w:r>
         <w:rPr>
           <w:lang w:val="id_ID" w:bidi="id_ID"/>
         </w:rPr>
         <w:t xml:space="preserve">; </w:t>
       </w:r>
-      <w:hyperlink r:id="rId17">
-        <w:r>
-          <w:rPr>
-            <w:lang w:val="id_ID" w:bidi="id_ID"/>
-          </w:rPr>
-          <w:rPr>
-            <w:color w:val="0000EE"/>
-            <w:u w:val="single"/>
-          </w:rPr>
-          <w:t>8:1</w:t>
-        </w:r>
-      </w:hyperlink>
+      <w:r>
+        <w:rPr>
+          <w:lang w:val="id_ID" w:bidi="id_ID"/>
+        </w:rPr>
+        <w:t>8:1</w:t>
+      </w:r>
       <w:r>
         <w:rPr>
           <w:lang w:val="id_ID" w:bidi="id_ID"/>
         </w:rPr>
         <w:t xml:space="preserve">; </w:t>
       </w:r>
-      <w:hyperlink r:id="rId18">
-        <w:r>
-          <w:rPr>
-            <w:lang w:val="id_ID" w:bidi="id_ID"/>
-          </w:rPr>
-          <w:rPr>
-            <w:color w:val="0000EE"/>
-            <w:u w:val="single"/>
-          </w:rPr>
-          <w:t>11:19</w:t>
-        </w:r>
-      </w:hyperlink>
+      <w:r>
+        <w:rPr>
+          <w:lang w:val="id_ID" w:bidi="id_ID"/>
+        </w:rPr>
+        <w:t>11:19</w:t>
+      </w:r>
       <w:r>
         <w:rPr>
           <w:lang w:val="id_ID" w:bidi="id_ID"/>
@@ -392,72 +356,48 @@
         </w:rPr>
         <w:t>): Salam ini khas dalam surat-surat Yunani abad pertama (</w:t>
       </w:r>
-      <w:hyperlink r:id="rId19">
-        <w:r>
-          <w:rPr>
-            <w:lang w:val="id_ID" w:bidi="id_ID"/>
-          </w:rPr>
-          <w:rPr>
-            <w:color w:val="0000EE"/>
-            <w:u w:val="single"/>
-          </w:rPr>
-          <w:t>Kisah. 15:23</w:t>
-        </w:r>
-      </w:hyperlink>
+      <w:r>
+        <w:rPr>
+          <w:lang w:val="id_ID" w:bidi="id_ID"/>
+        </w:rPr>
+        <w:t>Kisah. 15:23</w:t>
+      </w:r>
       <w:r>
         <w:rPr>
           <w:lang w:val="id_ID" w:bidi="id_ID"/>
         </w:rPr>
         <w:t xml:space="preserve">; </w:t>
       </w:r>
-      <w:hyperlink r:id="rId20">
-        <w:r>
-          <w:rPr>
-            <w:lang w:val="id_ID" w:bidi="id_ID"/>
-          </w:rPr>
-          <w:rPr>
-            <w:color w:val="0000EE"/>
-            <w:u w:val="single"/>
-          </w:rPr>
-          <w:t>23:26</w:t>
-        </w:r>
-      </w:hyperlink>
+      <w:r>
+        <w:rPr>
+          <w:lang w:val="id_ID" w:bidi="id_ID"/>
+        </w:rPr>
+        <w:t>23:26</w:t>
+      </w:r>
       <w:r>
         <w:rPr>
           <w:lang w:val="id_ID" w:bidi="id_ID"/>
         </w:rPr>
         <w:t>) dan secara interpersonal (</w:t>
       </w:r>
-      <w:hyperlink r:id="rId21">
-        <w:r>
-          <w:rPr>
-            <w:lang w:val="id_ID" w:bidi="id_ID"/>
-          </w:rPr>
-          <w:rPr>
-            <w:color w:val="0000EE"/>
-            <w:u w:val="single"/>
-          </w:rPr>
-          <w:t>Mat. 26:49</w:t>
-        </w:r>
-      </w:hyperlink>
+      <w:r>
+        <w:rPr>
+          <w:lang w:val="id_ID" w:bidi="id_ID"/>
+        </w:rPr>
+        <w:t>Mat. 26:49</w:t>
+      </w:r>
       <w:r>
         <w:rPr>
           <w:lang w:val="id_ID" w:bidi="id_ID"/>
         </w:rPr>
         <w:t xml:space="preserve">; </w:t>
       </w:r>
-      <w:hyperlink r:id="rId22">
-        <w:r>
-          <w:rPr>
-            <w:lang w:val="id_ID" w:bidi="id_ID"/>
-          </w:rPr>
-          <w:rPr>
-            <w:color w:val="0000EE"/>
-            <w:u w:val="single"/>
-          </w:rPr>
-          <w:t>Luk. 1:28</w:t>
-        </w:r>
-      </w:hyperlink>
+      <w:r>
+        <w:rPr>
+          <w:lang w:val="id_ID" w:bidi="id_ID"/>
+        </w:rPr>
+        <w:t>Luk. 1:28</w:t>
+      </w:r>
       <w:r>
         <w:rPr>
           <w:lang w:val="id_ID" w:bidi="id_ID"/>
@@ -550,18 +490,12 @@
         </w:rPr>
         <w:t xml:space="preserve"> dalam </w:t>
       </w:r>
-      <w:hyperlink r:id="rId23">
-        <w:r>
-          <w:rPr>
-            <w:lang w:val="id_ID" w:bidi="id_ID"/>
-          </w:rPr>
-          <w:rPr>
-            <w:color w:val="0000EE"/>
-            <w:u w:val="single"/>
-          </w:rPr>
-          <w:t>Yak. 1:1</w:t>
-        </w:r>
-      </w:hyperlink>
+      <w:r>
+        <w:rPr>
+          <w:lang w:val="id_ID" w:bidi="id_ID"/>
+        </w:rPr>
+        <w:t>Yak. 1:1</w:t>
+      </w:r>
       <w:r>
         <w:rPr>
           <w:lang w:val="id_ID" w:bidi="id_ID"/>
@@ -616,54 +550,36 @@
         </w:rPr>
         <w:t>Bertahan dalam masalah dan godaan adalah tema yang berulang (</w:t>
       </w:r>
-      <w:hyperlink r:id="rId24">
-        <w:r>
-          <w:rPr>
-            <w:lang w:val="id_ID" w:bidi="id_ID"/>
-          </w:rPr>
-          <w:rPr>
-            <w:color w:val="0000EE"/>
-            <w:u w:val="single"/>
-          </w:rPr>
-          <w:t>Yak. 1:12–15</w:t>
-        </w:r>
-      </w:hyperlink>
+      <w:r>
+        <w:rPr>
+          <w:lang w:val="id_ID" w:bidi="id_ID"/>
+        </w:rPr>
+        <w:t>Yak. 1:12–15</w:t>
+      </w:r>
       <w:r>
         <w:rPr>
           <w:lang w:val="id_ID" w:bidi="id_ID"/>
         </w:rPr>
         <w:t xml:space="preserve">; </w:t>
       </w:r>
-      <w:hyperlink r:id="rId25">
-        <w:r>
-          <w:rPr>
-            <w:lang w:val="id_ID" w:bidi="id_ID"/>
-          </w:rPr>
-          <w:rPr>
-            <w:color w:val="0000EE"/>
-            <w:u w:val="single"/>
-          </w:rPr>
-          <w:t>5:7–12</w:t>
-        </w:r>
-      </w:hyperlink>
+      <w:r>
+        <w:rPr>
+          <w:lang w:val="id_ID" w:bidi="id_ID"/>
+        </w:rPr>
+        <w:t>5:7–12</w:t>
+      </w:r>
       <w:r>
         <w:rPr>
           <w:lang w:val="id_ID" w:bidi="id_ID"/>
         </w:rPr>
         <w:t>). Kegagalan untuk bertahan berarti "menyimpang dari kebenaran" yang memerlukan "diselamatkan dari kematian" (</w:t>
       </w:r>
-      <w:hyperlink r:id="rId26">
-        <w:r>
-          <w:rPr>
-            <w:lang w:val="id_ID" w:bidi="id_ID"/>
-          </w:rPr>
-          <w:rPr>
-            <w:color w:val="0000EE"/>
-            <w:u w:val="single"/>
-          </w:rPr>
-          <w:t>Yak. 5:19–20</w:t>
-        </w:r>
-      </w:hyperlink>
+      <w:r>
+        <w:rPr>
+          <w:lang w:val="id_ID" w:bidi="id_ID"/>
+        </w:rPr>
+        <w:t>Yak. 5:19–20</w:t>
+      </w:r>
       <w:r>
         <w:rPr>
           <w:lang w:val="id_ID" w:bidi="id_ID"/>
@@ -718,18 +634,12 @@
         </w:rPr>
         <w:t xml:space="preserve">Yakobus memperkenalkan hikmat sebagai tema yang berulang (lihat </w:t>
       </w:r>
-      <w:hyperlink r:id="rId27">
-        <w:r>
-          <w:rPr>
-            <w:lang w:val="id_ID" w:bidi="id_ID"/>
-          </w:rPr>
-          <w:rPr>
-            <w:color w:val="0000EE"/>
-            <w:u w:val="single"/>
-          </w:rPr>
-          <w:t>Yak. 3:13–18</w:t>
-        </w:r>
-      </w:hyperlink>
+      <w:r>
+        <w:rPr>
+          <w:lang w:val="id_ID" w:bidi="id_ID"/>
+        </w:rPr>
+        <w:t>Yak. 3:13–18</w:t>
+      </w:r>
       <w:r>
         <w:rPr>
           <w:lang w:val="id_ID" w:bidi="id_ID"/>
@@ -784,18 +694,12 @@
         </w:rPr>
         <w:t xml:space="preserve">Jangan bimbang, sebab orang yang bimbang sama dengan: Dalam bahasa Yunani sering diterjemahkan sebagai "Jangan ragu, karena orang yang ragu," tetapi maknanya di sini adalah orang yang kesetiaannya terbagi antara Allah dan dunia (lihat </w:t>
       </w:r>
-      <w:hyperlink r:id="rId28">
-        <w:r>
-          <w:rPr>
-            <w:lang w:val="id_ID" w:bidi="id_ID"/>
-          </w:rPr>
-          <w:rPr>
-            <w:color w:val="0000EE"/>
-            <w:u w:val="single"/>
-          </w:rPr>
-          <w:t>Yak. 1:8</w:t>
-        </w:r>
-      </w:hyperlink>
+      <w:r>
+        <w:rPr>
+          <w:lang w:val="id_ID" w:bidi="id_ID"/>
+        </w:rPr>
+        <w:t>Yak. 1:8</w:t>
+      </w:r>
       <w:r>
         <w:rPr>
           <w:lang w:val="id_ID" w:bidi="id_ID"/>
@@ -911,126 +815,84 @@
         </w:rPr>
         <w:t>bermegah karena: Dalam Perjanjian Baru, membanggakan biasanya dipandang negatif (</w:t>
       </w:r>
-      <w:hyperlink r:id="rId29">
-        <w:r>
-          <w:rPr>
-            <w:lang w:val="id_ID" w:bidi="id_ID"/>
-          </w:rPr>
-          <w:rPr>
-            <w:color w:val="0000EE"/>
-            <w:u w:val="single"/>
-          </w:rPr>
-          <w:t>Yak. 3:14</w:t>
-        </w:r>
-      </w:hyperlink>
+      <w:r>
+        <w:rPr>
+          <w:lang w:val="id_ID" w:bidi="id_ID"/>
+        </w:rPr>
+        <w:t>Yak. 3:14</w:t>
+      </w:r>
       <w:r>
         <w:rPr>
           <w:lang w:val="id_ID" w:bidi="id_ID"/>
         </w:rPr>
         <w:t xml:space="preserve">; </w:t>
       </w:r>
-      <w:hyperlink r:id="rId30">
-        <w:r>
-          <w:rPr>
-            <w:lang w:val="id_ID" w:bidi="id_ID"/>
-          </w:rPr>
-          <w:rPr>
-            <w:color w:val="0000EE"/>
-            <w:u w:val="single"/>
-          </w:rPr>
-          <w:t>4:16</w:t>
-        </w:r>
-      </w:hyperlink>
+      <w:r>
+        <w:rPr>
+          <w:lang w:val="id_ID" w:bidi="id_ID"/>
+        </w:rPr>
+        <w:t>4:16</w:t>
+      </w:r>
       <w:r>
         <w:rPr>
           <w:lang w:val="id_ID" w:bidi="id_ID"/>
         </w:rPr>
         <w:t xml:space="preserve">; </w:t>
       </w:r>
-      <w:hyperlink r:id="rId31">
-        <w:r>
-          <w:rPr>
-            <w:lang w:val="id_ID" w:bidi="id_ID"/>
-          </w:rPr>
-          <w:rPr>
-            <w:color w:val="0000EE"/>
-            <w:u w:val="single"/>
-          </w:rPr>
-          <w:t>Ef. 2:9</w:t>
-        </w:r>
-      </w:hyperlink>
+      <w:r>
+        <w:rPr>
+          <w:lang w:val="id_ID" w:bidi="id_ID"/>
+        </w:rPr>
+        <w:t>Ef. 2:9</w:t>
+      </w:r>
       <w:r>
         <w:rPr>
           <w:lang w:val="id_ID" w:bidi="id_ID"/>
         </w:rPr>
         <w:t>), tetapi di sini berarti membanggakan apa yang telah dilakukan oleh Allah (</w:t>
       </w:r>
-      <w:hyperlink r:id="rId32">
-        <w:r>
-          <w:rPr>
-            <w:lang w:val="id_ID" w:bidi="id_ID"/>
-          </w:rPr>
-          <w:rPr>
-            <w:color w:val="0000EE"/>
-            <w:u w:val="single"/>
-          </w:rPr>
-          <w:t>Yak. 2:5</w:t>
-        </w:r>
-      </w:hyperlink>
+      <w:r>
+        <w:rPr>
+          <w:lang w:val="id_ID" w:bidi="id_ID"/>
+        </w:rPr>
+        <w:t>Yak. 2:5</w:t>
+      </w:r>
       <w:r>
         <w:rPr>
           <w:lang w:val="id_ID" w:bidi="id_ID"/>
         </w:rPr>
         <w:t xml:space="preserve">; </w:t>
       </w:r>
-      <w:hyperlink r:id="rId33">
-        <w:r>
-          <w:rPr>
-            <w:lang w:val="id_ID" w:bidi="id_ID"/>
-          </w:rPr>
-          <w:rPr>
-            <w:color w:val="0000EE"/>
-            <w:u w:val="single"/>
-          </w:rPr>
-          <w:t>Rm. 15:18</w:t>
-        </w:r>
-      </w:hyperlink>
+      <w:r>
+        <w:rPr>
+          <w:lang w:val="id_ID" w:bidi="id_ID"/>
+        </w:rPr>
+        <w:t>Rm. 15:18</w:t>
+      </w:r>
       <w:r>
         <w:rPr>
           <w:lang w:val="id_ID" w:bidi="id_ID"/>
         </w:rPr>
         <w:t xml:space="preserve">; </w:t>
       </w:r>
-      <w:hyperlink r:id="rId34">
-        <w:r>
-          <w:rPr>
-            <w:lang w:val="id_ID" w:bidi="id_ID"/>
-          </w:rPr>
-          <w:rPr>
-            <w:color w:val="0000EE"/>
-            <w:u w:val="single"/>
-          </w:rPr>
-          <w:t>1Kor. 1:31</w:t>
-        </w:r>
-      </w:hyperlink>
+      <w:r>
+        <w:rPr>
+          <w:lang w:val="id_ID" w:bidi="id_ID"/>
+        </w:rPr>
+        <w:t>1Kor. 1:31</w:t>
+      </w:r>
       <w:r>
         <w:rPr>
           <w:lang w:val="id_ID" w:bidi="id_ID"/>
         </w:rPr>
         <w:t xml:space="preserve">; </w:t>
       </w:r>
-      <w:hyperlink r:id="rId35">
-        <w:r>
-          <w:rPr>
-            <w:lang w:val="id_ID" w:bidi="id_ID"/>
-          </w:rPr>
-          <w:rPr>
-            <w:color w:val="0000EE"/>
-            <w:u w:val="single"/>
-          </w:rPr>
-          <w:t>Gal. 6:14</w:t>
-        </w:r>
-      </w:hyperlink>
+      <w:r>
+        <w:rPr>
+          <w:lang w:val="id_ID" w:bidi="id_ID"/>
+        </w:rPr>
+        <w:t>Gal. 6:14</w:t>
+      </w:r>
       <w:r>
         <w:rPr>
           <w:lang w:val="id_ID" w:bidi="id_ID"/>
@@ -1085,36 +947,24 @@
         </w:rPr>
         <w:t>Kemiskinan dan kekayaan adalah tema yang sering muncul (lihat psl.</w:t>
       </w:r>
-      <w:hyperlink r:id="rId36">
-        <w:r>
-          <w:rPr>
-            <w:lang w:val="id_ID" w:bidi="id_ID"/>
-          </w:rPr>
-          <w:rPr>
-            <w:color w:val="0000EE"/>
-            <w:u w:val="single"/>
-          </w:rPr>
-          <w:t xml:space="preserve"> 2</w:t>
-        </w:r>
-      </w:hyperlink>
+      <w:r>
+        <w:rPr>
+          <w:lang w:val="id_ID" w:bidi="id_ID"/>
+        </w:rPr>
+        <w:t xml:space="preserve"> 2</w:t>
+      </w:r>
       <w:r>
         <w:rPr>
           <w:lang w:val="id_ID" w:bidi="id_ID"/>
         </w:rPr>
         <w:t xml:space="preserve">; </w:t>
       </w:r>
-      <w:hyperlink r:id="rId37">
-        <w:r>
-          <w:rPr>
-            <w:lang w:val="id_ID" w:bidi="id_ID"/>
-          </w:rPr>
-          <w:rPr>
-            <w:color w:val="0000EE"/>
-            <w:u w:val="single"/>
-          </w:rPr>
-          <w:t>4:13–5:11</w:t>
-        </w:r>
-      </w:hyperlink>
+      <w:r>
+        <w:rPr>
+          <w:lang w:val="id_ID" w:bidi="id_ID"/>
+        </w:rPr>
+        <w:t>4:13–5:11</w:t>
+      </w:r>
       <w:r>
         <w:rPr>
           <w:lang w:val="id_ID" w:bidi="id_ID"/>
@@ -1169,36 +1019,24 @@
         </w:rPr>
         <w:t xml:space="preserve">Ironisnya, Yakobus menggambarkan nasib mengerikan orang kaya yang tidak saleh, yang meninggikan diri dengan menindas orang miskin dan rentan (lihat </w:t>
       </w:r>
-      <w:hyperlink r:id="rId38">
-        <w:r>
-          <w:rPr>
-            <w:lang w:val="id_ID" w:bidi="id_ID"/>
-          </w:rPr>
-          <w:rPr>
-            <w:color w:val="0000EE"/>
-            <w:u w:val="single"/>
-          </w:rPr>
-          <w:t>Yak. 2:6–8</w:t>
-        </w:r>
-      </w:hyperlink>
+      <w:r>
+        <w:rPr>
+          <w:lang w:val="id_ID" w:bidi="id_ID"/>
+        </w:rPr>
+        <w:t>Yak. 2:6–8</w:t>
+      </w:r>
       <w:r>
         <w:rPr>
           <w:lang w:val="id_ID" w:bidi="id_ID"/>
         </w:rPr>
         <w:t xml:space="preserve">; </w:t>
       </w:r>
-      <w:hyperlink r:id="rId39">
-        <w:r>
-          <w:rPr>
-            <w:lang w:val="id_ID" w:bidi="id_ID"/>
-          </w:rPr>
-          <w:rPr>
-            <w:color w:val="0000EE"/>
-            <w:u w:val="single"/>
-          </w:rPr>
-          <w:t>5:1–6</w:t>
-        </w:r>
-      </w:hyperlink>
+      <w:r>
+        <w:rPr>
+          <w:lang w:val="id_ID" w:bidi="id_ID"/>
+        </w:rPr>
+        <w:t>5:1–6</w:t>
+      </w:r>
       <w:r>
         <w:rPr>
           <w:lang w:val="id_ID" w:bidi="id_ID"/>
@@ -1253,72 +1091,48 @@
         </w:rPr>
         <w:t xml:space="preserve">Setia dan taat (lihat </w:t>
       </w:r>
-      <w:hyperlink r:id="rId40">
-        <w:r>
-          <w:rPr>
-            <w:lang w:val="id_ID" w:bidi="id_ID"/>
-          </w:rPr>
-          <w:rPr>
-            <w:color w:val="0000EE"/>
-            <w:u w:val="single"/>
-          </w:rPr>
-          <w:t>Yak. 1:22–25</w:t>
-        </w:r>
-      </w:hyperlink>
+      <w:r>
+        <w:rPr>
+          <w:lang w:val="id_ID" w:bidi="id_ID"/>
+        </w:rPr>
+        <w:t>Yak. 1:22–25</w:t>
+      </w:r>
       <w:r>
         <w:rPr>
           <w:lang w:val="id_ID" w:bidi="id_ID"/>
         </w:rPr>
         <w:t xml:space="preserve">; </w:t>
       </w:r>
-      <w:hyperlink r:id="rId32">
-        <w:r>
-          <w:rPr>
-            <w:lang w:val="id_ID" w:bidi="id_ID"/>
-          </w:rPr>
-          <w:rPr>
-            <w:color w:val="0000EE"/>
-            <w:u w:val="single"/>
-          </w:rPr>
-          <w:t>2:5</w:t>
-        </w:r>
-      </w:hyperlink>
+      <w:r>
+        <w:rPr>
+          <w:lang w:val="id_ID" w:bidi="id_ID"/>
+        </w:rPr>
+        <w:t>2:5</w:t>
+      </w:r>
       <w:r>
         <w:rPr>
           <w:lang w:val="id_ID" w:bidi="id_ID"/>
         </w:rPr>
         <w:t xml:space="preserve">; </w:t>
       </w:r>
-      <w:hyperlink r:id="rId41">
-        <w:r>
-          <w:rPr>
-            <w:lang w:val="id_ID" w:bidi="id_ID"/>
-          </w:rPr>
-          <w:rPr>
-            <w:color w:val="0000EE"/>
-            <w:u w:val="single"/>
-          </w:rPr>
-          <w:t>Ul. 7:9</w:t>
-        </w:r>
-      </w:hyperlink>
+      <w:r>
+        <w:rPr>
+          <w:lang w:val="id_ID" w:bidi="id_ID"/>
+        </w:rPr>
+        <w:t>Ul. 7:9</w:t>
+      </w:r>
       <w:r>
         <w:rPr>
           <w:lang w:val="id_ID" w:bidi="id_ID"/>
         </w:rPr>
         <w:t xml:space="preserve">; </w:t>
       </w:r>
-      <w:hyperlink r:id="rId42">
-        <w:r>
-          <w:rPr>
-            <w:lang w:val="id_ID" w:bidi="id_ID"/>
-          </w:rPr>
-          <w:rPr>
-            <w:color w:val="0000EE"/>
-            <w:u w:val="single"/>
-          </w:rPr>
-          <w:t>1Yoh. 5:2</w:t>
-        </w:r>
-      </w:hyperlink>
+      <w:r>
+        <w:rPr>
+          <w:lang w:val="id_ID" w:bidi="id_ID"/>
+        </w:rPr>
+        <w:t>1Yoh. 5:2</w:t>
+      </w:r>
       <w:r>
         <w:rPr>
           <w:lang w:val="id_ID" w:bidi="id_ID"/>
@@ -1373,126 +1187,84 @@
         </w:rPr>
         <w:t xml:space="preserve">Yakobus membahas tiga topik yang sama seperti dalam </w:t>
       </w:r>
-      <w:hyperlink r:id="rId43">
-        <w:r>
-          <w:rPr>
-            <w:lang w:val="id_ID" w:bidi="id_ID"/>
-          </w:rPr>
-          <w:rPr>
-            <w:color w:val="0000EE"/>
-            <w:u w:val="single"/>
-          </w:rPr>
-          <w:t>Yak. 1:2–11</w:t>
-        </w:r>
-      </w:hyperlink>
+      <w:r>
+        <w:rPr>
+          <w:lang w:val="id_ID" w:bidi="id_ID"/>
+        </w:rPr>
+        <w:t>Yak. 1:2–11</w:t>
+      </w:r>
       <w:r>
         <w:rPr>
           <w:lang w:val="id_ID" w:bidi="id_ID"/>
         </w:rPr>
         <w:t>, dengan menambahkan dimensi baru pada setiap topik. Ujian eksternal (</w:t>
       </w:r>
-      <w:hyperlink r:id="rId44">
-        <w:r>
-          <w:rPr>
-            <w:lang w:val="id_ID" w:bidi="id_ID"/>
-          </w:rPr>
-          <w:rPr>
-            <w:color w:val="0000EE"/>
-            <w:u w:val="single"/>
-          </w:rPr>
-          <w:t>Yak. 1:2–4</w:t>
-        </w:r>
-      </w:hyperlink>
+      <w:r>
+        <w:rPr>
+          <w:lang w:val="id_ID" w:bidi="id_ID"/>
+        </w:rPr>
+        <w:t>Yak. 1:2–4</w:t>
+      </w:r>
       <w:r>
         <w:rPr>
           <w:lang w:val="id_ID" w:bidi="id_ID"/>
         </w:rPr>
         <w:t>) berubah menjadi godaan internal (</w:t>
       </w:r>
-      <w:hyperlink r:id="rId45">
-        <w:r>
-          <w:rPr>
-            <w:lang w:val="id_ID" w:bidi="id_ID"/>
-          </w:rPr>
-          <w:rPr>
-            <w:color w:val="0000EE"/>
-            <w:u w:val="single"/>
-          </w:rPr>
-          <w:t>Yak. 1:11–18</w:t>
-        </w:r>
-      </w:hyperlink>
+      <w:r>
+        <w:rPr>
+          <w:lang w:val="id_ID" w:bidi="id_ID"/>
+        </w:rPr>
+        <w:t>Yak. 1:11–18</w:t>
+      </w:r>
       <w:r>
         <w:rPr>
           <w:lang w:val="id_ID" w:bidi="id_ID"/>
         </w:rPr>
         <w:t>); kebutuhan akan kebijaksanaan (</w:t>
       </w:r>
-      <w:hyperlink r:id="rId46">
-        <w:r>
-          <w:rPr>
-            <w:lang w:val="id_ID" w:bidi="id_ID"/>
-          </w:rPr>
-          <w:rPr>
-            <w:color w:val="0000EE"/>
-            <w:u w:val="single"/>
-          </w:rPr>
-          <w:t>Yak. 1:5–8</w:t>
-        </w:r>
-      </w:hyperlink>
+      <w:r>
+        <w:rPr>
+          <w:lang w:val="id_ID" w:bidi="id_ID"/>
+        </w:rPr>
+        <w:t>Yak. 1:5–8</w:t>
+      </w:r>
       <w:r>
         <w:rPr>
           <w:lang w:val="id_ID" w:bidi="id_ID"/>
         </w:rPr>
         <w:t>) dikaitkan dengan pengendalian ucapan marah (</w:t>
       </w:r>
-      <w:hyperlink r:id="rId47">
-        <w:r>
-          <w:rPr>
-            <w:lang w:val="id_ID" w:bidi="id_ID"/>
-          </w:rPr>
-          <w:rPr>
-            <w:color w:val="0000EE"/>
-            <w:u w:val="single"/>
-          </w:rPr>
-          <w:t>Yak. 1:19–21</w:t>
-        </w:r>
-      </w:hyperlink>
+      <w:r>
+        <w:rPr>
+          <w:lang w:val="id_ID" w:bidi="id_ID"/>
+        </w:rPr>
+        <w:t>Yak. 1:19–21</w:t>
+      </w:r>
       <w:r>
         <w:rPr>
           <w:lang w:val="id_ID" w:bidi="id_ID"/>
         </w:rPr>
         <w:t>); dan kemiskinan/kekayaan terkait dengan kebutuhan untuk bertindak berdasarkan firman Allah (</w:t>
       </w:r>
-      <w:hyperlink r:id="rId40">
-        <w:r>
-          <w:rPr>
-            <w:lang w:val="id_ID" w:bidi="id_ID"/>
-          </w:rPr>
-          <w:rPr>
-            <w:color w:val="0000EE"/>
-            <w:u w:val="single"/>
-          </w:rPr>
-          <w:t>Yak. 1:22–25</w:t>
-        </w:r>
-      </w:hyperlink>
+      <w:r>
+        <w:rPr>
+          <w:lang w:val="id_ID" w:bidi="id_ID"/>
+        </w:rPr>
+        <w:t>Yak. 1:22–25</w:t>
+      </w:r>
       <w:r>
         <w:rPr>
           <w:lang w:val="id_ID" w:bidi="id_ID"/>
         </w:rPr>
         <w:t>). Bagian ini kemudian merangkum tema-tema tersebut (</w:t>
       </w:r>
-      <w:hyperlink r:id="rId48">
-        <w:r>
-          <w:rPr>
-            <w:lang w:val="id_ID" w:bidi="id_ID"/>
-          </w:rPr>
-          <w:rPr>
-            <w:color w:val="0000EE"/>
-            <w:u w:val="single"/>
-          </w:rPr>
-          <w:t>Yak. 1:26–27</w:t>
-        </w:r>
-      </w:hyperlink>
+      <w:r>
+        <w:rPr>
+          <w:lang w:val="id_ID" w:bidi="id_ID"/>
+        </w:rPr>
+        <w:t>Yak. 1:26–27</w:t>
+      </w:r>
       <w:r>
         <w:rPr>
           <w:lang w:val="id_ID" w:bidi="id_ID"/>
@@ -1560,72 +1332,48 @@
         </w:rPr>
         <w:t xml:space="preserve">, sebuah teknik retorika Yunani kuno di mana lawan imajiner menyajikan pendapat yang berlawanan. Dengan cara ini, dia dapat menyuarakan kemungkinan keberatan pembaca dan segera membantahnya (juga dalam </w:t>
       </w:r>
-      <w:hyperlink r:id="rId49">
-        <w:r>
-          <w:rPr>
-            <w:lang w:val="id_ID" w:bidi="id_ID"/>
-          </w:rPr>
-          <w:rPr>
-            <w:color w:val="0000EE"/>
-            <w:u w:val="single"/>
-          </w:rPr>
-          <w:t>Yak. 2:3</w:t>
-        </w:r>
-      </w:hyperlink>
+      <w:r>
+        <w:rPr>
+          <w:lang w:val="id_ID" w:bidi="id_ID"/>
+        </w:rPr>
+        <w:t>Yak. 2:3</w:t>
+      </w:r>
       <w:r>
         <w:rPr>
           <w:lang w:val="id_ID" w:bidi="id_ID"/>
         </w:rPr>
         <w:t xml:space="preserve">, </w:t>
       </w:r>
-      <w:hyperlink r:id="rId50">
-        <w:r>
-          <w:rPr>
-            <w:lang w:val="id_ID" w:bidi="id_ID"/>
-          </w:rPr>
-          <w:rPr>
-            <w:color w:val="0000EE"/>
-            <w:u w:val="single"/>
-          </w:rPr>
-          <w:t>16</w:t>
-        </w:r>
-      </w:hyperlink>
+      <w:r>
+        <w:rPr>
+          <w:lang w:val="id_ID" w:bidi="id_ID"/>
+        </w:rPr>
+        <w:t>16</w:t>
+      </w:r>
       <w:r>
         <w:rPr>
           <w:lang w:val="id_ID" w:bidi="id_ID"/>
         </w:rPr>
         <w:t xml:space="preserve">, </w:t>
       </w:r>
-      <w:hyperlink r:id="rId51">
-        <w:r>
-          <w:rPr>
-            <w:lang w:val="id_ID" w:bidi="id_ID"/>
-          </w:rPr>
-          <w:rPr>
-            <w:color w:val="0000EE"/>
-            <w:u w:val="single"/>
-          </w:rPr>
-          <w:t>18</w:t>
-        </w:r>
-      </w:hyperlink>
+      <w:r>
+        <w:rPr>
+          <w:lang w:val="id_ID" w:bidi="id_ID"/>
+        </w:rPr>
+        <w:t>18</w:t>
+      </w:r>
       <w:r>
         <w:rPr>
           <w:lang w:val="id_ID" w:bidi="id_ID"/>
         </w:rPr>
         <w:t xml:space="preserve">; </w:t>
       </w:r>
-      <w:hyperlink r:id="rId52">
-        <w:r>
-          <w:rPr>
-            <w:lang w:val="id_ID" w:bidi="id_ID"/>
-          </w:rPr>
-          <w:rPr>
-            <w:color w:val="0000EE"/>
-            <w:u w:val="single"/>
-          </w:rPr>
-          <w:t>4:13</w:t>
-        </w:r>
-      </w:hyperlink>
+      <w:r>
+        <w:rPr>
+          <w:lang w:val="id_ID" w:bidi="id_ID"/>
+        </w:rPr>
+        <w:t>4:13</w:t>
+      </w:r>
       <w:r>
         <w:rPr>
           <w:lang w:val="id_ID" w:bidi="id_ID"/>
@@ -1754,18 +1502,12 @@
         </w:rPr>
         <w:t xml:space="preserve"> berlawanan dengan "mahkota [kehidupan] kekal" (</w:t>
       </w:r>
-      <w:hyperlink r:id="rId53">
-        <w:r>
-          <w:rPr>
-            <w:lang w:val="id_ID" w:bidi="id_ID"/>
-          </w:rPr>
-          <w:rPr>
-            <w:color w:val="0000EE"/>
-            <w:u w:val="single"/>
-          </w:rPr>
-          <w:t>Yak. 1:12</w:t>
-        </w:r>
-      </w:hyperlink>
+      <w:r>
+        <w:rPr>
+          <w:lang w:val="id_ID" w:bidi="id_ID"/>
+        </w:rPr>
+        <w:t>Yak. 1:12</w:t>
+      </w:r>
       <w:r>
         <w:rPr>
           <w:lang w:val="id_ID" w:bidi="id_ID"/>
@@ -1833,36 +1575,24 @@
         </w:rPr>
         <w:t xml:space="preserve"> segala terang (lihat catatan kaki) karena Dia menciptakan segala sesuatu di langit (</w:t>
       </w:r>
-      <w:hyperlink r:id="rId54">
-        <w:r>
-          <w:rPr>
-            <w:lang w:val="id_ID" w:bidi="id_ID"/>
-          </w:rPr>
-          <w:rPr>
-            <w:color w:val="0000EE"/>
-            <w:u w:val="single"/>
-          </w:rPr>
-          <w:t>Kej. 1:3</w:t>
-        </w:r>
-      </w:hyperlink>
+      <w:r>
+        <w:rPr>
+          <w:lang w:val="id_ID" w:bidi="id_ID"/>
+        </w:rPr>
+        <w:t>Kej. 1:3</w:t>
+      </w:r>
       <w:r>
         <w:rPr>
           <w:lang w:val="id_ID" w:bidi="id_ID"/>
         </w:rPr>
         <w:t xml:space="preserve">, </w:t>
       </w:r>
-      <w:hyperlink r:id="rId55">
-        <w:r>
-          <w:rPr>
-            <w:lang w:val="id_ID" w:bidi="id_ID"/>
-          </w:rPr>
-          <w:rPr>
-            <w:color w:val="0000EE"/>
-            <w:u w:val="single"/>
-          </w:rPr>
-          <w:t>14–17</w:t>
-        </w:r>
-      </w:hyperlink>
+      <w:r>
+        <w:rPr>
+          <w:lang w:val="id_ID" w:bidi="id_ID"/>
+        </w:rPr>
+        <w:t>14–17</w:t>
+      </w:r>
       <w:r>
         <w:rPr>
           <w:lang w:val="id_ID" w:bidi="id_ID"/>
@@ -1917,108 +1647,72 @@
         </w:rPr>
         <w:t>Firman Allah yang sejati adalah Kabar Baik (</w:t>
       </w:r>
-      <w:hyperlink r:id="rId56">
-        <w:r>
-          <w:rPr>
-            <w:lang w:val="id_ID" w:bidi="id_ID"/>
-          </w:rPr>
-          <w:rPr>
-            <w:color w:val="0000EE"/>
-            <w:u w:val="single"/>
-          </w:rPr>
-          <w:t>Yak. 1:21–23</w:t>
-        </w:r>
-      </w:hyperlink>
+      <w:r>
+        <w:rPr>
+          <w:lang w:val="id_ID" w:bidi="id_ID"/>
+        </w:rPr>
+        <w:t>Yak. 1:21–23</w:t>
+      </w:r>
       <w:r>
         <w:rPr>
           <w:lang w:val="id_ID" w:bidi="id_ID"/>
         </w:rPr>
         <w:t xml:space="preserve">; </w:t>
       </w:r>
-      <w:hyperlink r:id="rId57">
-        <w:r>
-          <w:rPr>
-            <w:lang w:val="id_ID" w:bidi="id_ID"/>
-          </w:rPr>
-          <w:rPr>
-            <w:color w:val="0000EE"/>
-            <w:u w:val="single"/>
-          </w:rPr>
-          <w:t>1Ptr. 1:23–25</w:t>
-        </w:r>
-      </w:hyperlink>
+      <w:r>
+        <w:rPr>
+          <w:lang w:val="id_ID" w:bidi="id_ID"/>
+        </w:rPr>
+        <w:t>1Ptr. 1:23–25</w:t>
+      </w:r>
       <w:r>
         <w:rPr>
           <w:lang w:val="id_ID" w:bidi="id_ID"/>
         </w:rPr>
         <w:t xml:space="preserve">). • menjadikan kita: Gambaran seorang ibu yang melahirkan menunjukkan kasih sayang penuh dari Allah sebagai orang tua untuk anak-anaknya (bdk. </w:t>
       </w:r>
-      <w:hyperlink r:id="rId58">
-        <w:r>
-          <w:rPr>
-            <w:lang w:val="id_ID" w:bidi="id_ID"/>
-          </w:rPr>
-          <w:rPr>
-            <w:color w:val="0000EE"/>
-            <w:u w:val="single"/>
-          </w:rPr>
-          <w:t>Luk. 13:34</w:t>
-        </w:r>
-      </w:hyperlink>
+      <w:r>
+        <w:rPr>
+          <w:lang w:val="id_ID" w:bidi="id_ID"/>
+        </w:rPr>
+        <w:t>Luk. 13:34</w:t>
+      </w:r>
       <w:r>
         <w:rPr>
           <w:lang w:val="id_ID" w:bidi="id_ID"/>
         </w:rPr>
         <w:t xml:space="preserve">; </w:t>
       </w:r>
-      <w:hyperlink r:id="rId59">
-        <w:r>
-          <w:rPr>
-            <w:lang w:val="id_ID" w:bidi="id_ID"/>
-          </w:rPr>
-          <w:rPr>
-            <w:color w:val="0000EE"/>
-            <w:u w:val="single"/>
-          </w:rPr>
-          <w:t>Yoh. 1:13</w:t>
-        </w:r>
-      </w:hyperlink>
+      <w:r>
+        <w:rPr>
+          <w:lang w:val="id_ID" w:bidi="id_ID"/>
+        </w:rPr>
+        <w:t>Yoh. 1:13</w:t>
+      </w:r>
       <w:r>
         <w:rPr>
           <w:lang w:val="id_ID" w:bidi="id_ID"/>
         </w:rPr>
         <w:t xml:space="preserve">; </w:t>
       </w:r>
-      <w:hyperlink r:id="rId60">
-        <w:r>
-          <w:rPr>
-            <w:lang w:val="id_ID" w:bidi="id_ID"/>
-          </w:rPr>
-          <w:rPr>
-            <w:color w:val="0000EE"/>
-            <w:u w:val="single"/>
-          </w:rPr>
-          <w:t>3:3–8</w:t>
-        </w:r>
-      </w:hyperlink>
+      <w:r>
+        <w:rPr>
+          <w:lang w:val="id_ID" w:bidi="id_ID"/>
+        </w:rPr>
+        <w:t>3:3–8</w:t>
+      </w:r>
       <w:r>
         <w:rPr>
           <w:lang w:val="id_ID" w:bidi="id_ID"/>
         </w:rPr>
         <w:t xml:space="preserve">; </w:t>
       </w:r>
-      <w:hyperlink r:id="rId61">
-        <w:r>
-          <w:rPr>
-            <w:lang w:val="id_ID" w:bidi="id_ID"/>
-          </w:rPr>
-          <w:rPr>
-            <w:color w:val="0000EE"/>
-            <w:u w:val="single"/>
-          </w:rPr>
-          <w:t>1Ptr. 1:23</w:t>
-        </w:r>
-      </w:hyperlink>
+      <w:r>
+        <w:rPr>
+          <w:lang w:val="id_ID" w:bidi="id_ID"/>
+        </w:rPr>
+        <w:t>1Ptr. 1:23</w:t>
+      </w:r>
       <w:r>
         <w:rPr>
           <w:lang w:val="id_ID" w:bidi="id_ID"/>
@@ -2038,90 +1732,60 @@
         </w:rPr>
         <w:t xml:space="preserve"> (bdk. </w:t>
       </w:r>
-      <w:hyperlink r:id="rId62">
-        <w:r>
-          <w:rPr>
-            <w:lang w:val="id_ID" w:bidi="id_ID"/>
-          </w:rPr>
-          <w:rPr>
-            <w:color w:val="0000EE"/>
-            <w:u w:val="single"/>
-          </w:rPr>
-          <w:t>Kel. 23:16</w:t>
-        </w:r>
-      </w:hyperlink>
+      <w:r>
+        <w:rPr>
+          <w:lang w:val="id_ID" w:bidi="id_ID"/>
+        </w:rPr>
+        <w:t>Kel. 23:16</w:t>
+      </w:r>
       <w:r>
         <w:rPr>
           <w:lang w:val="id_ID" w:bidi="id_ID"/>
         </w:rPr>
         <w:t xml:space="preserve">; </w:t>
       </w:r>
-      <w:hyperlink r:id="rId63">
-        <w:r>
-          <w:rPr>
-            <w:lang w:val="id_ID" w:bidi="id_ID"/>
-          </w:rPr>
-          <w:rPr>
-            <w:color w:val="0000EE"/>
-            <w:u w:val="single"/>
-          </w:rPr>
-          <w:t>Im. 23:9–14</w:t>
-        </w:r>
-      </w:hyperlink>
+      <w:r>
+        <w:rPr>
+          <w:lang w:val="id_ID" w:bidi="id_ID"/>
+        </w:rPr>
+        <w:t>Im. 23:9–14</w:t>
+      </w:r>
       <w:r>
         <w:rPr>
           <w:lang w:val="id_ID" w:bidi="id_ID"/>
         </w:rPr>
         <w:t xml:space="preserve">; </w:t>
       </w:r>
-      <w:hyperlink r:id="rId64">
-        <w:r>
-          <w:rPr>
-            <w:lang w:val="id_ID" w:bidi="id_ID"/>
-          </w:rPr>
-          <w:rPr>
-            <w:color w:val="0000EE"/>
-            <w:u w:val="single"/>
-          </w:rPr>
-          <w:t>1Kor. 15:20</w:t>
-        </w:r>
-      </w:hyperlink>
+      <w:r>
+        <w:rPr>
+          <w:lang w:val="id_ID" w:bidi="id_ID"/>
+        </w:rPr>
+        <w:t>1Kor. 15:20</w:t>
+      </w:r>
       <w:r>
         <w:rPr>
           <w:lang w:val="id_ID" w:bidi="id_ID"/>
         </w:rPr>
         <w:t xml:space="preserve">; </w:t>
       </w:r>
-      <w:hyperlink r:id="rId65">
-        <w:r>
-          <w:rPr>
-            <w:lang w:val="id_ID" w:bidi="id_ID"/>
-          </w:rPr>
-          <w:rPr>
-            <w:color w:val="0000EE"/>
-            <w:u w:val="single"/>
-          </w:rPr>
-          <w:t>Kol. 1:18</w:t>
-        </w:r>
-      </w:hyperlink>
+      <w:r>
+        <w:rPr>
+          <w:lang w:val="id_ID" w:bidi="id_ID"/>
+        </w:rPr>
+        <w:t>Kol. 1:18</w:t>
+      </w:r>
       <w:r>
         <w:rPr>
           <w:lang w:val="id_ID" w:bidi="id_ID"/>
         </w:rPr>
         <w:t>). Orang Kristen adalah contoh pemulihan utama dari segala ciptaan (</w:t>
       </w:r>
-      <w:hyperlink r:id="rId66">
-        <w:r>
-          <w:rPr>
-            <w:lang w:val="id_ID" w:bidi="id_ID"/>
-          </w:rPr>
-          <w:rPr>
-            <w:color w:val="0000EE"/>
-            <w:u w:val="single"/>
-          </w:rPr>
-          <w:t>Rm. 8:20–22</w:t>
-        </w:r>
-      </w:hyperlink>
+      <w:r>
+        <w:rPr>
+          <w:lang w:val="id_ID" w:bidi="id_ID"/>
+        </w:rPr>
+        <w:t>Rm. 8:20–22</w:t>
+      </w:r>
       <w:r>
         <w:rPr>
           <w:lang w:val="id_ID" w:bidi="id_ID"/>
@@ -2189,36 +1853,24 @@
         </w:rPr>
         <w:t xml:space="preserve">, seperti pakaian kotor; bdk. </w:t>
       </w:r>
-      <w:hyperlink r:id="rId67">
-        <w:r>
-          <w:rPr>
-            <w:lang w:val="id_ID" w:bidi="id_ID"/>
-          </w:rPr>
-          <w:rPr>
-            <w:color w:val="0000EE"/>
-            <w:u w:val="single"/>
-          </w:rPr>
-          <w:t>Ef. 4:22</w:t>
-        </w:r>
-      </w:hyperlink>
+      <w:r>
+        <w:rPr>
+          <w:lang w:val="id_ID" w:bidi="id_ID"/>
+        </w:rPr>
+        <w:t>Ef. 4:22</w:t>
+      </w:r>
       <w:r>
         <w:rPr>
           <w:lang w:val="id_ID" w:bidi="id_ID"/>
         </w:rPr>
         <w:t xml:space="preserve">; </w:t>
       </w:r>
-      <w:hyperlink r:id="rId68">
-        <w:r>
-          <w:rPr>
-            <w:lang w:val="id_ID" w:bidi="id_ID"/>
-          </w:rPr>
-          <w:rPr>
-            <w:color w:val="0000EE"/>
-            <w:u w:val="single"/>
-          </w:rPr>
-          <w:t>1Ptr. 2:1</w:t>
-        </w:r>
-      </w:hyperlink>
+      <w:r>
+        <w:rPr>
+          <w:lang w:val="id_ID" w:bidi="id_ID"/>
+        </w:rPr>
+        <w:t>1Ptr. 2:1</w:t>
+      </w:r>
       <w:r>
         <w:rPr>
           <w:lang w:val="id_ID" w:bidi="id_ID"/>
@@ -2237,72 +1889,48 @@
         </w:rPr>
         <w:t xml:space="preserve">: Yakobus menekankan bahwa orang Kristen dipanggil untuk merespons firman Allah sendiri yang telah ditanamkan dalam diri kita (sebagai pemenuhan dari </w:t>
       </w:r>
-      <w:hyperlink r:id="rId69">
-        <w:r>
-          <w:rPr>
-            <w:lang w:val="id_ID" w:bidi="id_ID"/>
-          </w:rPr>
-          <w:rPr>
-            <w:color w:val="0000EE"/>
-            <w:u w:val="single"/>
-          </w:rPr>
-          <w:t>Yer. 31:31–34</w:t>
-        </w:r>
-      </w:hyperlink>
+      <w:r>
+        <w:rPr>
+          <w:lang w:val="id_ID" w:bidi="id_ID"/>
+        </w:rPr>
+        <w:t>Yer. 31:31–34</w:t>
+      </w:r>
       <w:r>
         <w:rPr>
           <w:lang w:val="id_ID" w:bidi="id_ID"/>
         </w:rPr>
         <w:t xml:space="preserve">). • Jiwa merujuk pada keseluruhan orang (juga dalam </w:t>
       </w:r>
-      <w:hyperlink r:id="rId70">
-        <w:r>
-          <w:rPr>
-            <w:lang w:val="id_ID" w:bidi="id_ID"/>
-          </w:rPr>
-          <w:rPr>
-            <w:color w:val="0000EE"/>
-            <w:u w:val="single"/>
-          </w:rPr>
-          <w:t>Yak. 5:20</w:t>
-        </w:r>
-      </w:hyperlink>
+      <w:r>
+        <w:rPr>
+          <w:lang w:val="id_ID" w:bidi="id_ID"/>
+        </w:rPr>
+        <w:t>Yak. 5:20</w:t>
+      </w:r>
       <w:r>
         <w:rPr>
           <w:lang w:val="id_ID" w:bidi="id_ID"/>
         </w:rPr>
         <w:t xml:space="preserve">; lihat </w:t>
       </w:r>
-      <w:hyperlink r:id="rId71">
-        <w:r>
-          <w:rPr>
-            <w:lang w:val="id_ID" w:bidi="id_ID"/>
-          </w:rPr>
-          <w:rPr>
-            <w:color w:val="0000EE"/>
-            <w:u w:val="single"/>
-          </w:rPr>
-          <w:t>Kej. 2:7</w:t>
-        </w:r>
-      </w:hyperlink>
+      <w:r>
+        <w:rPr>
+          <w:lang w:val="id_ID" w:bidi="id_ID"/>
+        </w:rPr>
+        <w:t>Kej. 2:7</w:t>
+      </w:r>
       <w:r>
         <w:rPr>
           <w:lang w:val="id_ID" w:bidi="id_ID"/>
         </w:rPr>
         <w:t xml:space="preserve">; </w:t>
       </w:r>
-      <w:hyperlink r:id="rId72">
-        <w:r>
-          <w:rPr>
-            <w:lang w:val="id_ID" w:bidi="id_ID"/>
-          </w:rPr>
-          <w:rPr>
-            <w:color w:val="0000EE"/>
-            <w:u w:val="single"/>
-          </w:rPr>
-          <w:t>1Ptr. 3:20</w:t>
-        </w:r>
-      </w:hyperlink>
+      <w:r>
+        <w:rPr>
+          <w:lang w:val="id_ID" w:bidi="id_ID"/>
+        </w:rPr>
+        <w:t>1Ptr. 3:20</w:t>
+      </w:r>
       <w:r>
         <w:rPr>
           <w:lang w:val="id_ID" w:bidi="id_ID"/>
@@ -2357,72 +1985,48 @@
         </w:rPr>
         <w:t>Membaca kitab suci merupakan bagian penting dari ibadah (</w:t>
       </w:r>
-      <w:hyperlink r:id="rId73">
-        <w:r>
-          <w:rPr>
-            <w:lang w:val="id_ID" w:bidi="id_ID"/>
-          </w:rPr>
-          <w:rPr>
-            <w:color w:val="0000EE"/>
-            <w:u w:val="single"/>
-          </w:rPr>
-          <w:t>Luk. 4:16–17</w:t>
-        </w:r>
-      </w:hyperlink>
+      <w:r>
+        <w:rPr>
+          <w:lang w:val="id_ID" w:bidi="id_ID"/>
+        </w:rPr>
+        <w:t>Luk. 4:16–17</w:t>
+      </w:r>
       <w:r>
         <w:rPr>
           <w:lang w:val="id_ID" w:bidi="id_ID"/>
         </w:rPr>
         <w:t xml:space="preserve">; </w:t>
       </w:r>
-      <w:hyperlink r:id="rId74">
-        <w:r>
-          <w:rPr>
-            <w:lang w:val="id_ID" w:bidi="id_ID"/>
-          </w:rPr>
-          <w:rPr>
-            <w:color w:val="0000EE"/>
-            <w:u w:val="single"/>
-          </w:rPr>
-          <w:t>Kisah. 13:13–16</w:t>
-        </w:r>
-      </w:hyperlink>
+      <w:r>
+        <w:rPr>
+          <w:lang w:val="id_ID" w:bidi="id_ID"/>
+        </w:rPr>
+        <w:t>Kisah. 13:13–16</w:t>
+      </w:r>
       <w:r>
         <w:rPr>
           <w:lang w:val="id_ID" w:bidi="id_ID"/>
         </w:rPr>
         <w:t xml:space="preserve">; </w:t>
       </w:r>
-      <w:hyperlink r:id="rId75">
-        <w:r>
-          <w:rPr>
-            <w:lang w:val="id_ID" w:bidi="id_ID"/>
-          </w:rPr>
-          <w:rPr>
-            <w:color w:val="0000EE"/>
-            <w:u w:val="single"/>
-          </w:rPr>
-          <w:t>Kol. 4:16</w:t>
-        </w:r>
-      </w:hyperlink>
+      <w:r>
+        <w:rPr>
+          <w:lang w:val="id_ID" w:bidi="id_ID"/>
+        </w:rPr>
+        <w:t>Kol. 4:16</w:t>
+      </w:r>
       <w:r>
         <w:rPr>
           <w:lang w:val="id_ID" w:bidi="id_ID"/>
         </w:rPr>
         <w:t xml:space="preserve">; </w:t>
       </w:r>
-      <w:hyperlink r:id="rId76">
-        <w:r>
-          <w:rPr>
-            <w:lang w:val="id_ID" w:bidi="id_ID"/>
-          </w:rPr>
-          <w:rPr>
-            <w:color w:val="0000EE"/>
-            <w:u w:val="single"/>
-          </w:rPr>
-          <w:t>1Tim 4:13</w:t>
-        </w:r>
-      </w:hyperlink>
+      <w:r>
+        <w:rPr>
+          <w:lang w:val="id_ID" w:bidi="id_ID"/>
+        </w:rPr>
+        <w:t>1Tim 4:13</w:t>
+      </w:r>
       <w:r>
         <w:rPr>
           <w:lang w:val="id_ID" w:bidi="id_ID"/>
@@ -2477,72 +2081,48 @@
         </w:rPr>
         <w:t>Di beberapa bagian, Yakobus tampaknya merenungkan ajaran Yesus. Ayat-ayat ini mencerminkan ajaran Yesus (</w:t>
       </w:r>
-      <w:hyperlink r:id="rId77">
-        <w:r>
-          <w:rPr>
-            <w:lang w:val="id_ID" w:bidi="id_ID"/>
-          </w:rPr>
-          <w:rPr>
-            <w:color w:val="0000EE"/>
-            <w:u w:val="single"/>
-          </w:rPr>
-          <w:t>Mat. 7:24</w:t>
-        </w:r>
-      </w:hyperlink>
+      <w:r>
+        <w:rPr>
+          <w:lang w:val="id_ID" w:bidi="id_ID"/>
+        </w:rPr>
+        <w:t>Mat. 7:24</w:t>
+      </w:r>
       <w:r>
         <w:rPr>
           <w:lang w:val="id_ID" w:bidi="id_ID"/>
         </w:rPr>
         <w:t xml:space="preserve">, </w:t>
       </w:r>
-      <w:hyperlink r:id="rId78">
-        <w:r>
-          <w:rPr>
-            <w:lang w:val="id_ID" w:bidi="id_ID"/>
-          </w:rPr>
-          <w:rPr>
-            <w:color w:val="0000EE"/>
-            <w:u w:val="single"/>
-          </w:rPr>
-          <w:t>26</w:t>
-        </w:r>
-      </w:hyperlink>
+      <w:r>
+        <w:rPr>
+          <w:lang w:val="id_ID" w:bidi="id_ID"/>
+        </w:rPr>
+        <w:t>26</w:t>
+      </w:r>
       <w:r>
         <w:rPr>
           <w:lang w:val="id_ID" w:bidi="id_ID"/>
         </w:rPr>
         <w:t xml:space="preserve">; </w:t>
       </w:r>
-      <w:hyperlink r:id="rId79">
-        <w:r>
-          <w:rPr>
-            <w:lang w:val="id_ID" w:bidi="id_ID"/>
-          </w:rPr>
-          <w:rPr>
-            <w:color w:val="0000EE"/>
-            <w:u w:val="single"/>
-          </w:rPr>
-          <w:t>Luk. 6:46</w:t>
-        </w:r>
-      </w:hyperlink>
+      <w:r>
+        <w:rPr>
+          <w:lang w:val="id_ID" w:bidi="id_ID"/>
+        </w:rPr>
+        <w:t>Luk. 6:46</w:t>
+      </w:r>
       <w:r>
         <w:rPr>
           <w:lang w:val="id_ID" w:bidi="id_ID"/>
         </w:rPr>
         <w:t xml:space="preserve">, </w:t>
       </w:r>
-      <w:hyperlink r:id="rId80">
-        <w:r>
-          <w:rPr>
-            <w:lang w:val="id_ID" w:bidi="id_ID"/>
-          </w:rPr>
-          <w:rPr>
-            <w:color w:val="0000EE"/>
-            <w:u w:val="single"/>
-          </w:rPr>
-          <w:t>49</w:t>
-        </w:r>
-      </w:hyperlink>
+      <w:r>
+        <w:rPr>
+          <w:lang w:val="id_ID" w:bidi="id_ID"/>
+        </w:rPr>
+        <w:t>49</w:t>
+      </w:r>
       <w:r>
         <w:rPr>
           <w:lang w:val="id_ID" w:bidi="id_ID"/>
@@ -2597,18 +2177,12 @@
         </w:rPr>
         <w:t xml:space="preserve">segera lupa bagaimana rupanya: Masalahnya bukanlah kualitas buruk dari cermin kuno, tetapi ketidakpedulian dari pengamat (bdk. </w:t>
       </w:r>
-      <w:hyperlink r:id="rId81">
-        <w:r>
-          <w:rPr>
-            <w:lang w:val="id_ID" w:bidi="id_ID"/>
-          </w:rPr>
-          <w:rPr>
-            <w:color w:val="0000EE"/>
-            <w:u w:val="single"/>
-          </w:rPr>
-          <w:t>Mat. 7:24–27</w:t>
-        </w:r>
-      </w:hyperlink>
+      <w:r>
+        <w:rPr>
+          <w:lang w:val="id_ID" w:bidi="id_ID"/>
+        </w:rPr>
+        <w:t>Mat. 7:24–27</w:t>
+      </w:r>
       <w:r>
         <w:rPr>
           <w:lang w:val="id_ID" w:bidi="id_ID"/>
@@ -2663,54 +2237,36 @@
         </w:rPr>
         <w:t>Firman Allah memberikan kelahiran baru dan keselamatan (</w:t>
       </w:r>
-      <w:hyperlink r:id="rId82">
-        <w:r>
-          <w:rPr>
-            <w:lang w:val="id_ID" w:bidi="id_ID"/>
-          </w:rPr>
-          <w:rPr>
-            <w:color w:val="0000EE"/>
-            <w:u w:val="single"/>
-          </w:rPr>
-          <w:t>Yak. 1:18</w:t>
-        </w:r>
-      </w:hyperlink>
+      <w:r>
+        <w:rPr>
+          <w:lang w:val="id_ID" w:bidi="id_ID"/>
+        </w:rPr>
+        <w:t>Yak. 1:18</w:t>
+      </w:r>
       <w:r>
         <w:rPr>
           <w:lang w:val="id_ID" w:bidi="id_ID"/>
         </w:rPr>
         <w:t xml:space="preserve">, </w:t>
       </w:r>
-      <w:hyperlink r:id="rId83">
-        <w:r>
-          <w:rPr>
-            <w:lang w:val="id_ID" w:bidi="id_ID"/>
-          </w:rPr>
-          <w:rPr>
-            <w:color w:val="0000EE"/>
-            <w:u w:val="single"/>
-          </w:rPr>
-          <w:t>21</w:t>
-        </w:r>
-      </w:hyperlink>
+      <w:r>
+        <w:rPr>
+          <w:lang w:val="id_ID" w:bidi="id_ID"/>
+        </w:rPr>
+        <w:t>21</w:t>
+      </w:r>
       <w:r>
         <w:rPr>
           <w:lang w:val="id_ID" w:bidi="id_ID"/>
         </w:rPr>
         <w:t>), tetapi menuntut kita untuk melakukan apa yang dikatakannya (</w:t>
       </w:r>
-      <w:hyperlink r:id="rId40">
-        <w:r>
-          <w:rPr>
-            <w:lang w:val="id_ID" w:bidi="id_ID"/>
-          </w:rPr>
-          <w:rPr>
-            <w:color w:val="0000EE"/>
-            <w:u w:val="single"/>
-          </w:rPr>
-          <w:t>Yak. 1:22–25</w:t>
-        </w:r>
-      </w:hyperlink>
+      <w:r>
+        <w:rPr>
+          <w:lang w:val="id_ID" w:bidi="id_ID"/>
+        </w:rPr>
+        <w:t>Yak. 1:22–25</w:t>
+      </w:r>
       <w:r>
         <w:rPr>
           <w:lang w:val="id_ID" w:bidi="id_ID"/>
@@ -2778,144 +2334,96 @@
         </w:rPr>
         <w:t xml:space="preserve">) lidahnya: Yakobus menggunakan gambaran grafis kendali di mulut kuda untuk menyatakan bahwa kemampuan seseorang mengendalikan lidah mereka menunjukkan kondisi hati dan arah hidup mereka secara keseluruhan (bdk. </w:t>
       </w:r>
-      <w:hyperlink r:id="rId84">
-        <w:r>
-          <w:rPr>
-            <w:lang w:val="id_ID" w:bidi="id_ID"/>
-          </w:rPr>
-          <w:rPr>
-            <w:color w:val="0000EE"/>
-            <w:u w:val="single"/>
-          </w:rPr>
-          <w:t>Yak. 3:1–13</w:t>
-        </w:r>
-      </w:hyperlink>
+      <w:r>
+        <w:rPr>
+          <w:lang w:val="id_ID" w:bidi="id_ID"/>
+        </w:rPr>
+        <w:t>Yak. 3:1–13</w:t>
+      </w:r>
       <w:r>
         <w:rPr>
           <w:lang w:val="id_ID" w:bidi="id_ID"/>
         </w:rPr>
         <w:t>). • Anak yatim dan janda adalah anggota yang paling tidak berdaya dalam masyarakat kuno. Mereka bergantung pada perawatan orang lain, karena suami dan ayah adalah sumber dukungan ekonomi dan kontak sosial (</w:t>
       </w:r>
-      <w:hyperlink r:id="rId85">
-        <w:r>
-          <w:rPr>
-            <w:lang w:val="id_ID" w:bidi="id_ID"/>
-          </w:rPr>
-          <w:rPr>
-            <w:color w:val="0000EE"/>
-            <w:u w:val="single"/>
-          </w:rPr>
-          <w:t>Kel. 22:22–24</w:t>
-        </w:r>
-      </w:hyperlink>
+      <w:r>
+        <w:rPr>
+          <w:lang w:val="id_ID" w:bidi="id_ID"/>
+        </w:rPr>
+        <w:t>Kel. 22:22–24</w:t>
+      </w:r>
       <w:r>
         <w:rPr>
           <w:lang w:val="id_ID" w:bidi="id_ID"/>
         </w:rPr>
         <w:t xml:space="preserve">; </w:t>
       </w:r>
-      <w:hyperlink r:id="rId86">
-        <w:r>
-          <w:rPr>
-            <w:lang w:val="id_ID" w:bidi="id_ID"/>
-          </w:rPr>
-          <w:rPr>
-            <w:color w:val="0000EE"/>
-            <w:u w:val="single"/>
-          </w:rPr>
-          <w:t>Ul. 10:18</w:t>
-        </w:r>
-      </w:hyperlink>
+      <w:r>
+        <w:rPr>
+          <w:lang w:val="id_ID" w:bidi="id_ID"/>
+        </w:rPr>
+        <w:t>Ul. 10:18</w:t>
+      </w:r>
       <w:r>
         <w:rPr>
           <w:lang w:val="id_ID" w:bidi="id_ID"/>
         </w:rPr>
         <w:t xml:space="preserve">). Orang Kristen dipanggil untuk merawat mereka yang tidak berdaya (bdk. </w:t>
       </w:r>
-      <w:hyperlink r:id="rId87">
-        <w:r>
-          <w:rPr>
-            <w:lang w:val="id_ID" w:bidi="id_ID"/>
-          </w:rPr>
-          <w:rPr>
-            <w:color w:val="0000EE"/>
-            <w:u w:val="single"/>
-          </w:rPr>
-          <w:t>1Tim. 5:3–16</w:t>
-        </w:r>
-      </w:hyperlink>
+      <w:r>
+        <w:rPr>
+          <w:lang w:val="id_ID" w:bidi="id_ID"/>
+        </w:rPr>
+        <w:t>1Tim. 5:3–16</w:t>
+      </w:r>
       <w:r>
         <w:rPr>
           <w:lang w:val="id_ID" w:bidi="id_ID"/>
         </w:rPr>
         <w:t xml:space="preserve">). • Dalam Yakobus, dunia berdiri berlawanan dengan Allah (bdk. </w:t>
       </w:r>
-      <w:hyperlink r:id="rId88">
-        <w:r>
-          <w:rPr>
-            <w:lang w:val="id_ID" w:bidi="id_ID"/>
-          </w:rPr>
-          <w:rPr>
-            <w:color w:val="0000EE"/>
-            <w:u w:val="single"/>
-          </w:rPr>
-          <w:t>Yak. 3:15</w:t>
-        </w:r>
-      </w:hyperlink>
+      <w:r>
+        <w:rPr>
+          <w:lang w:val="id_ID" w:bidi="id_ID"/>
+        </w:rPr>
+        <w:t>Yak. 3:15</w:t>
+      </w:r>
       <w:r>
         <w:rPr>
           <w:lang w:val="id_ID" w:bidi="id_ID"/>
         </w:rPr>
         <w:t xml:space="preserve">; </w:t>
       </w:r>
-      <w:hyperlink r:id="rId89">
-        <w:r>
-          <w:rPr>
-            <w:lang w:val="id_ID" w:bidi="id_ID"/>
-          </w:rPr>
-          <w:rPr>
-            <w:color w:val="0000EE"/>
-            <w:u w:val="single"/>
-          </w:rPr>
-          <w:t>4:4</w:t>
-        </w:r>
-      </w:hyperlink>
+      <w:r>
+        <w:rPr>
+          <w:lang w:val="id_ID" w:bidi="id_ID"/>
+        </w:rPr>
+        <w:t>4:4</w:t>
+      </w:r>
       <w:r>
         <w:rPr>
           <w:lang w:val="id_ID" w:bidi="id_ID"/>
         </w:rPr>
         <w:t xml:space="preserve">; </w:t>
       </w:r>
-      <w:hyperlink r:id="rId90">
-        <w:r>
-          <w:rPr>
-            <w:lang w:val="id_ID" w:bidi="id_ID"/>
-          </w:rPr>
-          <w:rPr>
-            <w:color w:val="0000EE"/>
-            <w:u w:val="single"/>
-          </w:rPr>
-          <w:t>Rm. 12:2</w:t>
-        </w:r>
-      </w:hyperlink>
+      <w:r>
+        <w:rPr>
+          <w:lang w:val="id_ID" w:bidi="id_ID"/>
+        </w:rPr>
+        <w:t>Rm. 12:2</w:t>
+      </w:r>
       <w:r>
         <w:rPr>
           <w:lang w:val="id_ID" w:bidi="id_ID"/>
         </w:rPr>
         <w:t xml:space="preserve">; </w:t>
       </w:r>
-      <w:hyperlink r:id="rId91">
-        <w:r>
-          <w:rPr>
-            <w:lang w:val="id_ID" w:bidi="id_ID"/>
-          </w:rPr>
-          <w:rPr>
-            <w:color w:val="0000EE"/>
-            <w:u w:val="single"/>
-          </w:rPr>
-          <w:t>1Yoh. 2:15–17</w:t>
-        </w:r>
-      </w:hyperlink>
+      <w:r>
+        <w:rPr>
+          <w:lang w:val="id_ID" w:bidi="id_ID"/>
+        </w:rPr>
+        <w:t>1Yoh. 2:15–17</w:t>
+      </w:r>
       <w:r>
         <w:rPr>
           <w:lang w:val="id_ID" w:bidi="id_ID"/>
@@ -3009,108 +2517,72 @@
         </w:rPr>
         <w:t>—baik laki-laki maupun perempuan. Yakobus sering memulai bagian baru dengan sapaan penuh kasih ini (</w:t>
       </w:r>
-      <w:hyperlink r:id="rId92">
-        <w:r>
-          <w:rPr>
-            <w:lang w:val="id_ID" w:bidi="id_ID"/>
-          </w:rPr>
-          <w:rPr>
-            <w:color w:val="0000EE"/>
-            <w:u w:val="single"/>
-          </w:rPr>
-          <w:t>Yak. 1:2</w:t>
-        </w:r>
-      </w:hyperlink>
+      <w:r>
+        <w:rPr>
+          <w:lang w:val="id_ID" w:bidi="id_ID"/>
+        </w:rPr>
+        <w:t>Yak. 1:2</w:t>
+      </w:r>
       <w:r>
         <w:rPr>
           <w:lang w:val="id_ID" w:bidi="id_ID"/>
         </w:rPr>
         <w:t xml:space="preserve">, </w:t>
       </w:r>
-      <w:hyperlink r:id="rId93">
-        <w:r>
-          <w:rPr>
-            <w:lang w:val="id_ID" w:bidi="id_ID"/>
-          </w:rPr>
-          <w:rPr>
-            <w:color w:val="0000EE"/>
-            <w:u w:val="single"/>
-          </w:rPr>
-          <w:t>16</w:t>
-        </w:r>
-      </w:hyperlink>
+      <w:r>
+        <w:rPr>
+          <w:lang w:val="id_ID" w:bidi="id_ID"/>
+        </w:rPr>
+        <w:t>16</w:t>
+      </w:r>
       <w:r>
         <w:rPr>
           <w:lang w:val="id_ID" w:bidi="id_ID"/>
         </w:rPr>
         <w:t xml:space="preserve">; </w:t>
       </w:r>
-      <w:hyperlink r:id="rId94">
-        <w:r>
-          <w:rPr>
-            <w:lang w:val="id_ID" w:bidi="id_ID"/>
-          </w:rPr>
-          <w:rPr>
-            <w:color w:val="0000EE"/>
-            <w:u w:val="single"/>
-          </w:rPr>
-          <w:t>2:14</w:t>
-        </w:r>
-      </w:hyperlink>
+      <w:r>
+        <w:rPr>
+          <w:lang w:val="id_ID" w:bidi="id_ID"/>
+        </w:rPr>
+        <w:t>2:14</w:t>
+      </w:r>
       <w:r>
         <w:rPr>
           <w:lang w:val="id_ID" w:bidi="id_ID"/>
         </w:rPr>
         <w:t xml:space="preserve">; </w:t>
       </w:r>
-      <w:hyperlink r:id="rId95">
-        <w:r>
-          <w:rPr>
-            <w:lang w:val="id_ID" w:bidi="id_ID"/>
-          </w:rPr>
-          <w:rPr>
-            <w:color w:val="0000EE"/>
-            <w:u w:val="single"/>
-          </w:rPr>
-          <w:t>3:1</w:t>
-        </w:r>
-      </w:hyperlink>
+      <w:r>
+        <w:rPr>
+          <w:lang w:val="id_ID" w:bidi="id_ID"/>
+        </w:rPr>
+        <w:t>3:1</w:t>
+      </w:r>
       <w:r>
         <w:rPr>
           <w:lang w:val="id_ID" w:bidi="id_ID"/>
         </w:rPr>
         <w:t xml:space="preserve">; </w:t>
       </w:r>
-      <w:hyperlink r:id="rId96">
-        <w:r>
-          <w:rPr>
-            <w:lang w:val="id_ID" w:bidi="id_ID"/>
-          </w:rPr>
-          <w:rPr>
-            <w:color w:val="0000EE"/>
-            <w:u w:val="single"/>
-          </w:rPr>
-          <w:t>5:7</w:t>
-        </w:r>
-      </w:hyperlink>
+      <w:r>
+        <w:rPr>
+          <w:lang w:val="id_ID" w:bidi="id_ID"/>
+        </w:rPr>
+        <w:t>5:7</w:t>
+      </w:r>
       <w:r>
         <w:rPr>
           <w:lang w:val="id_ID" w:bidi="id_ID"/>
         </w:rPr>
         <w:t xml:space="preserve">, </w:t>
       </w:r>
-      <w:hyperlink r:id="rId97">
-        <w:r>
-          <w:rPr>
-            <w:lang w:val="id_ID" w:bidi="id_ID"/>
-          </w:rPr>
-          <w:rPr>
-            <w:color w:val="0000EE"/>
-            <w:u w:val="single"/>
-          </w:rPr>
-          <w:t>19</w:t>
-        </w:r>
-      </w:hyperlink>
+      <w:r>
+        <w:rPr>
+          <w:lang w:val="id_ID" w:bidi="id_ID"/>
+        </w:rPr>
+        <w:t>19</w:t>
+      </w:r>
       <w:r>
         <w:rPr>
           <w:lang w:val="id_ID" w:bidi="id_ID"/>
@@ -3129,18 +2601,12 @@
         </w:rPr>
         <w:t xml:space="preserve"> dengan kemuliaan seorang manusia yang berpakaian bagus (</w:t>
       </w:r>
-      <w:hyperlink r:id="rId98">
-        <w:r>
-          <w:rPr>
-            <w:lang w:val="id_ID" w:bidi="id_ID"/>
-          </w:rPr>
-          <w:rPr>
-            <w:color w:val="0000EE"/>
-            <w:u w:val="single"/>
-          </w:rPr>
-          <w:t>Yak. 2:2</w:t>
-        </w:r>
-      </w:hyperlink>
+      <w:r>
+        <w:rPr>
+          <w:lang w:val="id_ID" w:bidi="id_ID"/>
+        </w:rPr>
+        <w:t>Yak. 2:2</w:t>
+      </w:r>
       <w:r>
         <w:rPr>
           <w:lang w:val="id_ID" w:bidi="id_ID"/>
@@ -3304,36 +2770,24 @@
         </w:rPr>
         <w:t>Adalah wajar memberikan perhatian khusus kepada orang-orang kaya karena status sosial mereka, kekuatan politik, dan potensi kemurahan hati mereka sebagai pelindung. Dengan melayani dan menghormati orang kaya secara publik, gereja dapat memperoleh manfaat ekonomi yang mereka mungkin berikan. Yakobus memperingatkan bahwa diskriminasi ini mencerminkan motif jahat, sebuah pembagian antara kesetiaan kepada Allah (</w:t>
       </w:r>
-      <w:hyperlink r:id="rId99">
-        <w:r>
-          <w:rPr>
-            <w:lang w:val="id_ID" w:bidi="id_ID"/>
-          </w:rPr>
-          <w:rPr>
-            <w:color w:val="0000EE"/>
-            <w:u w:val="single"/>
-          </w:rPr>
-          <w:t>Yak. 1:6</w:t>
-        </w:r>
-      </w:hyperlink>
+      <w:r>
+        <w:rPr>
+          <w:lang w:val="id_ID" w:bidi="id_ID"/>
+        </w:rPr>
+        <w:t>Yak. 1:6</w:t>
+      </w:r>
       <w:r>
         <w:rPr>
           <w:lang w:val="id_ID" w:bidi="id_ID"/>
         </w:rPr>
         <w:t>) dan keinginan untuk memanfaatkan kekayaan duniawi (</w:t>
       </w:r>
-      <w:hyperlink r:id="rId89">
-        <w:r>
-          <w:rPr>
-            <w:lang w:val="id_ID" w:bidi="id_ID"/>
-          </w:rPr>
-          <w:rPr>
-            <w:color w:val="0000EE"/>
-            <w:u w:val="single"/>
-          </w:rPr>
-          <w:t>Yak. 4:4</w:t>
-        </w:r>
-      </w:hyperlink>
+      <w:r>
+        <w:rPr>
+          <w:lang w:val="id_ID" w:bidi="id_ID"/>
+        </w:rPr>
+        <w:t>Yak. 4:4</w:t>
+      </w:r>
       <w:r>
         <w:rPr>
           <w:lang w:val="id_ID" w:bidi="id_ID"/>
@@ -3388,198 +2842,132 @@
         </w:rPr>
         <w:t xml:space="preserve">Dengarkanlah: Dengan menggunakan perangkat retorika ini untuk penekanan (lihat </w:t>
       </w:r>
-      <w:hyperlink r:id="rId100">
-        <w:r>
-          <w:rPr>
-            <w:lang w:val="id_ID" w:bidi="id_ID"/>
-          </w:rPr>
-          <w:rPr>
-            <w:color w:val="0000EE"/>
-            <w:u w:val="single"/>
-          </w:rPr>
-          <w:t>Ul. 6:3</w:t>
-        </w:r>
-      </w:hyperlink>
+      <w:r>
+        <w:rPr>
+          <w:lang w:val="id_ID" w:bidi="id_ID"/>
+        </w:rPr>
+        <w:t>Ul. 6:3</w:t>
+      </w:r>
       <w:r>
         <w:rPr>
           <w:lang w:val="id_ID" w:bidi="id_ID"/>
         </w:rPr>
         <w:t xml:space="preserve">; </w:t>
       </w:r>
-      <w:hyperlink r:id="rId101">
-        <w:r>
-          <w:rPr>
-            <w:lang w:val="id_ID" w:bidi="id_ID"/>
-          </w:rPr>
-          <w:rPr>
-            <w:color w:val="0000EE"/>
-            <w:u w:val="single"/>
-          </w:rPr>
-          <w:t>Am. 3:1</w:t>
-        </w:r>
-      </w:hyperlink>
+      <w:r>
+        <w:rPr>
+          <w:lang w:val="id_ID" w:bidi="id_ID"/>
+        </w:rPr>
+        <w:t>Am. 3:1</w:t>
+      </w:r>
       <w:r>
         <w:rPr>
           <w:lang w:val="id_ID" w:bidi="id_ID"/>
         </w:rPr>
         <w:t xml:space="preserve">; </w:t>
       </w:r>
-      <w:hyperlink r:id="rId102">
-        <w:r>
-          <w:rPr>
-            <w:lang w:val="id_ID" w:bidi="id_ID"/>
-          </w:rPr>
-          <w:rPr>
-            <w:color w:val="0000EE"/>
-            <w:u w:val="single"/>
-          </w:rPr>
-          <w:t>Mat. 13:18</w:t>
-        </w:r>
-      </w:hyperlink>
+      <w:r>
+        <w:rPr>
+          <w:lang w:val="id_ID" w:bidi="id_ID"/>
+        </w:rPr>
+        <w:t>Mat. 13:18</w:t>
+      </w:r>
       <w:r>
         <w:rPr>
           <w:lang w:val="id_ID" w:bidi="id_ID"/>
         </w:rPr>
         <w:t xml:space="preserve">; </w:t>
       </w:r>
-      <w:hyperlink r:id="rId103">
-        <w:r>
-          <w:rPr>
-            <w:lang w:val="id_ID" w:bidi="id_ID"/>
-          </w:rPr>
-          <w:rPr>
-            <w:color w:val="0000EE"/>
-            <w:u w:val="single"/>
-          </w:rPr>
-          <w:t>Kisah. 15:13</w:t>
-        </w:r>
-      </w:hyperlink>
+      <w:r>
+        <w:rPr>
+          <w:lang w:val="id_ID" w:bidi="id_ID"/>
+        </w:rPr>
+        <w:t>Kisah. 15:13</w:t>
+      </w:r>
       <w:r>
         <w:rPr>
           <w:lang w:val="id_ID" w:bidi="id_ID"/>
         </w:rPr>
         <w:t>), Yakobus menyampaikan argumennya menentang keberpihakan kepada orang kaya. • Bukankah Allah memilih orang-orang yang dianggap miskin? Kepedulian khusus Allah terhadap orang miskin tercermin dalam Perjanjian Lama (</w:t>
       </w:r>
-      <w:hyperlink r:id="rId104">
-        <w:r>
-          <w:rPr>
-            <w:lang w:val="id_ID" w:bidi="id_ID"/>
-          </w:rPr>
-          <w:rPr>
-            <w:color w:val="0000EE"/>
-            <w:u w:val="single"/>
-          </w:rPr>
-          <w:t>Kel. 23:11</w:t>
-        </w:r>
-      </w:hyperlink>
+      <w:r>
+        <w:rPr>
+          <w:lang w:val="id_ID" w:bidi="id_ID"/>
+        </w:rPr>
+        <w:t>Kel. 23:11</w:t>
+      </w:r>
       <w:r>
         <w:rPr>
           <w:lang w:val="id_ID" w:bidi="id_ID"/>
         </w:rPr>
         <w:t xml:space="preserve">; </w:t>
       </w:r>
-      <w:hyperlink r:id="rId105">
-        <w:r>
-          <w:rPr>
-            <w:lang w:val="id_ID" w:bidi="id_ID"/>
-          </w:rPr>
-          <w:rPr>
-            <w:color w:val="0000EE"/>
-            <w:u w:val="single"/>
-          </w:rPr>
-          <w:t>1Sam. 2:8</w:t>
-        </w:r>
-      </w:hyperlink>
+      <w:r>
+        <w:rPr>
+          <w:lang w:val="id_ID" w:bidi="id_ID"/>
+        </w:rPr>
+        <w:t>1Sam. 2:8</w:t>
+      </w:r>
       <w:r>
         <w:rPr>
           <w:lang w:val="id_ID" w:bidi="id_ID"/>
         </w:rPr>
         <w:t xml:space="preserve">; </w:t>
       </w:r>
-      <w:hyperlink r:id="rId106">
-        <w:r>
-          <w:rPr>
-            <w:lang w:val="id_ID" w:bidi="id_ID"/>
-          </w:rPr>
-          <w:rPr>
-            <w:color w:val="0000EE"/>
-            <w:u w:val="single"/>
-          </w:rPr>
-          <w:t>Mzm. 12:5</w:t>
-        </w:r>
-      </w:hyperlink>
+      <w:r>
+        <w:rPr>
+          <w:lang w:val="id_ID" w:bidi="id_ID"/>
+        </w:rPr>
+        <w:t>Mzm. 12:5</w:t>
+      </w:r>
       <w:r>
         <w:rPr>
           <w:lang w:val="id_ID" w:bidi="id_ID"/>
         </w:rPr>
         <w:t>) dan dalam pelayanan Yesus dan Paulus (</w:t>
       </w:r>
-      <w:hyperlink r:id="rId107">
-        <w:r>
-          <w:rPr>
-            <w:lang w:val="id_ID" w:bidi="id_ID"/>
-          </w:rPr>
-          <w:rPr>
-            <w:color w:val="0000EE"/>
-            <w:u w:val="single"/>
-          </w:rPr>
-          <w:t>Luk. 4:18</w:t>
-        </w:r>
-      </w:hyperlink>
+      <w:r>
+        <w:rPr>
+          <w:lang w:val="id_ID" w:bidi="id_ID"/>
+        </w:rPr>
+        <w:t>Luk. 4:18</w:t>
+      </w:r>
       <w:r>
         <w:rPr>
           <w:lang w:val="id_ID" w:bidi="id_ID"/>
         </w:rPr>
         <w:t xml:space="preserve">; </w:t>
       </w:r>
-      <w:hyperlink r:id="rId108">
-        <w:r>
-          <w:rPr>
-            <w:lang w:val="id_ID" w:bidi="id_ID"/>
-          </w:rPr>
-          <w:rPr>
-            <w:color w:val="0000EE"/>
-            <w:u w:val="single"/>
-          </w:rPr>
-          <w:t>6:20</w:t>
-        </w:r>
-      </w:hyperlink>
+      <w:r>
+        <w:rPr>
+          <w:lang w:val="id_ID" w:bidi="id_ID"/>
+        </w:rPr>
+        <w:t>6:20</w:t>
+      </w:r>
       <w:r>
         <w:rPr>
           <w:lang w:val="id_ID" w:bidi="id_ID"/>
         </w:rPr>
         <w:t xml:space="preserve">; </w:t>
       </w:r>
-      <w:hyperlink r:id="rId109">
-        <w:r>
-          <w:rPr>
-            <w:lang w:val="id_ID" w:bidi="id_ID"/>
-          </w:rPr>
-          <w:rPr>
-            <w:color w:val="0000EE"/>
-            <w:u w:val="single"/>
-          </w:rPr>
-          <w:t>1Kor. 1:26–28</w:t>
-        </w:r>
-      </w:hyperlink>
+      <w:r>
+        <w:rPr>
+          <w:lang w:val="id_ID" w:bidi="id_ID"/>
+        </w:rPr>
+        <w:t>1Kor. 1:26–28</w:t>
+      </w:r>
       <w:r>
         <w:rPr>
           <w:lang w:val="id_ID" w:bidi="id_ID"/>
         </w:rPr>
         <w:t>). Kepedulian ini ditekankan oleh gereja Yerusalem (</w:t>
       </w:r>
-      <w:hyperlink r:id="rId110">
-        <w:r>
-          <w:rPr>
-            <w:lang w:val="id_ID" w:bidi="id_ID"/>
-          </w:rPr>
-          <w:rPr>
-            <w:color w:val="0000EE"/>
-            <w:u w:val="single"/>
-          </w:rPr>
-          <w:t>Gal. 2:9–10</w:t>
-        </w:r>
-      </w:hyperlink>
+      <w:r>
+        <w:rPr>
+          <w:lang w:val="id_ID" w:bidi="id_ID"/>
+        </w:rPr>
+        <w:t>Gal. 2:9–10</w:t>
+      </w:r>
       <w:r>
         <w:rPr>
           <w:lang w:val="id_ID" w:bidi="id_ID"/>
@@ -3598,108 +2986,72 @@
         </w:rPr>
         <w:t>: Kerajaan Allah adalah pusat pengajaran Yesus (</w:t>
       </w:r>
-      <w:hyperlink r:id="rId111">
-        <w:r>
-          <w:rPr>
-            <w:lang w:val="id_ID" w:bidi="id_ID"/>
-          </w:rPr>
-          <w:rPr>
-            <w:color w:val="0000EE"/>
-            <w:u w:val="single"/>
-          </w:rPr>
-          <w:t>Mat. 12:8</w:t>
-        </w:r>
-      </w:hyperlink>
+      <w:r>
+        <w:rPr>
+          <w:lang w:val="id_ID" w:bidi="id_ID"/>
+        </w:rPr>
+        <w:t>Mat. 12:8</w:t>
+      </w:r>
       <w:r>
         <w:rPr>
           <w:lang w:val="id_ID" w:bidi="id_ID"/>
         </w:rPr>
         <w:t xml:space="preserve">; </w:t>
       </w:r>
-      <w:hyperlink r:id="rId112">
-        <w:r>
-          <w:rPr>
-            <w:lang w:val="id_ID" w:bidi="id_ID"/>
-          </w:rPr>
-          <w:rPr>
-            <w:color w:val="0000EE"/>
-            <w:u w:val="single"/>
-          </w:rPr>
-          <w:t>Mrk. 1:15</w:t>
-        </w:r>
-      </w:hyperlink>
+      <w:r>
+        <w:rPr>
+          <w:lang w:val="id_ID" w:bidi="id_ID"/>
+        </w:rPr>
+        <w:t>Mrk. 1:15</w:t>
+      </w:r>
       <w:r>
         <w:rPr>
           <w:lang w:val="id_ID" w:bidi="id_ID"/>
         </w:rPr>
         <w:t xml:space="preserve">; </w:t>
       </w:r>
-      <w:hyperlink r:id="rId113">
-        <w:r>
-          <w:rPr>
-            <w:lang w:val="id_ID" w:bidi="id_ID"/>
-          </w:rPr>
-          <w:rPr>
-            <w:color w:val="0000EE"/>
-            <w:u w:val="single"/>
-          </w:rPr>
-          <w:t>Luk. 17:21</w:t>
-        </w:r>
-      </w:hyperlink>
+      <w:r>
+        <w:rPr>
+          <w:lang w:val="id_ID" w:bidi="id_ID"/>
+        </w:rPr>
+        <w:t>Luk. 17:21</w:t>
+      </w:r>
       <w:r>
         <w:rPr>
           <w:lang w:val="id_ID" w:bidi="id_ID"/>
         </w:rPr>
         <w:t>). Kristus sudah memerintah dari tempat-Nya di sebelah kanan Bapa, namun Kerajaan-Nya akan sepenuhnya terwujud hanya ketika Anak manusia datang (</w:t>
       </w:r>
-      <w:hyperlink r:id="rId114">
-        <w:r>
-          <w:rPr>
-            <w:lang w:val="id_ID" w:bidi="id_ID"/>
-          </w:rPr>
-          <w:rPr>
-            <w:color w:val="0000EE"/>
-            <w:u w:val="single"/>
-          </w:rPr>
-          <w:t>Mat. 25:31</w:t>
-        </w:r>
-      </w:hyperlink>
+      <w:r>
+        <w:rPr>
+          <w:lang w:val="id_ID" w:bidi="id_ID"/>
+        </w:rPr>
+        <w:t>Mat. 25:31</w:t>
+      </w:r>
       <w:r>
         <w:rPr>
           <w:lang w:val="id_ID" w:bidi="id_ID"/>
         </w:rPr>
         <w:t xml:space="preserve">, </w:t>
       </w:r>
-      <w:hyperlink r:id="rId115">
-        <w:r>
-          <w:rPr>
-            <w:lang w:val="id_ID" w:bidi="id_ID"/>
-          </w:rPr>
-          <w:rPr>
-            <w:color w:val="0000EE"/>
-            <w:u w:val="single"/>
-          </w:rPr>
-          <w:t>34</w:t>
-        </w:r>
-      </w:hyperlink>
+      <w:r>
+        <w:rPr>
+          <w:lang w:val="id_ID" w:bidi="id_ID"/>
+        </w:rPr>
+        <w:t>34</w:t>
+      </w:r>
       <w:r>
         <w:rPr>
           <w:lang w:val="id_ID" w:bidi="id_ID"/>
         </w:rPr>
         <w:t xml:space="preserve">; </w:t>
       </w:r>
-      <w:hyperlink r:id="rId116">
-        <w:r>
-          <w:rPr>
-            <w:lang w:val="id_ID" w:bidi="id_ID"/>
-          </w:rPr>
-          <w:rPr>
-            <w:color w:val="0000EE"/>
-            <w:u w:val="single"/>
-          </w:rPr>
-          <w:t>1Kor. 15:24–28</w:t>
-        </w:r>
-      </w:hyperlink>
+      <w:r>
+        <w:rPr>
+          <w:lang w:val="id_ID" w:bidi="id_ID"/>
+        </w:rPr>
+        <w:t>1Kor. 15:24–28</w:t>
+      </w:r>
       <w:r>
         <w:rPr>
           <w:lang w:val="id_ID" w:bidi="id_ID"/>
@@ -3767,18 +3119,12 @@
         </w:rPr>
         <w:t>): Nama tersebut adalah Yesus Kristus (</w:t>
       </w:r>
-      <w:hyperlink r:id="rId117">
-        <w:r>
-          <w:rPr>
-            <w:lang w:val="id_ID" w:bidi="id_ID"/>
-          </w:rPr>
-          <w:rPr>
-            <w:color w:val="0000EE"/>
-            <w:u w:val="single"/>
-          </w:rPr>
-          <w:t>Yak. 2:1</w:t>
-        </w:r>
-      </w:hyperlink>
+      <w:r>
+        <w:rPr>
+          <w:lang w:val="id_ID" w:bidi="id_ID"/>
+        </w:rPr>
+        <w:t>Yak. 2:1</w:t>
+      </w:r>
       <w:r>
         <w:rPr>
           <w:lang w:val="id_ID" w:bidi="id_ID"/>
@@ -3846,36 +3192,24 @@
         </w:rPr>
         <w:t>) hukum utama, seperti Yesus mengenapi hukum dengan kedatangan-Nya (</w:t>
       </w:r>
-      <w:hyperlink r:id="rId118">
-        <w:r>
-          <w:rPr>
-            <w:lang w:val="id_ID" w:bidi="id_ID"/>
-          </w:rPr>
-          <w:rPr>
-            <w:color w:val="0000EE"/>
-            <w:u w:val="single"/>
-          </w:rPr>
-          <w:t>Mat. 5:17</w:t>
-        </w:r>
-      </w:hyperlink>
+      <w:r>
+        <w:rPr>
+          <w:lang w:val="id_ID" w:bidi="id_ID"/>
+        </w:rPr>
+        <w:t>Mat. 5:17</w:t>
+      </w:r>
       <w:r>
         <w:rPr>
           <w:lang w:val="id_ID" w:bidi="id_ID"/>
         </w:rPr>
         <w:t>) dan ajaran-Nya (</w:t>
       </w:r>
-      <w:hyperlink r:id="rId119">
-        <w:r>
-          <w:rPr>
-            <w:lang w:val="id_ID" w:bidi="id_ID"/>
-          </w:rPr>
-          <w:rPr>
-            <w:color w:val="0000EE"/>
-            <w:u w:val="single"/>
-          </w:rPr>
-          <w:t>Mat. 22:34–40</w:t>
-        </w:r>
-      </w:hyperlink>
+      <w:r>
+        <w:rPr>
+          <w:lang w:val="id_ID" w:bidi="id_ID"/>
+        </w:rPr>
+        <w:t>Mat. 22:34–40</w:t>
+      </w:r>
       <w:r>
         <w:rPr>
           <w:lang w:val="id_ID" w:bidi="id_ID"/>
@@ -3895,18 +3229,12 @@
         </w:rPr>
         <w:t xml:space="preserve"> karena berasal dari Kerajaan Allah (</w:t>
       </w:r>
-      <w:hyperlink r:id="rId32">
-        <w:r>
-          <w:rPr>
-            <w:lang w:val="id_ID" w:bidi="id_ID"/>
-          </w:rPr>
-          <w:rPr>
-            <w:color w:val="0000EE"/>
-            <w:u w:val="single"/>
-          </w:rPr>
-          <w:t>Yak. 2:5</w:t>
-        </w:r>
-      </w:hyperlink>
+      <w:r>
+        <w:rPr>
+          <w:lang w:val="id_ID" w:bidi="id_ID"/>
+        </w:rPr>
+        <w:t>Yak. 2:5</w:t>
+      </w:r>
       <w:r>
         <w:rPr>
           <w:lang w:val="id_ID" w:bidi="id_ID"/>
@@ -3925,72 +3253,48 @@
         </w:rPr>
         <w:t>: Yakobus beralih dari referensi umum tentang hukum ke perintah tertulis khusus dari kumpulan hukum kekudusan (</w:t>
       </w:r>
-      <w:hyperlink r:id="rId120">
-        <w:r>
-          <w:rPr>
-            <w:lang w:val="id_ID" w:bidi="id_ID"/>
-          </w:rPr>
-          <w:rPr>
-            <w:color w:val="0000EE"/>
-            <w:u w:val="single"/>
-          </w:rPr>
-          <w:t>Im. 19</w:t>
-        </w:r>
-      </w:hyperlink>
+      <w:r>
+        <w:rPr>
+          <w:lang w:val="id_ID" w:bidi="id_ID"/>
+        </w:rPr>
+        <w:t>Im. 19</w:t>
+      </w:r>
       <w:r>
         <w:rPr>
           <w:lang w:val="id_ID" w:bidi="id_ID"/>
         </w:rPr>
         <w:t xml:space="preserve">). Ini menentukan bagaimana kasih kita kepada Allah harus diungkapkan dalam hubungan dengan orang lain (lihat </w:t>
       </w:r>
-      <w:hyperlink r:id="rId121">
-        <w:r>
-          <w:rPr>
-            <w:lang w:val="id_ID" w:bidi="id_ID"/>
-          </w:rPr>
-          <w:rPr>
-            <w:color w:val="0000EE"/>
-            <w:u w:val="single"/>
-          </w:rPr>
-          <w:t>Im. 19:18</w:t>
-        </w:r>
-      </w:hyperlink>
+      <w:r>
+        <w:rPr>
+          <w:lang w:val="id_ID" w:bidi="id_ID"/>
+        </w:rPr>
+        <w:t>Im. 19:18</w:t>
+      </w:r>
       <w:r>
         <w:rPr>
           <w:lang w:val="id_ID" w:bidi="id_ID"/>
         </w:rPr>
         <w:t xml:space="preserve">; </w:t>
       </w:r>
-      <w:hyperlink r:id="rId122">
-        <w:r>
-          <w:rPr>
-            <w:lang w:val="id_ID" w:bidi="id_ID"/>
-          </w:rPr>
-          <w:rPr>
-            <w:color w:val="0000EE"/>
-            <w:u w:val="single"/>
-          </w:rPr>
-          <w:t>Ul. 6:5</w:t>
-        </w:r>
-      </w:hyperlink>
+      <w:r>
+        <w:rPr>
+          <w:lang w:val="id_ID" w:bidi="id_ID"/>
+        </w:rPr>
+        <w:t>Ul. 6:5</w:t>
+      </w:r>
       <w:r>
         <w:rPr>
           <w:lang w:val="id_ID" w:bidi="id_ID"/>
         </w:rPr>
         <w:t xml:space="preserve">). • “Kasihilah sesamamu manusia seperti dirimu sendiri”: Kutipan ini dari </w:t>
       </w:r>
-      <w:hyperlink r:id="rId121">
-        <w:r>
-          <w:rPr>
-            <w:lang w:val="id_ID" w:bidi="id_ID"/>
-          </w:rPr>
-          <w:rPr>
-            <w:color w:val="0000EE"/>
-            <w:u w:val="single"/>
-          </w:rPr>
-          <w:t>Im. 19:18</w:t>
-        </w:r>
-      </w:hyperlink>
+      <w:r>
+        <w:rPr>
+          <w:lang w:val="id_ID" w:bidi="id_ID"/>
+        </w:rPr>
+        <w:t>Im. 19:18</w:t>
+      </w:r>
       <w:r>
         <w:rPr>
           <w:lang w:val="id_ID" w:bidi="id_ID"/>
@@ -4093,18 +3397,12 @@
         </w:rPr>
         <w:t>Favoritisme melanggar perintah untuk mengasihi sesama manusia (</w:t>
       </w:r>
-      <w:hyperlink r:id="rId123">
-        <w:r>
-          <w:rPr>
-            <w:lang w:val="id_ID" w:bidi="id_ID"/>
-          </w:rPr>
-          <w:rPr>
-            <w:color w:val="0000EE"/>
-            <w:u w:val="single"/>
-          </w:rPr>
-          <w:t>Yak. 2:8</w:t>
-        </w:r>
-      </w:hyperlink>
+      <w:r>
+        <w:rPr>
+          <w:lang w:val="id_ID" w:bidi="id_ID"/>
+        </w:rPr>
+        <w:t>Yak. 2:8</w:t>
+      </w:r>
       <w:r>
         <w:rPr>
           <w:lang w:val="id_ID" w:bidi="id_ID"/>
@@ -4159,18 +3457,12 @@
         </w:rPr>
         <w:t xml:space="preserve">Hukum … memerdekakan kamu dari kekuatan pengendali dosa (lihat </w:t>
       </w:r>
-      <w:hyperlink r:id="rId124">
-        <w:r>
-          <w:rPr>
-            <w:lang w:val="id_ID" w:bidi="id_ID"/>
-          </w:rPr>
-          <w:rPr>
-            <w:color w:val="0000EE"/>
-            <w:u w:val="single"/>
-          </w:rPr>
-          <w:t>Yak. 1:25</w:t>
-        </w:r>
-      </w:hyperlink>
+      <w:r>
+        <w:rPr>
+          <w:lang w:val="id_ID" w:bidi="id_ID"/>
+        </w:rPr>
+        <w:t>Yak. 1:25</w:t>
+      </w:r>
       <w:r>
         <w:rPr>
           <w:lang w:val="id_ID" w:bidi="id_ID"/>
@@ -4189,18 +3481,12 @@
         </w:rPr>
         <w:t>) dan dengan demikian mendorong ketahanan serta pertumbuhan menuju kesempurnaan (</w:t>
       </w:r>
-      <w:hyperlink r:id="rId125">
-        <w:r>
-          <w:rPr>
-            <w:lang w:val="id_ID" w:bidi="id_ID"/>
-          </w:rPr>
-          <w:rPr>
-            <w:color w:val="0000EE"/>
-            <w:u w:val="single"/>
-          </w:rPr>
-          <w:t>Yak. 1:3–4</w:t>
-        </w:r>
-      </w:hyperlink>
+      <w:r>
+        <w:rPr>
+          <w:lang w:val="id_ID" w:bidi="id_ID"/>
+        </w:rPr>
+        <w:t>Yak. 1:3–4</w:t>
+      </w:r>
       <w:r>
         <w:rPr>
           <w:lang w:val="id_ID" w:bidi="id_ID"/>
@@ -4255,54 +3541,36 @@
         </w:rPr>
         <w:t>Yakobus menyimpulkan bagian ini (</w:t>
       </w:r>
-      <w:hyperlink r:id="rId126">
-        <w:r>
-          <w:rPr>
-            <w:lang w:val="id_ID" w:bidi="id_ID"/>
-          </w:rPr>
-          <w:rPr>
-            <w:color w:val="0000EE"/>
-            <w:u w:val="single"/>
-          </w:rPr>
-          <w:t>Yak. 2:1–13</w:t>
-        </w:r>
-      </w:hyperlink>
+      <w:r>
+        <w:rPr>
+          <w:lang w:val="id_ID" w:bidi="id_ID"/>
+        </w:rPr>
+        <w:t>Yak. 2:1–13</w:t>
+      </w:r>
       <w:r>
         <w:rPr>
           <w:lang w:val="id_ID" w:bidi="id_ID"/>
         </w:rPr>
         <w:t xml:space="preserve">) dengan menghubungkan belas kasihan ilahi dengan belas kasihan manusia (lihat juga </w:t>
       </w:r>
-      <w:hyperlink r:id="rId127">
-        <w:r>
-          <w:rPr>
-            <w:lang w:val="id_ID" w:bidi="id_ID"/>
-          </w:rPr>
-          <w:rPr>
-            <w:color w:val="0000EE"/>
-            <w:u w:val="single"/>
-          </w:rPr>
-          <w:t>Mat. 6:14–15</w:t>
-        </w:r>
-      </w:hyperlink>
+      <w:r>
+        <w:rPr>
+          <w:lang w:val="id_ID" w:bidi="id_ID"/>
+        </w:rPr>
+        <w:t>Mat. 6:14–15</w:t>
+      </w:r>
       <w:r>
         <w:rPr>
           <w:lang w:val="id_ID" w:bidi="id_ID"/>
         </w:rPr>
         <w:t xml:space="preserve">; </w:t>
       </w:r>
-      <w:hyperlink r:id="rId128">
-        <w:r>
-          <w:rPr>
-            <w:lang w:val="id_ID" w:bidi="id_ID"/>
-          </w:rPr>
-          <w:rPr>
-            <w:color w:val="0000EE"/>
-            <w:u w:val="single"/>
-          </w:rPr>
-          <w:t>Ef. 4:32</w:t>
-        </w:r>
-      </w:hyperlink>
+      <w:r>
+        <w:rPr>
+          <w:lang w:val="id_ID" w:bidi="id_ID"/>
+        </w:rPr>
+        <w:t>Ef. 4:32</w:t>
+      </w:r>
       <w:r>
         <w:rPr>
           <w:lang w:val="id_ID" w:bidi="id_ID"/>
@@ -4357,108 +3625,72 @@
         </w:rPr>
         <w:t xml:space="preserve">Jika seorang mengatakan bahwa ia mempunyai iman: Yakobus menulis kepada orang-orang Kristen yang perlu didorong untuk menghasilkan tindakan yang seharusnya muncul dari iman yang sejati. Paulus menyampaikan poin yang sama (lihat, mis., </w:t>
       </w:r>
-      <w:hyperlink r:id="rId129">
-        <w:r>
-          <w:rPr>
-            <w:lang w:val="id_ID" w:bidi="id_ID"/>
-          </w:rPr>
-          <w:rPr>
-            <w:color w:val="0000EE"/>
-            <w:u w:val="single"/>
-          </w:rPr>
-          <w:t>Gal. 5:6</w:t>
-        </w:r>
-      </w:hyperlink>
+      <w:r>
+        <w:rPr>
+          <w:lang w:val="id_ID" w:bidi="id_ID"/>
+        </w:rPr>
+        <w:t>Gal. 5:6</w:t>
+      </w:r>
       <w:r>
         <w:rPr>
           <w:lang w:val="id_ID" w:bidi="id_ID"/>
         </w:rPr>
         <w:t>) tetapi sering mengkritik orang-orang karena mencoba mendasarkan hubungan mereka dengan Allah pada apa yang mereka lakukan (</w:t>
       </w:r>
-      <w:hyperlink r:id="rId130">
-        <w:r>
-          <w:rPr>
-            <w:lang w:val="id_ID" w:bidi="id_ID"/>
-          </w:rPr>
-          <w:rPr>
-            <w:color w:val="0000EE"/>
-            <w:u w:val="single"/>
-          </w:rPr>
-          <w:t>Rm. 3:20</w:t>
-        </w:r>
-      </w:hyperlink>
+      <w:r>
+        <w:rPr>
+          <w:lang w:val="id_ID" w:bidi="id_ID"/>
+        </w:rPr>
+        <w:t>Rm. 3:20</w:t>
+      </w:r>
       <w:r>
         <w:rPr>
           <w:lang w:val="id_ID" w:bidi="id_ID"/>
         </w:rPr>
         <w:t xml:space="preserve">, </w:t>
       </w:r>
-      <w:hyperlink r:id="rId131">
-        <w:r>
-          <w:rPr>
-            <w:lang w:val="id_ID" w:bidi="id_ID"/>
-          </w:rPr>
-          <w:rPr>
-            <w:color w:val="0000EE"/>
-            <w:u w:val="single"/>
-          </w:rPr>
-          <w:t>28</w:t>
-        </w:r>
-      </w:hyperlink>
+      <w:r>
+        <w:rPr>
+          <w:lang w:val="id_ID" w:bidi="id_ID"/>
+        </w:rPr>
+        <w:t>28</w:t>
+      </w:r>
       <w:r>
         <w:rPr>
           <w:lang w:val="id_ID" w:bidi="id_ID"/>
         </w:rPr>
         <w:t xml:space="preserve">; </w:t>
       </w:r>
-      <w:hyperlink r:id="rId132">
-        <w:r>
-          <w:rPr>
-            <w:lang w:val="id_ID" w:bidi="id_ID"/>
-          </w:rPr>
-          <w:rPr>
-            <w:color w:val="0000EE"/>
-            <w:u w:val="single"/>
-          </w:rPr>
-          <w:t>4:3–5</w:t>
-        </w:r>
-      </w:hyperlink>
+      <w:r>
+        <w:rPr>
+          <w:lang w:val="id_ID" w:bidi="id_ID"/>
+        </w:rPr>
+        <w:t>4:3–5</w:t>
+      </w:r>
       <w:r>
         <w:rPr>
           <w:lang w:val="id_ID" w:bidi="id_ID"/>
         </w:rPr>
         <w:t xml:space="preserve">; </w:t>
       </w:r>
-      <w:hyperlink r:id="rId133">
-        <w:r>
-          <w:rPr>
-            <w:lang w:val="id_ID" w:bidi="id_ID"/>
-          </w:rPr>
-          <w:rPr>
-            <w:color w:val="0000EE"/>
-            <w:u w:val="single"/>
-          </w:rPr>
-          <w:t>Gal. 2:16</w:t>
-        </w:r>
-      </w:hyperlink>
+      <w:r>
+        <w:rPr>
+          <w:lang w:val="id_ID" w:bidi="id_ID"/>
+        </w:rPr>
+        <w:t>Gal. 2:16</w:t>
+      </w:r>
       <w:r>
         <w:rPr>
           <w:lang w:val="id_ID" w:bidi="id_ID"/>
         </w:rPr>
         <w:t xml:space="preserve">; </w:t>
       </w:r>
-      <w:hyperlink r:id="rId134">
-        <w:r>
-          <w:rPr>
-            <w:lang w:val="id_ID" w:bidi="id_ID"/>
-          </w:rPr>
-          <w:rPr>
-            <w:color w:val="0000EE"/>
-            <w:u w:val="single"/>
-          </w:rPr>
-          <w:t>3:1–14</w:t>
-        </w:r>
-      </w:hyperlink>
+      <w:r>
+        <w:rPr>
+          <w:lang w:val="id_ID" w:bidi="id_ID"/>
+        </w:rPr>
+        <w:t>3:1–14</w:t>
+      </w:r>
       <w:r>
         <w:rPr>
           <w:lang w:val="id_ID" w:bidi="id_ID"/>
@@ -4513,36 +3745,24 @@
         </w:rPr>
         <w:t>Yakobus menjelaskan mengapa orang Kristen perlu peduli terhadap penghakiman atas tindakan mereka (</w:t>
       </w:r>
-      <w:hyperlink r:id="rId135">
-        <w:r>
-          <w:rPr>
-            <w:lang w:val="id_ID" w:bidi="id_ID"/>
-          </w:rPr>
-          <w:rPr>
-            <w:color w:val="0000EE"/>
-            <w:u w:val="single"/>
-          </w:rPr>
-          <w:t>Yak. :12–13</w:t>
-        </w:r>
-      </w:hyperlink>
+      <w:r>
+        <w:rPr>
+          <w:lang w:val="id_ID" w:bidi="id_ID"/>
+        </w:rPr>
+        <w:t>Yak. :12–13</w:t>
+      </w:r>
       <w:r>
         <w:rPr>
           <w:lang w:val="id_ID" w:bidi="id_ID"/>
         </w:rPr>
         <w:t xml:space="preserve">): Iman yang sejati harus disertai dengan perbuatan baik (lihat </w:t>
       </w:r>
-      <w:hyperlink r:id="rId40">
-        <w:r>
-          <w:rPr>
-            <w:lang w:val="id_ID" w:bidi="id_ID"/>
-          </w:rPr>
-          <w:rPr>
-            <w:color w:val="0000EE"/>
-            <w:u w:val="single"/>
-          </w:rPr>
-          <w:t>Yak. 1:22–25</w:t>
-        </w:r>
-      </w:hyperlink>
+      <w:r>
+        <w:rPr>
+          <w:lang w:val="id_ID" w:bidi="id_ID"/>
+        </w:rPr>
+        <w:t>Yak. 1:22–25</w:t>
+      </w:r>
       <w:r>
         <w:rPr>
           <w:lang w:val="id_ID" w:bidi="id_ID"/>
@@ -4597,18 +3817,12 @@
         </w:rPr>
         <w:t xml:space="preserve">Misalkan Anda melihat: Seperti dalam </w:t>
       </w:r>
-      <w:hyperlink r:id="rId136">
-        <w:r>
-          <w:rPr>
-            <w:lang w:val="id_ID" w:bidi="id_ID"/>
-          </w:rPr>
-          <w:rPr>
-            <w:color w:val="0000EE"/>
-            <w:u w:val="single"/>
-          </w:rPr>
-          <w:t>Yak. 2:2–4</w:t>
-        </w:r>
-      </w:hyperlink>
+      <w:r>
+        <w:rPr>
+          <w:lang w:val="id_ID" w:bidi="id_ID"/>
+        </w:rPr>
+        <w:t>Yak. 2:2–4</w:t>
+      </w:r>
       <w:r>
         <w:rPr>
           <w:lang w:val="id_ID" w:bidi="id_ID"/>
@@ -4687,18 +3901,12 @@
         </w:rPr>
         <w:t xml:space="preserve">), di mana ia mengajukan argumen hipotetis bahwa satu orang mungkin memiliki karunia iman sementara orang lain memiliki karunia perbuatan (lihat </w:t>
       </w:r>
-      <w:hyperlink r:id="rId137">
-        <w:r>
-          <w:rPr>
-            <w:lang w:val="id_ID" w:bidi="id_ID"/>
-          </w:rPr>
-          <w:rPr>
-            <w:color w:val="0000EE"/>
-            <w:u w:val="single"/>
-          </w:rPr>
-          <w:t>1Kor. 12:7–9</w:t>
-        </w:r>
-      </w:hyperlink>
+      <w:r>
+        <w:rPr>
+          <w:lang w:val="id_ID" w:bidi="id_ID"/>
+        </w:rPr>
+        <w:t>1Kor. 12:7–9</w:t>
+      </w:r>
       <w:r>
         <w:rPr>
           <w:lang w:val="id_ID" w:bidi="id_ID"/>
@@ -4753,36 +3961,24 @@
         </w:rPr>
         <w:t xml:space="preserve">bahwa hanya ada satu Allah: Ini adalah pengakuan dasar iman Israel (lihat </w:t>
       </w:r>
-      <w:hyperlink r:id="rId138">
-        <w:r>
-          <w:rPr>
-            <w:lang w:val="id_ID" w:bidi="id_ID"/>
-          </w:rPr>
-          <w:rPr>
-            <w:color w:val="0000EE"/>
-            <w:u w:val="single"/>
-          </w:rPr>
-          <w:t>Ul. 6:4</w:t>
-        </w:r>
-      </w:hyperlink>
+      <w:r>
+        <w:rPr>
+          <w:lang w:val="id_ID" w:bidi="id_ID"/>
+        </w:rPr>
+        <w:t>Ul. 6:4</w:t>
+      </w:r>
       <w:r>
         <w:rPr>
           <w:lang w:val="id_ID" w:bidi="id_ID"/>
         </w:rPr>
         <w:t>). • setan-setan pun juga percaya: Mereka menyadari bahwa ada satu Allah, dan Dia adalah musuh mereka (</w:t>
       </w:r>
-      <w:hyperlink r:id="rId139">
-        <w:r>
-          <w:rPr>
-            <w:lang w:val="id_ID" w:bidi="id_ID"/>
-          </w:rPr>
-          <w:rPr>
-            <w:color w:val="0000EE"/>
-            <w:u w:val="single"/>
-          </w:rPr>
-          <w:t>Mrk. 1:24</w:t>
-        </w:r>
-      </w:hyperlink>
+      <w:r>
+        <w:rPr>
+          <w:lang w:val="id_ID" w:bidi="id_ID"/>
+        </w:rPr>
+        <w:t>Mrk. 1:24</w:t>
+      </w:r>
       <w:r>
         <w:rPr>
           <w:lang w:val="id_ID" w:bidi="id_ID"/>
@@ -4885,54 +4081,36 @@
         </w:rPr>
         <w:t xml:space="preserve">Ayat ini menjelaskan </w:t>
       </w:r>
-      <w:hyperlink r:id="rId140">
-        <w:r>
-          <w:rPr>
-            <w:lang w:val="id_ID" w:bidi="id_ID"/>
-          </w:rPr>
-          <w:rPr>
-            <w:color w:val="0000EE"/>
-            <w:u w:val="single"/>
-          </w:rPr>
-          <w:t>Yak. 2:21</w:t>
-        </w:r>
-      </w:hyperlink>
+      <w:r>
+        <w:rPr>
+          <w:lang w:val="id_ID" w:bidi="id_ID"/>
+        </w:rPr>
+        <w:t>Yak. 2:21</w:t>
+      </w:r>
       <w:r>
         <w:rPr>
           <w:lang w:val="id_ID" w:bidi="id_ID"/>
         </w:rPr>
         <w:t xml:space="preserve"> agar tidak disalahpahami: Abraham tidak dibenarkan hanya oleh tindakannya; sebaliknya, iman dan tindakannya saling melengkapi. Ini menggambarkan keseluruhan respons setia Abraham kepada Allah sepanjang hidupnya (lihat </w:t>
       </w:r>
-      <w:hyperlink r:id="rId141">
-        <w:r>
-          <w:rPr>
-            <w:lang w:val="id_ID" w:bidi="id_ID"/>
-          </w:rPr>
-          <w:rPr>
-            <w:color w:val="0000EE"/>
-            <w:u w:val="single"/>
-          </w:rPr>
-          <w:t>Kej. 12:1–4</w:t>
-        </w:r>
-      </w:hyperlink>
+      <w:r>
+        <w:rPr>
+          <w:lang w:val="id_ID" w:bidi="id_ID"/>
+        </w:rPr>
+        <w:t>Kej. 12:1–4</w:t>
+      </w:r>
       <w:r>
         <w:rPr>
           <w:lang w:val="id_ID" w:bidi="id_ID"/>
         </w:rPr>
         <w:t xml:space="preserve">; </w:t>
       </w:r>
-      <w:hyperlink r:id="rId142">
-        <w:r>
-          <w:rPr>
-            <w:lang w:val="id_ID" w:bidi="id_ID"/>
-          </w:rPr>
-          <w:rPr>
-            <w:color w:val="0000EE"/>
-            <w:u w:val="single"/>
-          </w:rPr>
-          <w:t>18:1–27</w:t>
-        </w:r>
-      </w:hyperlink>
+      <w:r>
+        <w:rPr>
+          <w:lang w:val="id_ID" w:bidi="id_ID"/>
+        </w:rPr>
+        <w:t>18:1–27</w:t>
+      </w:r>
       <w:r>
         <w:rPr>
           <w:lang w:val="id_ID" w:bidi="id_ID"/>
@@ -5000,90 +4178,60 @@
         </w:rPr>
         <w:t>): Yakobus melihat persembahan Ishak (</w:t>
       </w:r>
-      <w:hyperlink r:id="rId143">
-        <w:r>
-          <w:rPr>
-            <w:lang w:val="id_ID" w:bidi="id_ID"/>
-          </w:rPr>
-          <w:rPr>
-            <w:color w:val="0000EE"/>
-            <w:u w:val="single"/>
-          </w:rPr>
-          <w:t>Kej. 22</w:t>
-        </w:r>
-      </w:hyperlink>
+      <w:r>
+        <w:rPr>
+          <w:lang w:val="id_ID" w:bidi="id_ID"/>
+        </w:rPr>
+        <w:t>Kej. 22</w:t>
+      </w:r>
       <w:r>
         <w:rPr>
           <w:lang w:val="id_ID" w:bidi="id_ID"/>
         </w:rPr>
         <w:t xml:space="preserve">) sebagai pemenuhan janji iman Abraham dan deklarasi kebenaran Abraham oleh Allah (dikutip dari </w:t>
       </w:r>
-      <w:hyperlink r:id="rId144">
-        <w:r>
-          <w:rPr>
-            <w:lang w:val="id_ID" w:bidi="id_ID"/>
-          </w:rPr>
-          <w:rPr>
-            <w:color w:val="0000EE"/>
-            <w:u w:val="single"/>
-          </w:rPr>
-          <w:t>Kej. 15:6</w:t>
-        </w:r>
-      </w:hyperlink>
+      <w:r>
+        <w:rPr>
+          <w:lang w:val="id_ID" w:bidi="id_ID"/>
+        </w:rPr>
+        <w:t>Kej. 15:6</w:t>
+      </w:r>
       <w:r>
         <w:rPr>
           <w:lang w:val="id_ID" w:bidi="id_ID"/>
         </w:rPr>
         <w:t>). • Karena itu Abraham disebut: "Sahabat Allah.": Yakobus menekankan sifat iman sebagai hubungan kesetiaan yang tidak terbagi (</w:t>
       </w:r>
-      <w:hyperlink r:id="rId46">
-        <w:r>
-          <w:rPr>
-            <w:lang w:val="id_ID" w:bidi="id_ID"/>
-          </w:rPr>
-          <w:rPr>
-            <w:color w:val="0000EE"/>
-            <w:u w:val="single"/>
-          </w:rPr>
-          <w:t>Yak. 1:5–8</w:t>
-        </w:r>
-      </w:hyperlink>
+      <w:r>
+        <w:rPr>
+          <w:lang w:val="id_ID" w:bidi="id_ID"/>
+        </w:rPr>
+        <w:t>Yak. 1:5–8</w:t>
+      </w:r>
       <w:r>
         <w:rPr>
           <w:lang w:val="id_ID" w:bidi="id_ID"/>
         </w:rPr>
         <w:t xml:space="preserve">; </w:t>
       </w:r>
-      <w:hyperlink r:id="rId89">
-        <w:r>
-          <w:rPr>
-            <w:lang w:val="id_ID" w:bidi="id_ID"/>
-          </w:rPr>
-          <w:rPr>
-            <w:color w:val="0000EE"/>
-            <w:u w:val="single"/>
-          </w:rPr>
-          <w:t>4:4</w:t>
-        </w:r>
-      </w:hyperlink>
+      <w:r>
+        <w:rPr>
+          <w:lang w:val="id_ID" w:bidi="id_ID"/>
+        </w:rPr>
+        <w:t>4:4</w:t>
+      </w:r>
       <w:r>
         <w:rPr>
           <w:lang w:val="id_ID" w:bidi="id_ID"/>
         </w:rPr>
         <w:t xml:space="preserve">; </w:t>
       </w:r>
-      <w:hyperlink r:id="rId145">
-        <w:r>
-          <w:rPr>
-            <w:lang w:val="id_ID" w:bidi="id_ID"/>
-          </w:rPr>
-          <w:rPr>
-            <w:color w:val="0000EE"/>
-            <w:u w:val="single"/>
-          </w:rPr>
-          <w:t>Yoh. 15:15</w:t>
-        </w:r>
-      </w:hyperlink>
+      <w:r>
+        <w:rPr>
+          <w:lang w:val="id_ID" w:bidi="id_ID"/>
+        </w:rPr>
+        <w:t>Yoh. 15:15</w:t>
+      </w:r>
       <w:r>
         <w:rPr>
           <w:lang w:val="id_ID" w:bidi="id_ID"/>
@@ -5138,126 +4286,84 @@
         </w:rPr>
         <w:t>Bukan hanya karena iman: Artinya, tidak seperti setan-setan yang hanya percaya bahwa sesuatu itu benar (</w:t>
       </w:r>
-      <w:hyperlink r:id="rId146">
-        <w:r>
-          <w:rPr>
-            <w:lang w:val="id_ID" w:bidi="id_ID"/>
-          </w:rPr>
-          <w:rPr>
-            <w:color w:val="0000EE"/>
-            <w:u w:val="single"/>
-          </w:rPr>
-          <w:t>Yak. 2:19</w:t>
-        </w:r>
-      </w:hyperlink>
+      <w:r>
+        <w:rPr>
+          <w:lang w:val="id_ID" w:bidi="id_ID"/>
+        </w:rPr>
+        <w:t>Yak. 2:19</w:t>
+      </w:r>
       <w:r>
         <w:rPr>
           <w:lang w:val="id_ID" w:bidi="id_ID"/>
         </w:rPr>
         <w:t>), tetapi dengan keyakinan yang menghasilkan perbuatan murah hati seperti yang dilakukan Allah sendiri (</w:t>
       </w:r>
-      <w:hyperlink r:id="rId147">
-        <w:r>
-          <w:rPr>
-            <w:lang w:val="id_ID" w:bidi="id_ID"/>
-          </w:rPr>
-          <w:rPr>
-            <w:color w:val="0000EE"/>
-            <w:u w:val="single"/>
-          </w:rPr>
-          <w:t>Yak. 1:17</w:t>
-        </w:r>
-      </w:hyperlink>
+      <w:r>
+        <w:rPr>
+          <w:lang w:val="id_ID" w:bidi="id_ID"/>
+        </w:rPr>
+        <w:t>Yak. 1:17</w:t>
+      </w:r>
       <w:r>
         <w:rPr>
           <w:lang w:val="id_ID" w:bidi="id_ID"/>
         </w:rPr>
         <w:t>). Meskipun beberapa orang berpikir bahwa ajaran ini bertentangan dengan apa yang diajarkan Paulus, sebenarnya tidak demikian. Paulus tidak menentang perbuatan baik itu sendiri, tetapi menentang usaha mendapatkan pengampunan dosa melalui perbuatan baik (</w:t>
       </w:r>
-      <w:hyperlink r:id="rId131">
-        <w:r>
-          <w:rPr>
-            <w:lang w:val="id_ID" w:bidi="id_ID"/>
-          </w:rPr>
-          <w:rPr>
-            <w:color w:val="0000EE"/>
-            <w:u w:val="single"/>
-          </w:rPr>
-          <w:t>Rm. 3:28</w:t>
-        </w:r>
-      </w:hyperlink>
+      <w:r>
+        <w:rPr>
+          <w:lang w:val="id_ID" w:bidi="id_ID"/>
+        </w:rPr>
+        <w:t>Rm. 3:28</w:t>
+      </w:r>
       <w:r>
         <w:rPr>
           <w:lang w:val="id_ID" w:bidi="id_ID"/>
         </w:rPr>
         <w:t xml:space="preserve">; </w:t>
       </w:r>
-      <w:hyperlink r:id="rId133">
-        <w:r>
-          <w:rPr>
-            <w:lang w:val="id_ID" w:bidi="id_ID"/>
-          </w:rPr>
-          <w:rPr>
-            <w:color w:val="0000EE"/>
-            <w:u w:val="single"/>
-          </w:rPr>
-          <w:t>Gal. 2:16</w:t>
-        </w:r>
-      </w:hyperlink>
+      <w:r>
+        <w:rPr>
+          <w:lang w:val="id_ID" w:bidi="id_ID"/>
+        </w:rPr>
+        <w:t>Gal. 2:16</w:t>
+      </w:r>
       <w:r>
         <w:rPr>
           <w:lang w:val="id_ID" w:bidi="id_ID"/>
         </w:rPr>
         <w:t>). Sama seperti Paulus memahami bahwa kasih dan kemurahan hati harus muncul dari iman yang sejati (</w:t>
       </w:r>
-      <w:hyperlink r:id="rId129">
-        <w:r>
-          <w:rPr>
-            <w:lang w:val="id_ID" w:bidi="id_ID"/>
-          </w:rPr>
-          <w:rPr>
-            <w:color w:val="0000EE"/>
-            <w:u w:val="single"/>
-          </w:rPr>
-          <w:t>Gal. 5:6</w:t>
-        </w:r>
-      </w:hyperlink>
+      <w:r>
+        <w:rPr>
+          <w:lang w:val="id_ID" w:bidi="id_ID"/>
+        </w:rPr>
+        <w:t>Gal. 5:6</w:t>
+      </w:r>
       <w:r>
         <w:rPr>
           <w:lang w:val="id_ID" w:bidi="id_ID"/>
         </w:rPr>
         <w:t>), demikian juga Yakobus mengetahui bahwa perbuatan baik hanya dapat dihasilkan dari iman yang sepenuhnya memiliki komitmen kepada Allah (</w:t>
       </w:r>
-      <w:hyperlink r:id="rId51">
-        <w:r>
-          <w:rPr>
-            <w:lang w:val="id_ID" w:bidi="id_ID"/>
-          </w:rPr>
-          <w:rPr>
-            <w:color w:val="0000EE"/>
-            <w:u w:val="single"/>
-          </w:rPr>
-          <w:t>Yak. 2:18</w:t>
-        </w:r>
-      </w:hyperlink>
+      <w:r>
+        <w:rPr>
+          <w:lang w:val="id_ID" w:bidi="id_ID"/>
+        </w:rPr>
+        <w:t>Yak. 2:18</w:t>
+      </w:r>
       <w:r>
         <w:rPr>
           <w:lang w:val="id_ID" w:bidi="id_ID"/>
         </w:rPr>
         <w:t xml:space="preserve">, </w:t>
       </w:r>
-      <w:hyperlink r:id="rId148">
-        <w:r>
-          <w:rPr>
-            <w:lang w:val="id_ID" w:bidi="id_ID"/>
-          </w:rPr>
-          <w:rPr>
-            <w:color w:val="0000EE"/>
-            <w:u w:val="single"/>
-          </w:rPr>
-          <w:t>26</w:t>
-        </w:r>
-      </w:hyperlink>
+      <w:r>
+        <w:rPr>
+          <w:lang w:val="id_ID" w:bidi="id_ID"/>
+        </w:rPr>
+        <w:t>26</w:t>
+      </w:r>
       <w:r>
         <w:rPr>
           <w:lang w:val="id_ID" w:bidi="id_ID"/>
@@ -5312,90 +4418,60 @@
         </w:rPr>
         <w:t xml:space="preserve">Yakobus menampilkan Rahab, seorang perempuan sundal (lihat </w:t>
       </w:r>
-      <w:hyperlink r:id="rId149">
-        <w:r>
-          <w:rPr>
-            <w:lang w:val="id_ID" w:bidi="id_ID"/>
-          </w:rPr>
-          <w:rPr>
-            <w:color w:val="0000EE"/>
-            <w:u w:val="single"/>
-          </w:rPr>
-          <w:t>Yos. 2:1</w:t>
-        </w:r>
-      </w:hyperlink>
+      <w:r>
+        <w:rPr>
+          <w:lang w:val="id_ID" w:bidi="id_ID"/>
+        </w:rPr>
+        <w:t>Yos. 2:1</w:t>
+      </w:r>
       <w:r>
         <w:rPr>
           <w:lang w:val="id_ID" w:bidi="id_ID"/>
         </w:rPr>
         <w:t>) sebagai contoh kedua tentang bagaimana perbuatan baik harus menyertai iman yang sejati. Dia menunjukkan keyakinannya bahwa Tuhan Allah Israel adalah satu-satunya Allah (</w:t>
       </w:r>
-      <w:hyperlink r:id="rId150">
-        <w:r>
-          <w:rPr>
-            <w:lang w:val="id_ID" w:bidi="id_ID"/>
-          </w:rPr>
-          <w:rPr>
-            <w:color w:val="0000EE"/>
-            <w:u w:val="single"/>
-          </w:rPr>
-          <w:t>Yos. 2:9–11</w:t>
-        </w:r>
-      </w:hyperlink>
+      <w:r>
+        <w:rPr>
+          <w:lang w:val="id_ID" w:bidi="id_ID"/>
+        </w:rPr>
+        <w:t>Yos. 2:9–11</w:t>
+      </w:r>
       <w:r>
         <w:rPr>
           <w:lang w:val="id_ID" w:bidi="id_ID"/>
         </w:rPr>
         <w:t>), dan imannya disempurnakan oleh tindakannya ketika dia memberikan keramahan dan cara melarikan diri kepada mata-mata Israel (</w:t>
       </w:r>
-      <w:hyperlink r:id="rId151">
-        <w:r>
-          <w:rPr>
-            <w:lang w:val="id_ID" w:bidi="id_ID"/>
-          </w:rPr>
-          <w:rPr>
-            <w:color w:val="0000EE"/>
-            <w:u w:val="single"/>
-          </w:rPr>
-          <w:t>Yos. 2:1–6</w:t>
-        </w:r>
-      </w:hyperlink>
+      <w:r>
+        <w:rPr>
+          <w:lang w:val="id_ID" w:bidi="id_ID"/>
+        </w:rPr>
+        <w:t>Yos. 2:1–6</w:t>
+      </w:r>
       <w:r>
         <w:rPr>
           <w:lang w:val="id_ID" w:bidi="id_ID"/>
         </w:rPr>
         <w:t xml:space="preserve">; </w:t>
       </w:r>
-      <w:hyperlink r:id="rId152">
-        <w:r>
-          <w:rPr>
-            <w:lang w:val="id_ID" w:bidi="id_ID"/>
-          </w:rPr>
-          <w:rPr>
-            <w:color w:val="0000EE"/>
-            <w:u w:val="single"/>
-          </w:rPr>
-          <w:t>6:25</w:t>
-        </w:r>
-      </w:hyperlink>
+      <w:r>
+        <w:rPr>
+          <w:lang w:val="id_ID" w:bidi="id_ID"/>
+        </w:rPr>
+        <w:t>6:25</w:t>
+      </w:r>
       <w:r>
         <w:rPr>
           <w:lang w:val="id_ID" w:bidi="id_ID"/>
         </w:rPr>
         <w:t xml:space="preserve">; </w:t>
       </w:r>
-      <w:hyperlink r:id="rId153">
-        <w:r>
-          <w:rPr>
-            <w:lang w:val="id_ID" w:bidi="id_ID"/>
-          </w:rPr>
-          <w:rPr>
-            <w:color w:val="0000EE"/>
-            <w:u w:val="single"/>
-          </w:rPr>
-          <w:t>Ibr. 11:31</w:t>
-        </w:r>
-      </w:hyperlink>
+      <w:r>
+        <w:rPr>
+          <w:lang w:val="id_ID" w:bidi="id_ID"/>
+        </w:rPr>
+        <w:t>Ibr. 11:31</w:t>
+      </w:r>
       <w:r>
         <w:rPr>
           <w:lang w:val="id_ID" w:bidi="id_ID"/>
@@ -5450,18 +4526,12 @@
         </w:rPr>
         <w:t>Perbuatan baik sama pentingnya bagi iman seperti napas bagi tubuh jasmani (</w:t>
       </w:r>
-      <w:hyperlink r:id="rId71">
-        <w:r>
-          <w:rPr>
-            <w:lang w:val="id_ID" w:bidi="id_ID"/>
-          </w:rPr>
-          <w:rPr>
-            <w:color w:val="0000EE"/>
-            <w:u w:val="single"/>
-          </w:rPr>
-          <w:t>Kej. 2:7</w:t>
-        </w:r>
-      </w:hyperlink>
+      <w:r>
+        <w:rPr>
+          <w:lang w:val="id_ID" w:bidi="id_ID"/>
+        </w:rPr>
+        <w:t>Kej. 2:7</w:t>
+      </w:r>
       <w:r>
         <w:rPr>
           <w:lang w:val="id_ID" w:bidi="id_ID"/>
@@ -5516,90 +4586,60 @@
         </w:rPr>
         <w:t>Menjadi guru adalah salah satu cara untuk meningkatkan status sosial pada gereja mula-mula (</w:t>
       </w:r>
-      <w:hyperlink r:id="rId154">
-        <w:r>
-          <w:rPr>
-            <w:lang w:val="id_ID" w:bidi="id_ID"/>
-          </w:rPr>
-          <w:rPr>
-            <w:color w:val="0000EE"/>
-            <w:u w:val="single"/>
-          </w:rPr>
-          <w:t>1Kor. 12:28</w:t>
-        </w:r>
-      </w:hyperlink>
+      <w:r>
+        <w:rPr>
+          <w:lang w:val="id_ID" w:bidi="id_ID"/>
+        </w:rPr>
+        <w:t>1Kor. 12:28</w:t>
+      </w:r>
       <w:r>
         <w:rPr>
           <w:lang w:val="id_ID" w:bidi="id_ID"/>
         </w:rPr>
         <w:t xml:space="preserve">; </w:t>
       </w:r>
-      <w:hyperlink r:id="rId155">
-        <w:r>
-          <w:rPr>
-            <w:lang w:val="id_ID" w:bidi="id_ID"/>
-          </w:rPr>
-          <w:rPr>
-            <w:color w:val="0000EE"/>
-            <w:u w:val="single"/>
-          </w:rPr>
-          <w:t>Ef. 4:11</w:t>
-        </w:r>
-      </w:hyperlink>
+      <w:r>
+        <w:rPr>
+          <w:lang w:val="id_ID" w:bidi="id_ID"/>
+        </w:rPr>
+        <w:t>Ef. 4:11</w:t>
+      </w:r>
       <w:r>
         <w:rPr>
           <w:lang w:val="id_ID" w:bidi="id_ID"/>
         </w:rPr>
         <w:t xml:space="preserve">; </w:t>
       </w:r>
-      <w:hyperlink r:id="rId156">
-        <w:r>
-          <w:rPr>
-            <w:lang w:val="id_ID" w:bidi="id_ID"/>
-          </w:rPr>
-          <w:rPr>
-            <w:color w:val="0000EE"/>
-            <w:u w:val="single"/>
-          </w:rPr>
-          <w:t>1Tim. 5:17</w:t>
-        </w:r>
-      </w:hyperlink>
+      <w:r>
+        <w:rPr>
+          <w:lang w:val="id_ID" w:bidi="id_ID"/>
+        </w:rPr>
+        <w:t>1Tim. 5:17</w:t>
+      </w:r>
       <w:r>
         <w:rPr>
           <w:lang w:val="id_ID" w:bidi="id_ID"/>
         </w:rPr>
         <w:t xml:space="preserve">; bdk. </w:t>
       </w:r>
-      <w:hyperlink r:id="rId157">
-        <w:r>
-          <w:rPr>
-            <w:lang w:val="id_ID" w:bidi="id_ID"/>
-          </w:rPr>
-          <w:rPr>
-            <w:color w:val="0000EE"/>
-            <w:u w:val="single"/>
-          </w:rPr>
-          <w:t>Kisah. 5:34</w:t>
-        </w:r>
-      </w:hyperlink>
+      <w:r>
+        <w:rPr>
+          <w:lang w:val="id_ID" w:bidi="id_ID"/>
+        </w:rPr>
+        <w:t>Kisah. 5:34</w:t>
+      </w:r>
       <w:r>
         <w:rPr>
           <w:lang w:val="id_ID" w:bidi="id_ID"/>
         </w:rPr>
         <w:t>). Kehormatan semacam itu dapat mengimbangi rasa malu yang dialami oleh orang Kristen sebagai orang luar sosial (</w:t>
       </w:r>
-      <w:hyperlink r:id="rId158">
-        <w:r>
-          <w:rPr>
-            <w:lang w:val="id_ID" w:bidi="id_ID"/>
-          </w:rPr>
-          <w:rPr>
-            <w:color w:val="0000EE"/>
-            <w:u w:val="single"/>
-          </w:rPr>
-          <w:t>Yak. 2:6–7</w:t>
-        </w:r>
-      </w:hyperlink>
+      <w:r>
+        <w:rPr>
+          <w:lang w:val="id_ID" w:bidi="id_ID"/>
+        </w:rPr>
+        <w:t>Yak. 2:6–7</w:t>
+      </w:r>
       <w:r>
         <w:rPr>
           <w:lang w:val="id_ID" w:bidi="id_ID"/>
@@ -5654,54 +4694,36 @@
         </w:rPr>
         <w:t>Kita semua: Kepedulian utama Yakobus adalah mengenai ucapan anggota gereja yang mempengaruhi hubungan antarpribadi (</w:t>
       </w:r>
-      <w:hyperlink r:id="rId159">
-        <w:r>
-          <w:rPr>
-            <w:lang w:val="id_ID" w:bidi="id_ID"/>
-          </w:rPr>
-          <w:rPr>
-            <w:color w:val="0000EE"/>
-            <w:u w:val="single"/>
-          </w:rPr>
-          <w:t>Yak. 3:9–10</w:t>
-        </w:r>
-      </w:hyperlink>
+      <w:r>
+        <w:rPr>
+          <w:lang w:val="id_ID" w:bidi="id_ID"/>
+        </w:rPr>
+        <w:t>Yak. 3:9–10</w:t>
+      </w:r>
       <w:r>
         <w:rPr>
           <w:lang w:val="id_ID" w:bidi="id_ID"/>
         </w:rPr>
         <w:t xml:space="preserve">, </w:t>
       </w:r>
-      <w:hyperlink r:id="rId29">
-        <w:r>
-          <w:rPr>
-            <w:lang w:val="id_ID" w:bidi="id_ID"/>
-          </w:rPr>
-          <w:rPr>
-            <w:color w:val="0000EE"/>
-            <w:u w:val="single"/>
-          </w:rPr>
-          <w:t>14</w:t>
-        </w:r>
-      </w:hyperlink>
+      <w:r>
+        <w:rPr>
+          <w:lang w:val="id_ID" w:bidi="id_ID"/>
+        </w:rPr>
+        <w:t>14</w:t>
+      </w:r>
       <w:r>
         <w:rPr>
           <w:lang w:val="id_ID" w:bidi="id_ID"/>
         </w:rPr>
         <w:t xml:space="preserve">; </w:t>
       </w:r>
-      <w:hyperlink r:id="rId160">
-        <w:r>
-          <w:rPr>
-            <w:lang w:val="id_ID" w:bidi="id_ID"/>
-          </w:rPr>
-          <w:rPr>
-            <w:color w:val="0000EE"/>
-            <w:u w:val="single"/>
-          </w:rPr>
-          <w:t>4:1–3</w:t>
-        </w:r>
-      </w:hyperlink>
+      <w:r>
+        <w:rPr>
+          <w:lang w:val="id_ID" w:bidi="id_ID"/>
+        </w:rPr>
+        <w:t>4:1–3</w:t>
+      </w:r>
       <w:r>
         <w:rPr>
           <w:lang w:val="id_ID" w:bidi="id_ID"/>
@@ -5756,36 +4778,24 @@
         </w:rPr>
         <w:t>Ia merupakan suatu dunia kejahatan: Lidah bertindak sebagai agen dari seluruh dunia yang tidak benar yang menentang Allah (</w:t>
       </w:r>
-      <w:hyperlink r:id="rId161">
-        <w:r>
-          <w:rPr>
-            <w:lang w:val="id_ID" w:bidi="id_ID"/>
-          </w:rPr>
-          <w:rPr>
-            <w:color w:val="0000EE"/>
-            <w:u w:val="single"/>
-          </w:rPr>
-          <w:t>Yak. 1:27</w:t>
-        </w:r>
-      </w:hyperlink>
+      <w:r>
+        <w:rPr>
+          <w:lang w:val="id_ID" w:bidi="id_ID"/>
+        </w:rPr>
+        <w:t>Yak. 1:27</w:t>
+      </w:r>
       <w:r>
         <w:rPr>
           <w:lang w:val="id_ID" w:bidi="id_ID"/>
         </w:rPr>
         <w:t xml:space="preserve">; </w:t>
       </w:r>
-      <w:hyperlink r:id="rId89">
-        <w:r>
-          <w:rPr>
-            <w:lang w:val="id_ID" w:bidi="id_ID"/>
-          </w:rPr>
-          <w:rPr>
-            <w:color w:val="0000EE"/>
-            <w:u w:val="single"/>
-          </w:rPr>
-          <w:t>4:4</w:t>
-        </w:r>
-      </w:hyperlink>
+      <w:r>
+        <w:rPr>
+          <w:lang w:val="id_ID" w:bidi="id_ID"/>
+        </w:rPr>
+        <w:t>4:4</w:t>
+      </w:r>
       <w:r>
         <w:rPr>
           <w:lang w:val="id_ID" w:bidi="id_ID"/>
@@ -5805,54 +4815,36 @@
         </w:rPr>
         <w:t xml:space="preserve"> tempat hukuman kekal (</w:t>
       </w:r>
-      <w:hyperlink r:id="rId162">
-        <w:r>
-          <w:rPr>
-            <w:lang w:val="id_ID" w:bidi="id_ID"/>
-          </w:rPr>
-          <w:rPr>
-            <w:color w:val="0000EE"/>
-            <w:u w:val="single"/>
-          </w:rPr>
-          <w:t>Mat. 5:22</w:t>
-        </w:r>
-      </w:hyperlink>
+      <w:r>
+        <w:rPr>
+          <w:lang w:val="id_ID" w:bidi="id_ID"/>
+        </w:rPr>
+        <w:t>Mat. 5:22</w:t>
+      </w:r>
       <w:r>
         <w:rPr>
           <w:lang w:val="id_ID" w:bidi="id_ID"/>
         </w:rPr>
         <w:t xml:space="preserve">, </w:t>
       </w:r>
-      <w:hyperlink r:id="rId163">
-        <w:r>
-          <w:rPr>
-            <w:lang w:val="id_ID" w:bidi="id_ID"/>
-          </w:rPr>
-          <w:rPr>
-            <w:color w:val="0000EE"/>
-            <w:u w:val="single"/>
-          </w:rPr>
-          <w:t>30</w:t>
-        </w:r>
-      </w:hyperlink>
+      <w:r>
+        <w:rPr>
+          <w:lang w:val="id_ID" w:bidi="id_ID"/>
+        </w:rPr>
+        <w:t>30</w:t>
+      </w:r>
       <w:r>
         <w:rPr>
           <w:lang w:val="id_ID" w:bidi="id_ID"/>
         </w:rPr>
         <w:t xml:space="preserve">; </w:t>
       </w:r>
-      <w:hyperlink r:id="rId164">
-        <w:r>
-          <w:rPr>
-            <w:lang w:val="id_ID" w:bidi="id_ID"/>
-          </w:rPr>
-          <w:rPr>
-            <w:color w:val="0000EE"/>
-            <w:u w:val="single"/>
-          </w:rPr>
-          <w:t>23:15</w:t>
-        </w:r>
-      </w:hyperlink>
+      <w:r>
+        <w:rPr>
+          <w:lang w:val="id_ID" w:bidi="id_ID"/>
+        </w:rPr>
+        <w:t>23:15</w:t>
+      </w:r>
       <w:r>
         <w:rPr>
           <w:lang w:val="id_ID" w:bidi="id_ID"/>
@@ -5872,90 +4864,60 @@
         </w:rPr>
         <w:t xml:space="preserve"> tempat tinggal orang mati (</w:t>
       </w:r>
-      <w:hyperlink r:id="rId165">
-        <w:r>
-          <w:rPr>
-            <w:lang w:val="id_ID" w:bidi="id_ID"/>
-          </w:rPr>
-          <w:rPr>
-            <w:color w:val="0000EE"/>
-            <w:u w:val="single"/>
-          </w:rPr>
-          <w:t>Luk. 16:23</w:t>
-        </w:r>
-      </w:hyperlink>
+      <w:r>
+        <w:rPr>
+          <w:lang w:val="id_ID" w:bidi="id_ID"/>
+        </w:rPr>
+        <w:t>Luk. 16:23</w:t>
+      </w:r>
       <w:r>
         <w:rPr>
           <w:lang w:val="id_ID" w:bidi="id_ID"/>
         </w:rPr>
         <w:t xml:space="preserve">; </w:t>
       </w:r>
-      <w:hyperlink r:id="rId166">
-        <w:r>
-          <w:rPr>
-            <w:lang w:val="id_ID" w:bidi="id_ID"/>
-          </w:rPr>
-          <w:rPr>
-            <w:color w:val="0000EE"/>
-            <w:u w:val="single"/>
-          </w:rPr>
-          <w:t>Kisah. 2:31</w:t>
-        </w:r>
-      </w:hyperlink>
+      <w:r>
+        <w:rPr>
+          <w:lang w:val="id_ID" w:bidi="id_ID"/>
+        </w:rPr>
+        <w:t>Kisah. 2:31</w:t>
+      </w:r>
       <w:r>
         <w:rPr>
           <w:lang w:val="id_ID" w:bidi="id_ID"/>
         </w:rPr>
         <w:t>). Referensi ke neraka adalah alusi kepada Iblis (</w:t>
       </w:r>
-      <w:hyperlink r:id="rId167">
-        <w:r>
-          <w:rPr>
-            <w:lang w:val="id_ID" w:bidi="id_ID"/>
-          </w:rPr>
-          <w:rPr>
-            <w:color w:val="0000EE"/>
-            <w:u w:val="single"/>
-          </w:rPr>
-          <w:t>Yak. 4:7</w:t>
-        </w:r>
-      </w:hyperlink>
+      <w:r>
+        <w:rPr>
+          <w:lang w:val="id_ID" w:bidi="id_ID"/>
+        </w:rPr>
+        <w:t>Yak. 4:7</w:t>
+      </w:r>
       <w:r>
         <w:rPr>
           <w:lang w:val="id_ID" w:bidi="id_ID"/>
         </w:rPr>
         <w:t xml:space="preserve">; </w:t>
       </w:r>
-      <w:hyperlink r:id="rId162">
-        <w:r>
-          <w:rPr>
-            <w:lang w:val="id_ID" w:bidi="id_ID"/>
-          </w:rPr>
-          <w:rPr>
-            <w:color w:val="0000EE"/>
-            <w:u w:val="single"/>
-          </w:rPr>
-          <w:t>Mat. 5:22</w:t>
-        </w:r>
-      </w:hyperlink>
+      <w:r>
+        <w:rPr>
+          <w:lang w:val="id_ID" w:bidi="id_ID"/>
+        </w:rPr>
+        <w:t>Mat. 5:22</w:t>
+      </w:r>
       <w:r>
         <w:rPr>
           <w:lang w:val="id_ID" w:bidi="id_ID"/>
         </w:rPr>
         <w:t xml:space="preserve">; </w:t>
       </w:r>
-      <w:hyperlink r:id="rId168">
-        <w:r>
-          <w:rPr>
-            <w:lang w:val="id_ID" w:bidi="id_ID"/>
-          </w:rPr>
-          <w:rPr>
-            <w:color w:val="0000EE"/>
-            <w:u w:val="single"/>
-          </w:rPr>
-          <w:t>Yoh. 8:44</w:t>
-        </w:r>
-      </w:hyperlink>
+      <w:r>
+        <w:rPr>
+          <w:lang w:val="id_ID" w:bidi="id_ID"/>
+        </w:rPr>
+        <w:t>Yoh. 8:44</w:t>
+      </w:r>
       <w:r>
         <w:rPr>
           <w:lang w:val="id_ID" w:bidi="id_ID"/>
@@ -6010,54 +4972,36 @@
         </w:rPr>
         <w:t>Tidak seorang pun yang berkuasa menjinakkan lidah: Lidah memiliki kemampuan luar biasa untuk melakukan kejahatan. Jika kejahatannya dimotivasi oleh neraka (</w:t>
       </w:r>
-      <w:hyperlink r:id="rId169">
-        <w:r>
-          <w:rPr>
-            <w:lang w:val="id_ID" w:bidi="id_ID"/>
-          </w:rPr>
-          <w:rPr>
-            <w:color w:val="0000EE"/>
-            <w:u w:val="single"/>
-          </w:rPr>
-          <w:t>Yak. 3:6</w:t>
-        </w:r>
-      </w:hyperlink>
+      <w:r>
+        <w:rPr>
+          <w:lang w:val="id_ID" w:bidi="id_ID"/>
+        </w:rPr>
+        <w:t>Yak. 3:6</w:t>
+      </w:r>
       <w:r>
         <w:rPr>
           <w:lang w:val="id_ID" w:bidi="id_ID"/>
         </w:rPr>
         <w:t>), tentu tidak bisa dijinakkan hanya dengan usaha manusia. • Penuh racun yang mematikan: Ini mungkin merujuk pada ular di Taman Eden (</w:t>
       </w:r>
-      <w:hyperlink r:id="rId170">
-        <w:r>
-          <w:rPr>
-            <w:lang w:val="id_ID" w:bidi="id_ID"/>
-          </w:rPr>
-          <w:rPr>
-            <w:color w:val="0000EE"/>
-            <w:u w:val="single"/>
-          </w:rPr>
-          <w:t>Kej. 3:1</w:t>
-        </w:r>
-      </w:hyperlink>
+      <w:r>
+        <w:rPr>
+          <w:lang w:val="id_ID" w:bidi="id_ID"/>
+        </w:rPr>
+        <w:t>Kej. 3:1</w:t>
+      </w:r>
       <w:r>
         <w:rPr>
           <w:lang w:val="id_ID" w:bidi="id_ID"/>
         </w:rPr>
         <w:t>), yang diidentifikasi dengan Iblis (</w:t>
       </w:r>
-      <w:hyperlink r:id="rId171">
-        <w:r>
-          <w:rPr>
-            <w:lang w:val="id_ID" w:bidi="id_ID"/>
-          </w:rPr>
-          <w:rPr>
-            <w:color w:val="0000EE"/>
-            <w:u w:val="single"/>
-          </w:rPr>
-          <w:t>Why. 20:2</w:t>
-        </w:r>
-      </w:hyperlink>
+      <w:r>
+        <w:rPr>
+          <w:lang w:val="id_ID" w:bidi="id_ID"/>
+        </w:rPr>
+        <w:t>Why. 20:2</w:t>
+      </w:r>
       <w:r>
         <w:rPr>
           <w:lang w:val="id_ID" w:bidi="id_ID"/>
@@ -6112,36 +5056,24 @@
         </w:rPr>
         <w:t>Memuji . . . mengutuk: Memuji Tuhan dan Bapa kita adalah aktivitas terbaik dari lidah, sedangkan mengutuk mereka yang diciptakan dalam gambar-Nya adalah salah satu yang terburuk, karena itu merupakan kutukan implisit terhadap Allah sendiri (</w:t>
       </w:r>
-      <w:hyperlink r:id="rId172">
-        <w:r>
-          <w:rPr>
-            <w:lang w:val="id_ID" w:bidi="id_ID"/>
-          </w:rPr>
-          <w:rPr>
-            <w:color w:val="0000EE"/>
-            <w:u w:val="single"/>
-          </w:rPr>
-          <w:t>Kej. 1:26–27</w:t>
-        </w:r>
-      </w:hyperlink>
+      <w:r>
+        <w:rPr>
+          <w:lang w:val="id_ID" w:bidi="id_ID"/>
+        </w:rPr>
+        <w:t>Kej. 1:26–27</w:t>
+      </w:r>
       <w:r>
         <w:rPr>
           <w:lang w:val="id_ID" w:bidi="id_ID"/>
         </w:rPr>
         <w:t xml:space="preserve">; </w:t>
       </w:r>
-      <w:hyperlink r:id="rId173">
-        <w:r>
-          <w:rPr>
-            <w:lang w:val="id_ID" w:bidi="id_ID"/>
-          </w:rPr>
-          <w:rPr>
-            <w:color w:val="0000EE"/>
-            <w:u w:val="single"/>
-          </w:rPr>
-          <w:t>9:6</w:t>
-        </w:r>
-      </w:hyperlink>
+      <w:r>
+        <w:rPr>
+          <w:lang w:val="id_ID" w:bidi="id_ID"/>
+        </w:rPr>
+        <w:t>9:6</w:t>
+      </w:r>
       <w:r>
         <w:rPr>
           <w:lang w:val="id_ID" w:bidi="id_ID"/>
@@ -6263,90 +5195,60 @@
         </w:rPr>
         <w:t>: Kebijaksanaan yang berasal dari Allah (</w:t>
       </w:r>
-      <w:hyperlink r:id="rId174">
-        <w:r>
-          <w:rPr>
-            <w:lang w:val="id_ID" w:bidi="id_ID"/>
-          </w:rPr>
-          <w:rPr>
-            <w:color w:val="0000EE"/>
-            <w:u w:val="single"/>
-          </w:rPr>
-          <w:t>Yak. 1:5</w:t>
-        </w:r>
-      </w:hyperlink>
+      <w:r>
+        <w:rPr>
+          <w:lang w:val="id_ID" w:bidi="id_ID"/>
+        </w:rPr>
+        <w:t>Yak. 1:5</w:t>
+      </w:r>
       <w:r>
         <w:rPr>
           <w:lang w:val="id_ID" w:bidi="id_ID"/>
         </w:rPr>
         <w:t xml:space="preserve">) bukan sekadar keterampilan intelektual atau kumpulan informasi, melainkan wawasan praktis dan pemahaman spiritual yang diwujudkan dalam kejujuran moral, seperti yang dijelaskan dalam </w:t>
       </w:r>
-      <w:hyperlink r:id="rId175">
-        <w:r>
-          <w:rPr>
-            <w:lang w:val="id_ID" w:bidi="id_ID"/>
-          </w:rPr>
-          <w:rPr>
-            <w:color w:val="0000EE"/>
-            <w:u w:val="single"/>
-          </w:rPr>
-          <w:t>Yak. 3:17–18</w:t>
-        </w:r>
-      </w:hyperlink>
+      <w:r>
+        <w:rPr>
+          <w:lang w:val="id_ID" w:bidi="id_ID"/>
+        </w:rPr>
+        <w:t>Yak. 3:17–18</w:t>
+      </w:r>
       <w:r>
         <w:rPr>
           <w:lang w:val="id_ID" w:bidi="id_ID"/>
         </w:rPr>
         <w:t xml:space="preserve"> (lihat juga </w:t>
       </w:r>
-      <w:hyperlink r:id="rId176">
-        <w:r>
-          <w:rPr>
-            <w:lang w:val="id_ID" w:bidi="id_ID"/>
-          </w:rPr>
-          <w:rPr>
-            <w:color w:val="0000EE"/>
-            <w:u w:val="single"/>
-          </w:rPr>
-          <w:t>Ayb. 28:28</w:t>
-        </w:r>
-      </w:hyperlink>
+      <w:r>
+        <w:rPr>
+          <w:lang w:val="id_ID" w:bidi="id_ID"/>
+        </w:rPr>
+        <w:t>Ayb. 28:28</w:t>
+      </w:r>
       <w:r>
         <w:rPr>
           <w:lang w:val="id_ID" w:bidi="id_ID"/>
         </w:rPr>
         <w:t xml:space="preserve">; </w:t>
       </w:r>
-      <w:hyperlink r:id="rId177">
-        <w:r>
-          <w:rPr>
-            <w:lang w:val="id_ID" w:bidi="id_ID"/>
-          </w:rPr>
-          <w:rPr>
-            <w:color w:val="0000EE"/>
-            <w:u w:val="single"/>
-          </w:rPr>
-          <w:t>Ams. 1:2–4</w:t>
-        </w:r>
-      </w:hyperlink>
+      <w:r>
+        <w:rPr>
+          <w:lang w:val="id_ID" w:bidi="id_ID"/>
+        </w:rPr>
+        <w:t>Ams. 1:2–4</w:t>
+      </w:r>
       <w:r>
         <w:rPr>
           <w:lang w:val="id_ID" w:bidi="id_ID"/>
         </w:rPr>
         <w:t xml:space="preserve">; </w:t>
       </w:r>
-      <w:hyperlink r:id="rId178">
-        <w:r>
-          <w:rPr>
-            <w:lang w:val="id_ID" w:bidi="id_ID"/>
-          </w:rPr>
-          <w:rPr>
-            <w:color w:val="0000EE"/>
-            <w:u w:val="single"/>
-          </w:rPr>
-          <w:t>2:10–15</w:t>
-        </w:r>
-      </w:hyperlink>
+      <w:r>
+        <w:rPr>
+          <w:lang w:val="id_ID" w:bidi="id_ID"/>
+        </w:rPr>
+        <w:t>2:10–15</w:t>
+      </w:r>
       <w:r>
         <w:rPr>
           <w:lang w:val="id_ID" w:bidi="id_ID"/>
@@ -6401,36 +5303,24 @@
         </w:rPr>
         <w:t>Kebenarannya adalah bahwa kebijaksanaan tidak dapat dikaitkan dengan kecemburuan dan ambisi egois. Hanya dengan kerendahan hati kita dapat menerima firman Allah yang sejati (</w:t>
       </w:r>
-      <w:hyperlink r:id="rId82">
-        <w:r>
-          <w:rPr>
-            <w:lang w:val="id_ID" w:bidi="id_ID"/>
-          </w:rPr>
-          <w:rPr>
-            <w:color w:val="0000EE"/>
-            <w:u w:val="single"/>
-          </w:rPr>
-          <w:t>Yak. 1:18</w:t>
-        </w:r>
-      </w:hyperlink>
+      <w:r>
+        <w:rPr>
+          <w:lang w:val="id_ID" w:bidi="id_ID"/>
+        </w:rPr>
+        <w:t>Yak. 1:18</w:t>
+      </w:r>
       <w:r>
         <w:rPr>
           <w:lang w:val="id_ID" w:bidi="id_ID"/>
         </w:rPr>
         <w:t xml:space="preserve">, </w:t>
       </w:r>
-      <w:hyperlink r:id="rId83">
-        <w:r>
-          <w:rPr>
-            <w:lang w:val="id_ID" w:bidi="id_ID"/>
-          </w:rPr>
-          <w:rPr>
-            <w:color w:val="0000EE"/>
-            <w:u w:val="single"/>
-          </w:rPr>
-          <w:t>21</w:t>
-        </w:r>
-      </w:hyperlink>
+      <w:r>
+        <w:rPr>
+          <w:lang w:val="id_ID" w:bidi="id_ID"/>
+        </w:rPr>
+        <w:t>21</w:t>
+      </w:r>
       <w:r>
         <w:rPr>
           <w:lang w:val="id_ID" w:bidi="id_ID"/>
@@ -6485,90 +5375,60 @@
         </w:rPr>
         <w:t>Hikmat duniawi bukan bagian dari ciptaan yang baik; ia bertentangan dengan hikmat surgawi karena menafikan Allah. Hikmat ini tidak bersifat rohani karena tidak mengakui atau merespons Roh Allah (</w:t>
       </w:r>
-      <w:hyperlink r:id="rId179">
-        <w:r>
-          <w:rPr>
-            <w:lang w:val="id_ID" w:bidi="id_ID"/>
-          </w:rPr>
-          <w:rPr>
-            <w:color w:val="0000EE"/>
-            <w:u w:val="single"/>
-          </w:rPr>
-          <w:t>1Kor. 2:14</w:t>
-        </w:r>
-      </w:hyperlink>
+      <w:r>
+        <w:rPr>
+          <w:lang w:val="id_ID" w:bidi="id_ID"/>
+        </w:rPr>
+        <w:t>1Kor. 2:14</w:t>
+      </w:r>
       <w:r>
         <w:rPr>
           <w:lang w:val="id_ID" w:bidi="id_ID"/>
         </w:rPr>
         <w:t xml:space="preserve">; </w:t>
       </w:r>
-      <w:hyperlink r:id="rId180">
-        <w:r>
-          <w:rPr>
-            <w:lang w:val="id_ID" w:bidi="id_ID"/>
-          </w:rPr>
-          <w:rPr>
-            <w:color w:val="0000EE"/>
-            <w:u w:val="single"/>
-          </w:rPr>
-          <w:t>Yud. 1:19</w:t>
-        </w:r>
-      </w:hyperlink>
+      <w:r>
+        <w:rPr>
+          <w:lang w:val="id_ID" w:bidi="id_ID"/>
+        </w:rPr>
+        <w:t>Yud. 1:19</w:t>
+      </w:r>
       <w:r>
         <w:rPr>
           <w:lang w:val="id_ID" w:bidi="id_ID"/>
         </w:rPr>
         <w:t>). Ia penuh dengan kejahatan karena berasal dari Iblis, yang merupakan sumber utama dari hikmat yang menghancurkan ini (</w:t>
       </w:r>
-      <w:hyperlink r:id="rId169">
-        <w:r>
-          <w:rPr>
-            <w:lang w:val="id_ID" w:bidi="id_ID"/>
-          </w:rPr>
-          <w:rPr>
-            <w:color w:val="0000EE"/>
-            <w:u w:val="single"/>
-          </w:rPr>
-          <w:t>Yak. 3:6</w:t>
-        </w:r>
-      </w:hyperlink>
+      <w:r>
+        <w:rPr>
+          <w:lang w:val="id_ID" w:bidi="id_ID"/>
+        </w:rPr>
+        <w:t>Yak. 3:6</w:t>
+      </w:r>
       <w:r>
         <w:rPr>
           <w:lang w:val="id_ID" w:bidi="id_ID"/>
         </w:rPr>
         <w:t xml:space="preserve">; </w:t>
       </w:r>
-      <w:hyperlink r:id="rId181">
-        <w:r>
-          <w:rPr>
-            <w:lang w:val="id_ID" w:bidi="id_ID"/>
-          </w:rPr>
-          <w:rPr>
-            <w:color w:val="0000EE"/>
-            <w:u w:val="single"/>
-          </w:rPr>
-          <w:t>4:6</w:t>
-        </w:r>
-      </w:hyperlink>
+      <w:r>
+        <w:rPr>
+          <w:lang w:val="id_ID" w:bidi="id_ID"/>
+        </w:rPr>
+        <w:t>4:6</w:t>
+      </w:r>
       <w:r>
         <w:rPr>
           <w:lang w:val="id_ID" w:bidi="id_ID"/>
         </w:rPr>
         <w:t xml:space="preserve">; </w:t>
       </w:r>
-      <w:hyperlink r:id="rId182">
-        <w:r>
-          <w:rPr>
-            <w:lang w:val="id_ID" w:bidi="id_ID"/>
-          </w:rPr>
-          <w:rPr>
-            <w:color w:val="0000EE"/>
-            <w:u w:val="single"/>
-          </w:rPr>
-          <w:t>1Tim. 4:1</w:t>
-        </w:r>
-      </w:hyperlink>
+      <w:r>
+        <w:rPr>
+          <w:lang w:val="id_ID" w:bidi="id_ID"/>
+        </w:rPr>
+        <w:t>1Tim. 4:1</w:t>
+      </w:r>
       <w:r>
         <w:rPr>
           <w:lang w:val="id_ID" w:bidi="id_ID"/>
@@ -6623,18 +5483,12 @@
         </w:rPr>
         <w:t xml:space="preserve">Yakobus memakai perumpamaan tentang bercocok tanam untuk menekankan manfaat hidup dengan kebijaksanaan dari atas: Mereka yang menanam benih damai sejahtera dalam persekutuan akan menuai hasil kebenaran yang subur dalam dalam persekutuan tersebut (bdk. </w:t>
       </w:r>
-      <w:hyperlink r:id="rId183">
-        <w:r>
-          <w:rPr>
-            <w:lang w:val="id_ID" w:bidi="id_ID"/>
-          </w:rPr>
-          <w:rPr>
-            <w:color w:val="0000EE"/>
-            <w:u w:val="single"/>
-          </w:rPr>
-          <w:t>Mat. 5:9</w:t>
-        </w:r>
-      </w:hyperlink>
+      <w:r>
+        <w:rPr>
+          <w:lang w:val="id_ID" w:bidi="id_ID"/>
+        </w:rPr>
+        <w:t>Mat. 5:9</w:t>
+      </w:r>
       <w:r>
         <w:rPr>
           <w:lang w:val="id_ID" w:bidi="id_ID"/>
@@ -6715,54 +5569,36 @@
         </w:rPr>
         <w:t xml:space="preserve"> lagi di </w:t>
       </w:r>
-      <w:hyperlink r:id="rId184">
-        <w:r>
-          <w:rPr>
-            <w:lang w:val="id_ID" w:bidi="id_ID"/>
-          </w:rPr>
-          <w:rPr>
-            <w:color w:val="0000EE"/>
-            <w:u w:val="single"/>
-          </w:rPr>
-          <w:t>Yak. 4:3</w:t>
-        </w:r>
-      </w:hyperlink>
+      <w:r>
+        <w:rPr>
+          <w:lang w:val="id_ID" w:bidi="id_ID"/>
+        </w:rPr>
+        <w:t>Yak. 4:3</w:t>
+      </w:r>
       <w:r>
         <w:rPr>
           <w:lang w:val="id_ID" w:bidi="id_ID"/>
         </w:rPr>
         <w:t xml:space="preserve"> (diterjemahkan menjadi “kenikmatan”) untuk menutup seluruh paragraf dan menunjukkan sumber konflik serta doa yang tidak terjawab (</w:t>
       </w:r>
-      <w:hyperlink r:id="rId185">
-        <w:r>
-          <w:rPr>
-            <w:lang w:val="id_ID" w:bidi="id_ID"/>
-          </w:rPr>
-          <w:rPr>
-            <w:color w:val="0000EE"/>
-            <w:u w:val="single"/>
-          </w:rPr>
-          <w:t>Luk. 8:14</w:t>
-        </w:r>
-      </w:hyperlink>
+      <w:r>
+        <w:rPr>
+          <w:lang w:val="id_ID" w:bidi="id_ID"/>
+        </w:rPr>
+        <w:t>Luk. 8:14</w:t>
+      </w:r>
       <w:r>
         <w:rPr>
           <w:lang w:val="id_ID" w:bidi="id_ID"/>
         </w:rPr>
         <w:t xml:space="preserve">; </w:t>
       </w:r>
-      <w:hyperlink r:id="rId186">
-        <w:r>
-          <w:rPr>
-            <w:lang w:val="id_ID" w:bidi="id_ID"/>
-          </w:rPr>
-          <w:rPr>
-            <w:color w:val="0000EE"/>
-            <w:u w:val="single"/>
-          </w:rPr>
-          <w:t>Tit. 3:3</w:t>
-        </w:r>
-      </w:hyperlink>
+      <w:r>
+        <w:rPr>
+          <w:lang w:val="id_ID" w:bidi="id_ID"/>
+        </w:rPr>
+        <w:t>Tit. 3:3</w:t>
+      </w:r>
       <w:r>
         <w:rPr>
           <w:lang w:val="id_ID" w:bidi="id_ID"/>
@@ -6865,144 +5701,96 @@
         </w:rPr>
         <w:t xml:space="preserve">Hai kamu, orang-orang yang tidak setia!: Yakobus menggunakan gambaran kenabian ini (lihat, mis., </w:t>
       </w:r>
-      <w:hyperlink r:id="rId187">
-        <w:r>
-          <w:rPr>
-            <w:lang w:val="id_ID" w:bidi="id_ID"/>
-          </w:rPr>
-          <w:rPr>
-            <w:color w:val="0000EE"/>
-            <w:u w:val="single"/>
-          </w:rPr>
-          <w:t>Yer. 3:6</w:t>
-        </w:r>
-      </w:hyperlink>
+      <w:r>
+        <w:rPr>
+          <w:lang w:val="id_ID" w:bidi="id_ID"/>
+        </w:rPr>
+        <w:t>Yer. 3:6</w:t>
+      </w:r>
       <w:r>
         <w:rPr>
           <w:lang w:val="id_ID" w:bidi="id_ID"/>
         </w:rPr>
         <w:t xml:space="preserve">; </w:t>
       </w:r>
-      <w:hyperlink r:id="rId188">
-        <w:r>
-          <w:rPr>
-            <w:lang w:val="id_ID" w:bidi="id_ID"/>
-          </w:rPr>
-          <w:rPr>
-            <w:color w:val="0000EE"/>
-            <w:u w:val="single"/>
-          </w:rPr>
-          <w:t>Hos. 3:1</w:t>
-        </w:r>
-      </w:hyperlink>
+      <w:r>
+        <w:rPr>
+          <w:lang w:val="id_ID" w:bidi="id_ID"/>
+        </w:rPr>
+        <w:t>Hos. 3:1</w:t>
+      </w:r>
       <w:r>
         <w:rPr>
           <w:lang w:val="id_ID" w:bidi="id_ID"/>
         </w:rPr>
         <w:t>) karena para pembacanya mencari apa yang bisa diberikan oleh persahabatan dengan dunia—penerimaan sosial (</w:t>
       </w:r>
-      <w:hyperlink r:id="rId189">
-        <w:r>
-          <w:rPr>
-            <w:lang w:val="id_ID" w:bidi="id_ID"/>
-          </w:rPr>
-          <w:rPr>
-            <w:color w:val="0000EE"/>
-            <w:u w:val="single"/>
-          </w:rPr>
-          <w:t>Yak. 2:1–4</w:t>
-        </w:r>
-      </w:hyperlink>
+      <w:r>
+        <w:rPr>
+          <w:lang w:val="id_ID" w:bidi="id_ID"/>
+        </w:rPr>
+        <w:t>Yak. 2:1–4</w:t>
+      </w:r>
       <w:r>
         <w:rPr>
           <w:lang w:val="id_ID" w:bidi="id_ID"/>
         </w:rPr>
         <w:t>), prestise atau gengsi (</w:t>
       </w:r>
-      <w:hyperlink r:id="rId95">
-        <w:r>
-          <w:rPr>
-            <w:lang w:val="id_ID" w:bidi="id_ID"/>
-          </w:rPr>
-          <w:rPr>
-            <w:color w:val="0000EE"/>
-            <w:u w:val="single"/>
-          </w:rPr>
-          <w:t>Yak. 3:1</w:t>
-        </w:r>
-      </w:hyperlink>
+      <w:r>
+        <w:rPr>
+          <w:lang w:val="id_ID" w:bidi="id_ID"/>
+        </w:rPr>
+        <w:t>Yak. 3:1</w:t>
+      </w:r>
       <w:r>
         <w:rPr>
           <w:lang w:val="id_ID" w:bidi="id_ID"/>
         </w:rPr>
         <w:t>), atau kekayaan (</w:t>
       </w:r>
-      <w:hyperlink r:id="rId52">
-        <w:r>
-          <w:rPr>
-            <w:lang w:val="id_ID" w:bidi="id_ID"/>
-          </w:rPr>
-          <w:rPr>
-            <w:color w:val="0000EE"/>
-            <w:u w:val="single"/>
-          </w:rPr>
-          <w:t>Yak. 4:13</w:t>
-        </w:r>
-      </w:hyperlink>
+      <w:r>
+        <w:rPr>
+          <w:lang w:val="id_ID" w:bidi="id_ID"/>
+        </w:rPr>
+        <w:t>Yak. 4:13</w:t>
+      </w:r>
       <w:r>
         <w:rPr>
           <w:lang w:val="id_ID" w:bidi="id_ID"/>
         </w:rPr>
         <w:t>). Kesetiaan yang terbagi terhadap Allah (</w:t>
       </w:r>
-      <w:hyperlink r:id="rId190">
-        <w:r>
-          <w:rPr>
-            <w:lang w:val="id_ID" w:bidi="id_ID"/>
-          </w:rPr>
-          <w:rPr>
-            <w:color w:val="0000EE"/>
-            <w:u w:val="single"/>
-          </w:rPr>
-          <w:t>Yak. 4:8</w:t>
-        </w:r>
-      </w:hyperlink>
+      <w:r>
+        <w:rPr>
+          <w:lang w:val="id_ID" w:bidi="id_ID"/>
+        </w:rPr>
+        <w:t>Yak. 4:8</w:t>
+      </w:r>
       <w:r>
         <w:rPr>
           <w:lang w:val="id_ID" w:bidi="id_ID"/>
         </w:rPr>
         <w:t>) diibaratkan seperti perzinahan, yaitu tidak setia terhadap pasangan sendiri. • Di dunia kuno, sahabat digunakan sebagai gelar untuk hubungan yang khusus dan eksklusif (</w:t>
       </w:r>
-      <w:hyperlink r:id="rId191">
-        <w:r>
-          <w:rPr>
-            <w:lang w:val="id_ID" w:bidi="id_ID"/>
-          </w:rPr>
-          <w:rPr>
-            <w:color w:val="0000EE"/>
-            <w:u w:val="single"/>
-          </w:rPr>
-          <w:t>Luk. 23:12</w:t>
-        </w:r>
-      </w:hyperlink>
+      <w:r>
+        <w:rPr>
+          <w:lang w:val="id_ID" w:bidi="id_ID"/>
+        </w:rPr>
+        <w:t>Luk. 23:12</w:t>
+      </w:r>
       <w:r>
         <w:rPr>
           <w:lang w:val="id_ID" w:bidi="id_ID"/>
         </w:rPr>
         <w:t xml:space="preserve">, Herodes dan Pilatus; </w:t>
       </w:r>
-      <w:hyperlink r:id="rId192">
-        <w:r>
-          <w:rPr>
-            <w:lang w:val="id_ID" w:bidi="id_ID"/>
-          </w:rPr>
-          <w:rPr>
-            <w:color w:val="0000EE"/>
-            <w:u w:val="single"/>
-          </w:rPr>
-          <w:t>Yoh. 19:12</w:t>
-        </w:r>
-      </w:hyperlink>
+      <w:r>
+        <w:rPr>
+          <w:lang w:val="id_ID" w:bidi="id_ID"/>
+        </w:rPr>
+        <w:t>Yoh. 19:12</w:t>
+      </w:r>
       <w:r>
         <w:rPr>
           <w:lang w:val="id_ID" w:bidi="id_ID"/>
@@ -7022,126 +5810,84 @@
         </w:rPr>
         <w:t xml:space="preserve"> 2:18; 6:28). Baik Musa (</w:t>
       </w:r>
-      <w:hyperlink r:id="rId193">
-        <w:r>
-          <w:rPr>
-            <w:lang w:val="id_ID" w:bidi="id_ID"/>
-          </w:rPr>
-          <w:rPr>
-            <w:color w:val="0000EE"/>
-            <w:u w:val="single"/>
-          </w:rPr>
-          <w:t>Kel. 33:11</w:t>
-        </w:r>
-      </w:hyperlink>
+      <w:r>
+        <w:rPr>
+          <w:lang w:val="id_ID" w:bidi="id_ID"/>
+        </w:rPr>
+        <w:t>Kel. 33:11</w:t>
+      </w:r>
       <w:r>
         <w:rPr>
           <w:lang w:val="id_ID" w:bidi="id_ID"/>
         </w:rPr>
         <w:t>) maupun Abraham disebut sahabat Allah (</w:t>
       </w:r>
-      <w:hyperlink r:id="rId194">
-        <w:r>
-          <w:rPr>
-            <w:lang w:val="id_ID" w:bidi="id_ID"/>
-          </w:rPr>
-          <w:rPr>
-            <w:color w:val="0000EE"/>
-            <w:u w:val="single"/>
-          </w:rPr>
-          <w:t>Yak. 2:23</w:t>
-        </w:r>
-      </w:hyperlink>
+      <w:r>
+        <w:rPr>
+          <w:lang w:val="id_ID" w:bidi="id_ID"/>
+        </w:rPr>
+        <w:t>Yak. 2:23</w:t>
+      </w:r>
       <w:r>
         <w:rPr>
           <w:lang w:val="id_ID" w:bidi="id_ID"/>
         </w:rPr>
         <w:t xml:space="preserve">; </w:t>
       </w:r>
-      <w:hyperlink r:id="rId195">
-        <w:r>
-          <w:rPr>
-            <w:lang w:val="id_ID" w:bidi="id_ID"/>
-          </w:rPr>
-          <w:rPr>
-            <w:color w:val="0000EE"/>
-            <w:u w:val="single"/>
-          </w:rPr>
-          <w:t>2Taw. 20:7</w:t>
-        </w:r>
-      </w:hyperlink>
+      <w:r>
+        <w:rPr>
+          <w:lang w:val="id_ID" w:bidi="id_ID"/>
+        </w:rPr>
+        <w:t>2Taw. 20:7</w:t>
+      </w:r>
       <w:r>
         <w:rPr>
           <w:lang w:val="id_ID" w:bidi="id_ID"/>
         </w:rPr>
         <w:t xml:space="preserve">; </w:t>
       </w:r>
-      <w:hyperlink r:id="rId196">
-        <w:r>
-          <w:rPr>
-            <w:lang w:val="id_ID" w:bidi="id_ID"/>
-          </w:rPr>
-          <w:rPr>
-            <w:color w:val="0000EE"/>
-            <w:u w:val="single"/>
-          </w:rPr>
-          <w:t>Yes. 41:8</w:t>
-        </w:r>
-      </w:hyperlink>
+      <w:r>
+        <w:rPr>
+          <w:lang w:val="id_ID" w:bidi="id_ID"/>
+        </w:rPr>
+        <w:t>Yes. 41:8</w:t>
+      </w:r>
       <w:r>
         <w:rPr>
           <w:lang w:val="id_ID" w:bidi="id_ID"/>
         </w:rPr>
         <w:t xml:space="preserve">; bdk. </w:t>
       </w:r>
-      <w:hyperlink r:id="rId145">
-        <w:r>
-          <w:rPr>
-            <w:lang w:val="id_ID" w:bidi="id_ID"/>
-          </w:rPr>
-          <w:rPr>
-            <w:color w:val="0000EE"/>
-            <w:u w:val="single"/>
-          </w:rPr>
-          <w:t>Yoh. 15:15</w:t>
-        </w:r>
-      </w:hyperlink>
+      <w:r>
+        <w:rPr>
+          <w:lang w:val="id_ID" w:bidi="id_ID"/>
+        </w:rPr>
+        <w:t>Yoh. 15:15</w:t>
+      </w:r>
       <w:r>
         <w:rPr>
           <w:lang w:val="id_ID" w:bidi="id_ID"/>
         </w:rPr>
         <w:t>). • Dunia terdiri dari masyarakat yang menentang Allah dan kerajaan-Nya. Dunia dipandu oleh hikmat duniawi, bukan surgawi (</w:t>
       </w:r>
-      <w:hyperlink r:id="rId197">
-        <w:r>
-          <w:rPr>
-            <w:lang w:val="id_ID" w:bidi="id_ID"/>
-          </w:rPr>
-          <w:rPr>
-            <w:color w:val="0000EE"/>
-            <w:u w:val="single"/>
-          </w:rPr>
-          <w:t>Yak. 3:15–17</w:t>
-        </w:r>
-      </w:hyperlink>
+      <w:r>
+        <w:rPr>
+          <w:lang w:val="id_ID" w:bidi="id_ID"/>
+        </w:rPr>
+        <w:t>Yak. 3:15–17</w:t>
+      </w:r>
       <w:r>
         <w:rPr>
           <w:lang w:val="id_ID" w:bidi="id_ID"/>
         </w:rPr>
         <w:t>), dan dicirikan oleh keinginan jahat, pertengkaran, dan pembunuhan (</w:t>
       </w:r>
-      <w:hyperlink r:id="rId198">
-        <w:r>
-          <w:rPr>
-            <w:lang w:val="id_ID" w:bidi="id_ID"/>
-          </w:rPr>
-          <w:rPr>
-            <w:color w:val="0000EE"/>
-            <w:u w:val="single"/>
-          </w:rPr>
-          <w:t>Yak. 4:2–3</w:t>
-        </w:r>
-      </w:hyperlink>
+      <w:r>
+        <w:rPr>
+          <w:lang w:val="id_ID" w:bidi="id_ID"/>
+        </w:rPr>
+        <w:t>Yak. 4:2–3</w:t>
+      </w:r>
       <w:r>
         <w:rPr>
           <w:lang w:val="id_ID" w:bidi="id_ID"/>
@@ -7196,18 +5942,12 @@
         </w:rPr>
         <w:t>Yakobus menjelaskan penyebab hadirnya konflik: cinta pada dunia, kesetiaan yang terbagi, dan kritik yang sombong (</w:t>
       </w:r>
-      <w:hyperlink r:id="rId199">
-        <w:r>
-          <w:rPr>
-            <w:lang w:val="id_ID" w:bidi="id_ID"/>
-          </w:rPr>
-          <w:rPr>
-            <w:color w:val="0000EE"/>
-            <w:u w:val="single"/>
-          </w:rPr>
-          <w:t>Yak. 4:11–12</w:t>
-        </w:r>
-      </w:hyperlink>
+      <w:r>
+        <w:rPr>
+          <w:lang w:val="id_ID" w:bidi="id_ID"/>
+        </w:rPr>
+        <w:t>Yak. 4:11–12</w:t>
+      </w:r>
       <w:r>
         <w:rPr>
           <w:lang w:val="id_ID" w:bidi="id_ID"/>
@@ -7310,36 +6050,24 @@
         </w:rPr>
         <w:t xml:space="preserve">Lawanlah Iblis: Lihat juga </w:t>
       </w:r>
-      <w:hyperlink r:id="rId200">
-        <w:r>
-          <w:rPr>
-            <w:lang w:val="id_ID" w:bidi="id_ID"/>
-          </w:rPr>
-          <w:rPr>
-            <w:color w:val="0000EE"/>
-            <w:u w:val="single"/>
-          </w:rPr>
-          <w:t>Ef. 6:11</w:t>
-        </w:r>
-      </w:hyperlink>
+      <w:r>
+        <w:rPr>
+          <w:lang w:val="id_ID" w:bidi="id_ID"/>
+        </w:rPr>
+        <w:t>Ef. 6:11</w:t>
+      </w:r>
       <w:r>
         <w:rPr>
           <w:lang w:val="id_ID" w:bidi="id_ID"/>
         </w:rPr>
         <w:t xml:space="preserve">; </w:t>
       </w:r>
-      <w:hyperlink r:id="rId201">
-        <w:r>
-          <w:rPr>
-            <w:lang w:val="id_ID" w:bidi="id_ID"/>
-          </w:rPr>
-          <w:rPr>
-            <w:color w:val="0000EE"/>
-            <w:u w:val="single"/>
-          </w:rPr>
-          <w:t>1Ptr. 5:8</w:t>
-        </w:r>
-      </w:hyperlink>
+      <w:r>
+        <w:rPr>
+          <w:lang w:val="id_ID" w:bidi="id_ID"/>
+        </w:rPr>
+        <w:t>1Ptr. 5:8</w:t>
+      </w:r>
       <w:r>
         <w:rPr>
           <w:lang w:val="id_ID" w:bidi="id_ID"/>
@@ -7394,54 +6122,36 @@
         </w:rPr>
         <w:t>Mendekatlah kepada Allah: Ini adalah bahasa persahabatan (</w:t>
       </w:r>
-      <w:hyperlink r:id="rId194">
-        <w:r>
-          <w:rPr>
-            <w:lang w:val="id_ID" w:bidi="id_ID"/>
-          </w:rPr>
-          <w:rPr>
-            <w:color w:val="0000EE"/>
-            <w:u w:val="single"/>
-          </w:rPr>
-          <w:t>Yak. 2:23</w:t>
-        </w:r>
-      </w:hyperlink>
+      <w:r>
+        <w:rPr>
+          <w:lang w:val="id_ID" w:bidi="id_ID"/>
+        </w:rPr>
+        <w:t>Yak. 2:23</w:t>
+      </w:r>
       <w:r>
         <w:rPr>
           <w:lang w:val="id_ID" w:bidi="id_ID"/>
         </w:rPr>
         <w:t>) dan kesetiaan (</w:t>
       </w:r>
-      <w:hyperlink r:id="rId202">
-        <w:r>
-          <w:rPr>
-            <w:lang w:val="id_ID" w:bidi="id_ID"/>
-          </w:rPr>
-          <w:rPr>
-            <w:color w:val="0000EE"/>
-            <w:u w:val="single"/>
-          </w:rPr>
-          <w:t>Yak. 1:6–8</w:t>
-        </w:r>
-      </w:hyperlink>
+      <w:r>
+        <w:rPr>
+          <w:lang w:val="id_ID" w:bidi="id_ID"/>
+        </w:rPr>
+        <w:t>Yak. 1:6–8</w:t>
+      </w:r>
       <w:r>
         <w:rPr>
           <w:lang w:val="id_ID" w:bidi="id_ID"/>
         </w:rPr>
         <w:t xml:space="preserve">). • Tahirkanlah tanganmu . . . sucikanlah hatimu: Bahasa pembersihan seremonial ini diterapkan pada kemurnian batin dari niat seseorang (bdk. </w:t>
       </w:r>
-      <w:hyperlink r:id="rId203">
-        <w:r>
-          <w:rPr>
-            <w:lang w:val="id_ID" w:bidi="id_ID"/>
-          </w:rPr>
-          <w:rPr>
-            <w:color w:val="0000EE"/>
-            <w:u w:val="single"/>
-          </w:rPr>
-          <w:t>Mrk. 7:1–23</w:t>
-        </w:r>
-      </w:hyperlink>
+      <w:r>
+        <w:rPr>
+          <w:lang w:val="id_ID" w:bidi="id_ID"/>
+        </w:rPr>
+        <w:t>Mrk. 7:1–23</w:t>
+      </w:r>
       <w:r>
         <w:rPr>
           <w:lang w:val="id_ID" w:bidi="id_ID"/>
@@ -7496,18 +6206,12 @@
         </w:rPr>
         <w:t>Kepada mereka yang merendahkan diri di hadapan-Nya, Allah memberikan kehormatan sebagai ganti dari rasa malu akibat penganiayaan dan penindasan yang mereka alami (</w:t>
       </w:r>
-      <w:hyperlink r:id="rId158">
-        <w:r>
-          <w:rPr>
-            <w:lang w:val="id_ID" w:bidi="id_ID"/>
-          </w:rPr>
-          <w:rPr>
-            <w:color w:val="0000EE"/>
-            <w:u w:val="single"/>
-          </w:rPr>
-          <w:t>Yak. 2:6–7</w:t>
-        </w:r>
-      </w:hyperlink>
+      <w:r>
+        <w:rPr>
+          <w:lang w:val="id_ID" w:bidi="id_ID"/>
+        </w:rPr>
+        <w:t>Yak. 2:6–7</w:t>
+      </w:r>
       <w:r>
         <w:rPr>
           <w:lang w:val="id_ID" w:bidi="id_ID"/>
@@ -7575,54 +6279,36 @@
         </w:rPr>
         <w:t xml:space="preserve"> karena hukum melarang fitnah dan menuntut kasih kepada sesama (</w:t>
       </w:r>
-      <w:hyperlink r:id="rId123">
-        <w:r>
-          <w:rPr>
-            <w:lang w:val="id_ID" w:bidi="id_ID"/>
-          </w:rPr>
-          <w:rPr>
-            <w:color w:val="0000EE"/>
-            <w:u w:val="single"/>
-          </w:rPr>
-          <w:t>Yak. 2:8</w:t>
-        </w:r>
-      </w:hyperlink>
+      <w:r>
+        <w:rPr>
+          <w:lang w:val="id_ID" w:bidi="id_ID"/>
+        </w:rPr>
+        <w:t>Yak. 2:8</w:t>
+      </w:r>
       <w:r>
         <w:rPr>
           <w:lang w:val="id_ID" w:bidi="id_ID"/>
         </w:rPr>
         <w:t xml:space="preserve">; </w:t>
       </w:r>
-      <w:hyperlink r:id="rId204">
-        <w:r>
-          <w:rPr>
-            <w:lang w:val="id_ID" w:bidi="id_ID"/>
-          </w:rPr>
-          <w:rPr>
-            <w:color w:val="0000EE"/>
-            <w:u w:val="single"/>
-          </w:rPr>
-          <w:t>Im. 19:16–18</w:t>
-        </w:r>
-      </w:hyperlink>
+      <w:r>
+        <w:rPr>
+          <w:lang w:val="id_ID" w:bidi="id_ID"/>
+        </w:rPr>
+        <w:t>Im. 19:16–18</w:t>
+      </w:r>
       <w:r>
         <w:rPr>
           <w:lang w:val="id_ID" w:bidi="id_ID"/>
         </w:rPr>
         <w:t xml:space="preserve">; </w:t>
       </w:r>
-      <w:hyperlink r:id="rId205">
-        <w:r>
-          <w:rPr>
-            <w:lang w:val="id_ID" w:bidi="id_ID"/>
-          </w:rPr>
-          <w:rPr>
-            <w:color w:val="0000EE"/>
-            <w:u w:val="single"/>
-          </w:rPr>
-          <w:t>Mat. 7:1–5</w:t>
-        </w:r>
-      </w:hyperlink>
+      <w:r>
+        <w:rPr>
+          <w:lang w:val="id_ID" w:bidi="id_ID"/>
+        </w:rPr>
+        <w:t>Mat. 7:1–5</w:t>
+      </w:r>
       <w:r>
         <w:rPr>
           <w:lang w:val="id_ID" w:bidi="id_ID"/>
@@ -7677,36 +6363,24 @@
         </w:rPr>
         <w:t xml:space="preserve">Ayat-ayat ini membahas ajaran dalam </w:t>
       </w:r>
-      <w:hyperlink r:id="rId206">
-        <w:r>
-          <w:rPr>
-            <w:lang w:val="id_ID" w:bidi="id_ID"/>
-          </w:rPr>
-          <w:rPr>
-            <w:color w:val="0000EE"/>
-            <w:u w:val="single"/>
-          </w:rPr>
-          <w:t>Mat. 7:1</w:t>
-        </w:r>
-      </w:hyperlink>
+      <w:r>
+        <w:rPr>
+          <w:lang w:val="id_ID" w:bidi="id_ID"/>
+        </w:rPr>
+        <w:t>Mat. 7:1</w:t>
+      </w:r>
       <w:r>
         <w:rPr>
           <w:lang w:val="id_ID" w:bidi="id_ID"/>
         </w:rPr>
         <w:t xml:space="preserve"> dan </w:t>
       </w:r>
-      <w:hyperlink r:id="rId207">
-        <w:r>
-          <w:rPr>
-            <w:lang w:val="id_ID" w:bidi="id_ID"/>
-          </w:rPr>
-          <w:rPr>
-            <w:color w:val="0000EE"/>
-            <w:u w:val="single"/>
-          </w:rPr>
-          <w:t>Luk. 6:37</w:t>
-        </w:r>
-      </w:hyperlink>
+      <w:r>
+        <w:rPr>
+          <w:lang w:val="id_ID" w:bidi="id_ID"/>
+        </w:rPr>
+        <w:t>Luk. 6:37</w:t>
+      </w:r>
       <w:r>
         <w:rPr>
           <w:lang w:val="id_ID" w:bidi="id_ID"/>
@@ -7821,54 +6495,36 @@
         </w:rPr>
         <w:t>Tuhan memiliki kuasa atas kehidupan dan kematian (</w:t>
       </w:r>
-      <w:hyperlink r:id="rId208">
-        <w:r>
-          <w:rPr>
-            <w:lang w:val="id_ID" w:bidi="id_ID"/>
-          </w:rPr>
-          <w:rPr>
-            <w:color w:val="0000EE"/>
-            <w:u w:val="single"/>
-          </w:rPr>
-          <w:t>Ul. 32:39</w:t>
-        </w:r>
-      </w:hyperlink>
+      <w:r>
+        <w:rPr>
+          <w:lang w:val="id_ID" w:bidi="id_ID"/>
+        </w:rPr>
+        <w:t>Ul. 32:39</w:t>
+      </w:r>
       <w:r>
         <w:rPr>
           <w:lang w:val="id_ID" w:bidi="id_ID"/>
         </w:rPr>
         <w:t xml:space="preserve">; </w:t>
       </w:r>
-      <w:hyperlink r:id="rId209">
-        <w:r>
-          <w:rPr>
-            <w:lang w:val="id_ID" w:bidi="id_ID"/>
-          </w:rPr>
-          <w:rPr>
-            <w:color w:val="0000EE"/>
-            <w:u w:val="single"/>
-          </w:rPr>
-          <w:t>1Sam. 2:6</w:t>
-        </w:r>
-      </w:hyperlink>
+      <w:r>
+        <w:rPr>
+          <w:lang w:val="id_ID" w:bidi="id_ID"/>
+        </w:rPr>
+        <w:t>1Sam. 2:6</w:t>
+      </w:r>
       <w:r>
         <w:rPr>
           <w:lang w:val="id_ID" w:bidi="id_ID"/>
         </w:rPr>
         <w:t xml:space="preserve">; </w:t>
       </w:r>
-      <w:hyperlink r:id="rId210">
-        <w:r>
-          <w:rPr>
-            <w:lang w:val="id_ID" w:bidi="id_ID"/>
-          </w:rPr>
-          <w:rPr>
-            <w:color w:val="0000EE"/>
-            <w:u w:val="single"/>
-          </w:rPr>
-          <w:t>Mat. 10:28</w:t>
-        </w:r>
-      </w:hyperlink>
+      <w:r>
+        <w:rPr>
+          <w:lang w:val="id_ID" w:bidi="id_ID"/>
+        </w:rPr>
+        <w:t>Mat. 10:28</w:t>
+      </w:r>
       <w:r>
         <w:rPr>
           <w:lang w:val="id_ID" w:bidi="id_ID"/>
@@ -7923,18 +6579,12 @@
         </w:rPr>
         <w:t>Orang Kristen dapat membanggakan apa yang telah dilakukan Allah (</w:t>
       </w:r>
-      <w:hyperlink r:id="rId211">
-        <w:r>
-          <w:rPr>
-            <w:lang w:val="id_ID" w:bidi="id_ID"/>
-          </w:rPr>
-          <w:rPr>
-            <w:color w:val="0000EE"/>
-            <w:u w:val="single"/>
-          </w:rPr>
-          <w:t>Yak 1:9–10</w:t>
-        </w:r>
-      </w:hyperlink>
+      <w:r>
+        <w:rPr>
+          <w:lang w:val="id_ID" w:bidi="id_ID"/>
+        </w:rPr>
+        <w:t>Yak 1:9–10</w:t>
+      </w:r>
       <w:r>
         <w:rPr>
           <w:lang w:val="id_ID" w:bidi="id_ID"/>
@@ -8002,72 +6652,48 @@
         </w:rPr>
         <w:t xml:space="preserve">Jadi: Ayat ini mungkin merupakan pepatah yang diharapkan Yakobus dikenali oleh para pembacanya. Sumbernya tidak diketahui, tetapi sejalan dengan ajaran Kitab Suci (bdk. </w:t>
       </w:r>
-      <w:hyperlink r:id="rId212">
-        <w:r>
-          <w:rPr>
-            <w:lang w:val="id_ID" w:bidi="id_ID"/>
-          </w:rPr>
-          <w:rPr>
-            <w:color w:val="0000EE"/>
-            <w:u w:val="single"/>
-          </w:rPr>
-          <w:t>Ul. 24:15</w:t>
-        </w:r>
-      </w:hyperlink>
+      <w:r>
+        <w:rPr>
+          <w:lang w:val="id_ID" w:bidi="id_ID"/>
+        </w:rPr>
+        <w:t>Ul. 24:15</w:t>
+      </w:r>
       <w:r>
         <w:rPr>
           <w:lang w:val="id_ID" w:bidi="id_ID"/>
         </w:rPr>
         <w:t xml:space="preserve">; </w:t>
       </w:r>
-      <w:hyperlink r:id="rId213">
-        <w:r>
-          <w:rPr>
-            <w:lang w:val="id_ID" w:bidi="id_ID"/>
-          </w:rPr>
-          <w:rPr>
-            <w:color w:val="0000EE"/>
-            <w:u w:val="single"/>
-          </w:rPr>
-          <w:t>Ams. 3:27–28</w:t>
-        </w:r>
-      </w:hyperlink>
+      <w:r>
+        <w:rPr>
+          <w:lang w:val="id_ID" w:bidi="id_ID"/>
+        </w:rPr>
+        <w:t>Ams. 3:27–28</w:t>
+      </w:r>
       <w:r>
         <w:rPr>
           <w:lang w:val="id_ID" w:bidi="id_ID"/>
         </w:rPr>
         <w:t xml:space="preserve">; </w:t>
       </w:r>
-      <w:hyperlink r:id="rId214">
-        <w:r>
-          <w:rPr>
-            <w:lang w:val="id_ID" w:bidi="id_ID"/>
-          </w:rPr>
-          <w:rPr>
-            <w:color w:val="0000EE"/>
-            <w:u w:val="single"/>
-          </w:rPr>
-          <w:t>Mat. 25:41–46</w:t>
-        </w:r>
-      </w:hyperlink>
+      <w:r>
+        <w:rPr>
+          <w:lang w:val="id_ID" w:bidi="id_ID"/>
+        </w:rPr>
+        <w:t>Mat. 25:41–46</w:t>
+      </w:r>
       <w:r>
         <w:rPr>
           <w:lang w:val="id_ID" w:bidi="id_ID"/>
         </w:rPr>
         <w:t xml:space="preserve">; </w:t>
       </w:r>
-      <w:hyperlink r:id="rId215">
-        <w:r>
-          <w:rPr>
-            <w:lang w:val="id_ID" w:bidi="id_ID"/>
-          </w:rPr>
-          <w:rPr>
-            <w:color w:val="0000EE"/>
-            <w:u w:val="single"/>
-          </w:rPr>
-          <w:t>Luk. 12:47</w:t>
-        </w:r>
-      </w:hyperlink>
+      <w:r>
+        <w:rPr>
+          <w:lang w:val="id_ID" w:bidi="id_ID"/>
+        </w:rPr>
+        <w:t>Luk. 12:47</w:t>
+      </w:r>
       <w:r>
         <w:rPr>
           <w:lang w:val="id_ID" w:bidi="id_ID"/>
@@ -8122,18 +6748,12 @@
         </w:rPr>
         <w:t>Bagian ini mengkritik orang-orang kaya atas keserakahan dan penindasan mereka yang congkak terhadap orang miskin (</w:t>
       </w:r>
-      <w:hyperlink r:id="rId216">
-        <w:r>
-          <w:rPr>
-            <w:lang w:val="id_ID" w:bidi="id_ID"/>
-          </w:rPr>
-          <w:rPr>
-            <w:color w:val="0000EE"/>
-            <w:u w:val="single"/>
-          </w:rPr>
-          <w:t>Im. 19:13</w:t>
-        </w:r>
-      </w:hyperlink>
+      <w:r>
+        <w:rPr>
+          <w:lang w:val="id_ID" w:bidi="id_ID"/>
+        </w:rPr>
+        <w:t>Im. 19:13</w:t>
+      </w:r>
       <w:r>
         <w:rPr>
           <w:lang w:val="id_ID" w:bidi="id_ID"/>
@@ -8249,36 +6869,24 @@
         </w:rPr>
         <w:t xml:space="preserve"> tidak memiliki nilai di hadapan penghakiman Allah. Bahkan, kekayaan tersebut akan menjadi saksi melawan mereka karena diperoleh secara tidak adil (</w:t>
       </w:r>
-      <w:hyperlink r:id="rId217">
-        <w:r>
-          <w:rPr>
-            <w:lang w:val="id_ID" w:bidi="id_ID"/>
-          </w:rPr>
-          <w:rPr>
-            <w:color w:val="0000EE"/>
-            <w:u w:val="single"/>
-          </w:rPr>
-          <w:t>Yak. 5:4</w:t>
-        </w:r>
-      </w:hyperlink>
+      <w:r>
+        <w:rPr>
+          <w:lang w:val="id_ID" w:bidi="id_ID"/>
+        </w:rPr>
+        <w:t>Yak. 5:4</w:t>
+      </w:r>
       <w:r>
         <w:rPr>
           <w:lang w:val="id_ID" w:bidi="id_ID"/>
         </w:rPr>
         <w:t>) dan digunakan dengan cara yang jahat (</w:t>
       </w:r>
-      <w:hyperlink r:id="rId218">
-        <w:r>
-          <w:rPr>
-            <w:lang w:val="id_ID" w:bidi="id_ID"/>
-          </w:rPr>
-          <w:rPr>
-            <w:color w:val="0000EE"/>
-            <w:u w:val="single"/>
-          </w:rPr>
-          <w:t>Yak. 5:5–6</w:t>
-        </w:r>
-      </w:hyperlink>
+      <w:r>
+        <w:rPr>
+          <w:lang w:val="id_ID" w:bidi="id_ID"/>
+        </w:rPr>
+        <w:t>Yak. 5:5–6</w:t>
+      </w:r>
       <w:r>
         <w:rPr>
           <w:lang w:val="id_ID" w:bidi="id_ID"/>
@@ -8333,126 +6941,84 @@
         </w:rPr>
         <w:t>Orang-orang kaya ini (</w:t>
       </w:r>
-      <w:hyperlink r:id="rId219">
-        <w:r>
-          <w:rPr>
-            <w:lang w:val="id_ID" w:bidi="id_ID"/>
-          </w:rPr>
-          <w:rPr>
-            <w:color w:val="0000EE"/>
-            <w:u w:val="single"/>
-          </w:rPr>
-          <w:t>Yak 5:1</w:t>
-        </w:r>
-      </w:hyperlink>
+      <w:r>
+        <w:rPr>
+          <w:lang w:val="id_ID" w:bidi="id_ID"/>
+        </w:rPr>
+        <w:t>Yak 5:1</w:t>
+      </w:r>
       <w:r>
         <w:rPr>
           <w:lang w:val="id_ID" w:bidi="id_ID"/>
         </w:rPr>
         <w:t xml:space="preserve">) adalah pemilik tanah yang eksploitatif. Seperti mereka di </w:t>
       </w:r>
-      <w:hyperlink r:id="rId220">
-        <w:r>
-          <w:rPr>
-            <w:lang w:val="id_ID" w:bidi="id_ID"/>
-          </w:rPr>
-          <w:rPr>
-            <w:color w:val="0000EE"/>
-            <w:u w:val="single"/>
-          </w:rPr>
-          <w:t>Yak. 2:6</w:t>
-        </w:r>
-      </w:hyperlink>
+      <w:r>
+        <w:rPr>
+          <w:lang w:val="id_ID" w:bidi="id_ID"/>
+        </w:rPr>
+        <w:t>Yak. 2:6</w:t>
+      </w:r>
       <w:r>
         <w:rPr>
           <w:lang w:val="id_ID" w:bidi="id_ID"/>
         </w:rPr>
         <w:t xml:space="preserve"> yang menindas dan menyeret orang Kristen ke pengadilan, mereka mengeksploitasi para buruh harian yang bekerja selama musim panen di ladang mereka. • Teriakan . . . telah sampai ke telinga Tuhan: Allah mendengar doa orang-orang yang tertindas (lihat </w:t>
       </w:r>
-      <w:hyperlink r:id="rId221">
-        <w:r>
-          <w:rPr>
-            <w:lang w:val="id_ID" w:bidi="id_ID"/>
-          </w:rPr>
-          <w:rPr>
-            <w:color w:val="0000EE"/>
-            <w:u w:val="single"/>
-          </w:rPr>
-          <w:t>Ul. 24:14–15</w:t>
-        </w:r>
-      </w:hyperlink>
+      <w:r>
+        <w:rPr>
+          <w:lang w:val="id_ID" w:bidi="id_ID"/>
+        </w:rPr>
+        <w:t>Ul. 24:14–15</w:t>
+      </w:r>
       <w:r>
         <w:rPr>
           <w:lang w:val="id_ID" w:bidi="id_ID"/>
         </w:rPr>
         <w:t xml:space="preserve">). Bahkan ketika para buruh masih menderita, Tuhan telah mendengar (lihat </w:t>
       </w:r>
-      <w:hyperlink r:id="rId222">
-        <w:r>
-          <w:rPr>
-            <w:lang w:val="id_ID" w:bidi="id_ID"/>
-          </w:rPr>
-          <w:rPr>
-            <w:color w:val="0000EE"/>
-            <w:u w:val="single"/>
-          </w:rPr>
-          <w:t>Kel. 3:7</w:t>
-        </w:r>
-      </w:hyperlink>
+      <w:r>
+        <w:rPr>
+          <w:lang w:val="id_ID" w:bidi="id_ID"/>
+        </w:rPr>
+        <w:t>Kel. 3:7</w:t>
+      </w:r>
       <w:r>
         <w:rPr>
           <w:lang w:val="id_ID" w:bidi="id_ID"/>
         </w:rPr>
         <w:t>). • Tuhan semesta alam: (</w:t>
       </w:r>
-      <w:hyperlink r:id="rId223">
-        <w:r>
-          <w:rPr>
-            <w:lang w:val="id_ID" w:bidi="id_ID"/>
-          </w:rPr>
-          <w:rPr>
-            <w:color w:val="0000EE"/>
-            <w:u w:val="single"/>
-          </w:rPr>
-          <w:t>1Sam. 17:45</w:t>
-        </w:r>
-      </w:hyperlink>
+      <w:r>
+        <w:rPr>
+          <w:lang w:val="id_ID" w:bidi="id_ID"/>
+        </w:rPr>
+        <w:t>1Sam. 17:45</w:t>
+      </w:r>
       <w:r>
         <w:rPr>
           <w:lang w:val="id_ID" w:bidi="id_ID"/>
         </w:rPr>
         <w:t xml:space="preserve">; </w:t>
       </w:r>
-      <w:hyperlink r:id="rId224">
-        <w:r>
-          <w:rPr>
-            <w:lang w:val="id_ID" w:bidi="id_ID"/>
-          </w:rPr>
-          <w:rPr>
-            <w:color w:val="0000EE"/>
-            <w:u w:val="single"/>
-          </w:rPr>
-          <w:t>Mzm. 103:20–21</w:t>
-        </w:r>
-      </w:hyperlink>
+      <w:r>
+        <w:rPr>
+          <w:lang w:val="id_ID" w:bidi="id_ID"/>
+        </w:rPr>
+        <w:t>Mzm. 103:20–21</w:t>
+      </w:r>
       <w:r>
         <w:rPr>
           <w:lang w:val="id_ID" w:bidi="id_ID"/>
         </w:rPr>
         <w:t xml:space="preserve">; </w:t>
       </w:r>
-      <w:hyperlink r:id="rId225">
-        <w:r>
-          <w:rPr>
-            <w:lang w:val="id_ID" w:bidi="id_ID"/>
-          </w:rPr>
-          <w:rPr>
-            <w:color w:val="0000EE"/>
-            <w:u w:val="single"/>
-          </w:rPr>
-          <w:t>Rm. 9:29</w:t>
-        </w:r>
-      </w:hyperlink>
+      <w:r>
+        <w:rPr>
+          <w:lang w:val="id_ID" w:bidi="id_ID"/>
+        </w:rPr>
+        <w:t>Rm. 9:29</w:t>
+      </w:r>
       <w:r>
         <w:rPr>
           <w:lang w:val="id_ID" w:bidi="id_ID"/>
@@ -8520,36 +7086,24 @@
         </w:rPr>
         <w:t xml:space="preserve">): Dalam konteks ini, frasa tersebut kemungkinan besar merujuk pada orang-orang yang tidak bersalah seperti para pekerja yang tertindas dalam paragraf ini daripada kepada Yesus (bdk. </w:t>
       </w:r>
-      <w:hyperlink r:id="rId226">
-        <w:r>
-          <w:rPr>
-            <w:lang w:val="id_ID" w:bidi="id_ID"/>
-          </w:rPr>
-          <w:rPr>
-            <w:color w:val="0000EE"/>
-            <w:u w:val="single"/>
-          </w:rPr>
-          <w:t>Kisah. 3:14</w:t>
-        </w:r>
-      </w:hyperlink>
+      <w:r>
+        <w:rPr>
+          <w:lang w:val="id_ID" w:bidi="id_ID"/>
+        </w:rPr>
+        <w:t>Kisah. 3:14</w:t>
+      </w:r>
       <w:r>
         <w:rPr>
           <w:lang w:val="id_ID" w:bidi="id_ID"/>
         </w:rPr>
         <w:t xml:space="preserve">; </w:t>
       </w:r>
-      <w:hyperlink r:id="rId227">
-        <w:r>
-          <w:rPr>
-            <w:lang w:val="id_ID" w:bidi="id_ID"/>
-          </w:rPr>
-          <w:rPr>
-            <w:color w:val="0000EE"/>
-            <w:u w:val="single"/>
-          </w:rPr>
-          <w:t>7:52</w:t>
-        </w:r>
-      </w:hyperlink>
+      <w:r>
+        <w:rPr>
+          <w:lang w:val="id_ID" w:bidi="id_ID"/>
+        </w:rPr>
+        <w:t>7:52</w:t>
+      </w:r>
       <w:r>
         <w:rPr>
           <w:lang w:val="id_ID" w:bidi="id_ID"/>
@@ -8604,36 +7158,24 @@
         </w:rPr>
         <w:t>Bersabarlah: Ini adalah resolusi tertinggi bagi orang miskin yang menghadapi tekanan ekonomi dan perlakuan tidak adil dari orang kaya yang jahat (</w:t>
       </w:r>
-      <w:hyperlink r:id="rId39">
-        <w:r>
-          <w:rPr>
-            <w:lang w:val="id_ID" w:bidi="id_ID"/>
-          </w:rPr>
-          <w:rPr>
-            <w:color w:val="0000EE"/>
-            <w:u w:val="single"/>
-          </w:rPr>
-          <w:t>Yak. 5:1–6</w:t>
-        </w:r>
-      </w:hyperlink>
+      <w:r>
+        <w:rPr>
+          <w:lang w:val="id_ID" w:bidi="id_ID"/>
+        </w:rPr>
+        <w:t>Yak. 5:1–6</w:t>
+      </w:r>
       <w:r>
         <w:rPr>
           <w:lang w:val="id_ID" w:bidi="id_ID"/>
         </w:rPr>
         <w:t xml:space="preserve">; lihat </w:t>
       </w:r>
-      <w:hyperlink r:id="rId158">
-        <w:r>
-          <w:rPr>
-            <w:lang w:val="id_ID" w:bidi="id_ID"/>
-          </w:rPr>
-          <w:rPr>
-            <w:color w:val="0000EE"/>
-            <w:u w:val="single"/>
-          </w:rPr>
-          <w:t>Yak. 2:6–7</w:t>
-        </w:r>
-      </w:hyperlink>
+      <w:r>
+        <w:rPr>
+          <w:lang w:val="id_ID" w:bidi="id_ID"/>
+        </w:rPr>
+        <w:t>Yak. 2:6–7</w:t>
+      </w:r>
       <w:r>
         <w:rPr>
           <w:lang w:val="id_ID" w:bidi="id_ID"/>
@@ -8653,108 +7195,72 @@
         </w:rPr>
         <w:t xml:space="preserve"> orang-orang beriman akan menerima upah mereka di sorga (</w:t>
       </w:r>
-      <w:hyperlink r:id="rId228">
-        <w:r>
-          <w:rPr>
-            <w:lang w:val="id_ID" w:bidi="id_ID"/>
-          </w:rPr>
-          <w:rPr>
-            <w:color w:val="0000EE"/>
-            <w:u w:val="single"/>
-          </w:rPr>
-          <w:t>Yes. 40:10</w:t>
-        </w:r>
-      </w:hyperlink>
+      <w:r>
+        <w:rPr>
+          <w:lang w:val="id_ID" w:bidi="id_ID"/>
+        </w:rPr>
+        <w:t>Yes. 40:10</w:t>
+      </w:r>
       <w:r>
         <w:rPr>
           <w:lang w:val="id_ID" w:bidi="id_ID"/>
         </w:rPr>
         <w:t xml:space="preserve">; </w:t>
       </w:r>
-      <w:hyperlink r:id="rId229">
-        <w:r>
-          <w:rPr>
-            <w:lang w:val="id_ID" w:bidi="id_ID"/>
-          </w:rPr>
-          <w:rPr>
-            <w:color w:val="0000EE"/>
-            <w:u w:val="single"/>
-          </w:rPr>
-          <w:t>Luk. 6:20–35</w:t>
-        </w:r>
-      </w:hyperlink>
+      <w:r>
+        <w:rPr>
+          <w:lang w:val="id_ID" w:bidi="id_ID"/>
+        </w:rPr>
+        <w:t>Luk. 6:20–35</w:t>
+      </w:r>
       <w:r>
         <w:rPr>
           <w:lang w:val="id_ID" w:bidi="id_ID"/>
         </w:rPr>
         <w:t xml:space="preserve">; </w:t>
       </w:r>
-      <w:hyperlink r:id="rId230">
-        <w:r>
-          <w:rPr>
-            <w:lang w:val="id_ID" w:bidi="id_ID"/>
-          </w:rPr>
-          <w:rPr>
-            <w:color w:val="0000EE"/>
-            <w:u w:val="single"/>
-          </w:rPr>
-          <w:t>1Kor. 15:23</w:t>
-        </w:r>
-      </w:hyperlink>
+      <w:r>
+        <w:rPr>
+          <w:lang w:val="id_ID" w:bidi="id_ID"/>
+        </w:rPr>
+        <w:t>1Kor. 15:23</w:t>
+      </w:r>
       <w:r>
         <w:rPr>
           <w:lang w:val="id_ID" w:bidi="id_ID"/>
         </w:rPr>
         <w:t xml:space="preserve">; </w:t>
       </w:r>
-      <w:hyperlink r:id="rId231">
-        <w:r>
-          <w:rPr>
-            <w:lang w:val="id_ID" w:bidi="id_ID"/>
-          </w:rPr>
-          <w:rPr>
-            <w:color w:val="0000EE"/>
-            <w:u w:val="single"/>
-          </w:rPr>
-          <w:t>1Ptr. 1:17</w:t>
-        </w:r>
-      </w:hyperlink>
+      <w:r>
+        <w:rPr>
+          <w:lang w:val="id_ID" w:bidi="id_ID"/>
+        </w:rPr>
+        <w:t>1Ptr. 1:17</w:t>
+      </w:r>
       <w:r>
         <w:rPr>
           <w:lang w:val="id_ID" w:bidi="id_ID"/>
         </w:rPr>
         <w:t xml:space="preserve">; </w:t>
       </w:r>
-      <w:hyperlink r:id="rId232">
-        <w:r>
-          <w:rPr>
-            <w:lang w:val="id_ID" w:bidi="id_ID"/>
-          </w:rPr>
-          <w:rPr>
-            <w:color w:val="0000EE"/>
-            <w:u w:val="single"/>
-          </w:rPr>
-          <w:t>5:4</w:t>
-        </w:r>
-      </w:hyperlink>
+      <w:r>
+        <w:rPr>
+          <w:lang w:val="id_ID" w:bidi="id_ID"/>
+        </w:rPr>
+        <w:t>5:4</w:t>
+      </w:r>
       <w:r>
         <w:rPr>
           <w:lang w:val="id_ID" w:bidi="id_ID"/>
         </w:rPr>
         <w:t xml:space="preserve">; </w:t>
       </w:r>
-      <w:hyperlink r:id="rId233">
-        <w:r>
-          <w:rPr>
-            <w:lang w:val="id_ID" w:bidi="id_ID"/>
-          </w:rPr>
-          <w:rPr>
-            <w:color w:val="0000EE"/>
-            <w:u w:val="single"/>
-          </w:rPr>
-          <w:t>Why. 22:12</w:t>
-        </w:r>
-      </w:hyperlink>
+      <w:r>
+        <w:rPr>
+          <w:lang w:val="id_ID" w:bidi="id_ID"/>
+        </w:rPr>
+        <w:t>Why. 22:12</w:t>
+      </w:r>
       <w:r>
         <w:rPr>
           <w:lang w:val="id_ID" w:bidi="id_ID"/>
@@ -8857,36 +7363,24 @@
         </w:rPr>
         <w:t xml:space="preserve">Kalimat ini merenungkan </w:t>
       </w:r>
-      <w:hyperlink r:id="rId234">
-        <w:r>
-          <w:rPr>
-            <w:lang w:val="id_ID" w:bidi="id_ID"/>
-          </w:rPr>
-          <w:rPr>
-            <w:color w:val="0000EE"/>
-            <w:u w:val="single"/>
-          </w:rPr>
-          <w:t>Mat. 5:11</w:t>
-        </w:r>
-      </w:hyperlink>
+      <w:r>
+        <w:rPr>
+          <w:lang w:val="id_ID" w:bidi="id_ID"/>
+        </w:rPr>
+        <w:t>Mat. 5:11</w:t>
+      </w:r>
       <w:r>
         <w:rPr>
           <w:lang w:val="id_ID" w:bidi="id_ID"/>
         </w:rPr>
         <w:t xml:space="preserve"> dan </w:t>
       </w:r>
-      <w:hyperlink r:id="rId235">
-        <w:r>
-          <w:rPr>
-            <w:lang w:val="id_ID" w:bidi="id_ID"/>
-          </w:rPr>
-          <w:rPr>
-            <w:color w:val="0000EE"/>
-            <w:u w:val="single"/>
-          </w:rPr>
-          <w:t>Luk. 6:23</w:t>
-        </w:r>
-      </w:hyperlink>
+      <w:r>
+        <w:rPr>
+          <w:lang w:val="id_ID" w:bidi="id_ID"/>
+        </w:rPr>
+        <w:t>Luk. 6:23</w:t>
+      </w:r>
       <w:r>
         <w:rPr>
           <w:lang w:val="id_ID" w:bidi="id_ID"/>
@@ -8953,90 +7447,60 @@
         </w:rPr>
         <w:t>Ayub adalah seorang manusia dengan ketahanan yang luar biasa karena dia tetap setia kepada Allah sepanjang kesulitannya (</w:t>
       </w:r>
-      <w:hyperlink r:id="rId236">
-        <w:r>
-          <w:rPr>
-            <w:lang w:val="id_ID" w:bidi="id_ID"/>
-          </w:rPr>
-          <w:rPr>
-            <w:color w:val="0000EE"/>
-            <w:u w:val="single"/>
-          </w:rPr>
-          <w:t>Ayb. 1:20–21</w:t>
-        </w:r>
-      </w:hyperlink>
+      <w:r>
+        <w:rPr>
+          <w:lang w:val="id_ID" w:bidi="id_ID"/>
+        </w:rPr>
+        <w:t>Ayb. 1:20–21</w:t>
+      </w:r>
       <w:r>
         <w:rPr>
           <w:lang w:val="id_ID" w:bidi="id_ID"/>
         </w:rPr>
         <w:t xml:space="preserve">; </w:t>
       </w:r>
-      <w:hyperlink r:id="rId237">
-        <w:r>
-          <w:rPr>
-            <w:lang w:val="id_ID" w:bidi="id_ID"/>
-          </w:rPr>
-          <w:rPr>
-            <w:color w:val="0000EE"/>
-            <w:u w:val="single"/>
-          </w:rPr>
-          <w:t>2:9–10</w:t>
-        </w:r>
-      </w:hyperlink>
+      <w:r>
+        <w:rPr>
+          <w:lang w:val="id_ID" w:bidi="id_ID"/>
+        </w:rPr>
+        <w:t>2:9–10</w:t>
+      </w:r>
       <w:r>
         <w:rPr>
           <w:lang w:val="id_ID" w:bidi="id_ID"/>
         </w:rPr>
         <w:t>), meskipun dia mengeluh (</w:t>
       </w:r>
-      <w:hyperlink r:id="rId238">
-        <w:r>
-          <w:rPr>
-            <w:lang w:val="id_ID" w:bidi="id_ID"/>
-          </w:rPr>
-          <w:rPr>
-            <w:color w:val="0000EE"/>
-            <w:u w:val="single"/>
-          </w:rPr>
-          <w:t>Ayb. 3:1–26</w:t>
-        </w:r>
-      </w:hyperlink>
+      <w:r>
+        <w:rPr>
+          <w:lang w:val="id_ID" w:bidi="id_ID"/>
+        </w:rPr>
+        <w:t>Ayb. 3:1–26</w:t>
+      </w:r>
       <w:r>
         <w:rPr>
           <w:lang w:val="id_ID" w:bidi="id_ID"/>
         </w:rPr>
         <w:t xml:space="preserve">; </w:t>
       </w:r>
-      <w:hyperlink r:id="rId239">
-        <w:r>
-          <w:rPr>
-            <w:lang w:val="id_ID" w:bidi="id_ID"/>
-          </w:rPr>
-          <w:rPr>
-            <w:color w:val="0000EE"/>
-            <w:u w:val="single"/>
-          </w:rPr>
-          <w:t>12:1–3</w:t>
-        </w:r>
-      </w:hyperlink>
+      <w:r>
+        <w:rPr>
+          <w:lang w:val="id_ID" w:bidi="id_ID"/>
+        </w:rPr>
+        <w:t>12:1–3</w:t>
+      </w:r>
       <w:r>
         <w:rPr>
           <w:lang w:val="id_ID" w:bidi="id_ID"/>
         </w:rPr>
         <w:t xml:space="preserve">; </w:t>
       </w:r>
-      <w:hyperlink r:id="rId240">
-        <w:r>
-          <w:rPr>
-            <w:lang w:val="id_ID" w:bidi="id_ID"/>
-          </w:rPr>
-          <w:rPr>
-            <w:color w:val="0000EE"/>
-            <w:u w:val="single"/>
-          </w:rPr>
-          <w:t>16:1–3</w:t>
-        </w:r>
-      </w:hyperlink>
+      <w:r>
+        <w:rPr>
+          <w:lang w:val="id_ID" w:bidi="id_ID"/>
+        </w:rPr>
+        <w:t>16:1–3</w:t>
+      </w:r>
       <w:r>
         <w:rPr>
           <w:lang w:val="id_ID" w:bidi="id_ID"/>
@@ -9091,162 +7555,108 @@
         </w:rPr>
         <w:t>Janganlah kamu bersumpah: Karena gereja-gereja mengalami konflik verbal yang sangat serius (</w:t>
       </w:r>
-      <w:hyperlink r:id="rId160">
-        <w:r>
-          <w:rPr>
-            <w:lang w:val="id_ID" w:bidi="id_ID"/>
-          </w:rPr>
-          <w:rPr>
-            <w:color w:val="0000EE"/>
-            <w:u w:val="single"/>
-          </w:rPr>
-          <w:t>Yak. 4:1–3</w:t>
-        </w:r>
-      </w:hyperlink>
+      <w:r>
+        <w:rPr>
+          <w:lang w:val="id_ID" w:bidi="id_ID"/>
+        </w:rPr>
+        <w:t>Yak. 4:1–3</w:t>
+      </w:r>
       <w:r>
         <w:rPr>
           <w:lang w:val="id_ID" w:bidi="id_ID"/>
         </w:rPr>
         <w:t xml:space="preserve">, </w:t>
       </w:r>
-      <w:hyperlink r:id="rId199">
-        <w:r>
-          <w:rPr>
-            <w:lang w:val="id_ID" w:bidi="id_ID"/>
-          </w:rPr>
-          <w:rPr>
-            <w:color w:val="0000EE"/>
-            <w:u w:val="single"/>
-          </w:rPr>
-          <w:t>11–12</w:t>
-        </w:r>
-      </w:hyperlink>
+      <w:r>
+        <w:rPr>
+          <w:lang w:val="id_ID" w:bidi="id_ID"/>
+        </w:rPr>
+        <w:t>11–12</w:t>
+      </w:r>
       <w:r>
         <w:rPr>
           <w:lang w:val="id_ID" w:bidi="id_ID"/>
         </w:rPr>
         <w:t>), Yakobus meminta mereka untuk menghindari jebakan sumpah yang menipu dengan tidak menggunakan sumpah sama sekali (</w:t>
       </w:r>
-      <w:hyperlink r:id="rId241">
-        <w:r>
-          <w:rPr>
-            <w:lang w:val="id_ID" w:bidi="id_ID"/>
-          </w:rPr>
-          <w:rPr>
-            <w:color w:val="0000EE"/>
-            <w:u w:val="single"/>
-          </w:rPr>
-          <w:t>Mat. 5:33–37</w:t>
-        </w:r>
-      </w:hyperlink>
+      <w:r>
+        <w:rPr>
+          <w:lang w:val="id_ID" w:bidi="id_ID"/>
+        </w:rPr>
+        <w:t>Mat. 5:33–37</w:t>
+      </w:r>
       <w:r>
         <w:rPr>
           <w:lang w:val="id_ID" w:bidi="id_ID"/>
         </w:rPr>
         <w:t>). Bersumpah dalam nama Tuhan berarti memanggil-Nya untuk menegakkan sumpah tersebut (</w:t>
       </w:r>
-      <w:hyperlink r:id="rId242">
-        <w:r>
-          <w:rPr>
-            <w:lang w:val="id_ID" w:bidi="id_ID"/>
-          </w:rPr>
-          <w:rPr>
-            <w:color w:val="0000EE"/>
-            <w:u w:val="single"/>
-          </w:rPr>
-          <w:t>Kej. 31:53</w:t>
-        </w:r>
-      </w:hyperlink>
+      <w:r>
+        <w:rPr>
+          <w:lang w:val="id_ID" w:bidi="id_ID"/>
+        </w:rPr>
+        <w:t>Kej. 31:53</w:t>
+      </w:r>
       <w:r>
         <w:rPr>
           <w:lang w:val="id_ID" w:bidi="id_ID"/>
         </w:rPr>
         <w:t xml:space="preserve">; </w:t>
       </w:r>
-      <w:hyperlink r:id="rId243">
-        <w:r>
-          <w:rPr>
-            <w:lang w:val="id_ID" w:bidi="id_ID"/>
-          </w:rPr>
-          <w:rPr>
-            <w:color w:val="0000EE"/>
-            <w:u w:val="single"/>
-          </w:rPr>
-          <w:t>1Raj. 8:31–32</w:t>
-        </w:r>
-      </w:hyperlink>
+      <w:r>
+        <w:rPr>
+          <w:lang w:val="id_ID" w:bidi="id_ID"/>
+        </w:rPr>
+        <w:t>1Raj. 8:31–32</w:t>
+      </w:r>
       <w:r>
         <w:rPr>
           <w:lang w:val="id_ID" w:bidi="id_ID"/>
         </w:rPr>
         <w:t xml:space="preserve">). Ketika orang-orang bersumpah demi sorga maupun demi bumi, mereka mungkin berpura-pura hormat sambil menghindari penggunaan nama ilahi, atau mereka bersikap menipu dengan kata-kata yang cerdik (lihat </w:t>
       </w:r>
-      <w:hyperlink r:id="rId244">
-        <w:r>
-          <w:rPr>
-            <w:lang w:val="id_ID" w:bidi="id_ID"/>
-          </w:rPr>
-          <w:rPr>
-            <w:color w:val="0000EE"/>
-            <w:u w:val="single"/>
-          </w:rPr>
-          <w:t>Mat. 23:16–22</w:t>
-        </w:r>
-      </w:hyperlink>
+      <w:r>
+        <w:rPr>
+          <w:lang w:val="id_ID" w:bidi="id_ID"/>
+        </w:rPr>
+        <w:t>Mat. 23:16–22</w:t>
+      </w:r>
       <w:r>
         <w:rPr>
           <w:lang w:val="id_ID" w:bidi="id_ID"/>
         </w:rPr>
         <w:t>). Petrus menggunakan sumpah secara menipu (</w:t>
       </w:r>
-      <w:hyperlink r:id="rId245">
-        <w:r>
-          <w:rPr>
-            <w:lang w:val="id_ID" w:bidi="id_ID"/>
-          </w:rPr>
-          <w:rPr>
-            <w:color w:val="0000EE"/>
-            <w:u w:val="single"/>
-          </w:rPr>
-          <w:t>Mat. 26:71–73</w:t>
-        </w:r>
-      </w:hyperlink>
+      <w:r>
+        <w:rPr>
+          <w:lang w:val="id_ID" w:bidi="id_ID"/>
+        </w:rPr>
+        <w:t>Mat. 26:71–73</w:t>
+      </w:r>
       <w:r>
         <w:rPr>
           <w:lang w:val="id_ID" w:bidi="id_ID"/>
         </w:rPr>
         <w:t>), tetapi Paulus menggunakan sumpah untuk mengonfirmasi pernyataannya (</w:t>
       </w:r>
-      <w:hyperlink r:id="rId246">
-        <w:r>
-          <w:rPr>
-            <w:lang w:val="id_ID" w:bidi="id_ID"/>
-          </w:rPr>
-          <w:rPr>
-            <w:color w:val="0000EE"/>
-            <w:u w:val="single"/>
-          </w:rPr>
-          <w:t>Rm. 1:9</w:t>
-        </w:r>
-      </w:hyperlink>
+      <w:r>
+        <w:rPr>
+          <w:lang w:val="id_ID" w:bidi="id_ID"/>
+        </w:rPr>
+        <w:t>Rm. 1:9</w:t>
+      </w:r>
       <w:r>
         <w:rPr>
           <w:lang w:val="id_ID" w:bidi="id_ID"/>
         </w:rPr>
         <w:t xml:space="preserve">; </w:t>
       </w:r>
-      <w:hyperlink r:id="rId247">
-        <w:r>
-          <w:rPr>
-            <w:lang w:val="id_ID" w:bidi="id_ID"/>
-          </w:rPr>
-          <w:rPr>
-            <w:color w:val="0000EE"/>
-            <w:u w:val="single"/>
-          </w:rPr>
-          <w:t>2Kor. 1:23</w:t>
-        </w:r>
-      </w:hyperlink>
+      <w:r>
+        <w:rPr>
+          <w:lang w:val="id_ID" w:bidi="id_ID"/>
+        </w:rPr>
+        <w:t>2Kor. 1:23</w:t>
+      </w:r>
       <w:r>
         <w:rPr>
           <w:lang w:val="id_ID" w:bidi="id_ID"/>
@@ -9301,108 +7711,72 @@
         </w:rPr>
         <w:t>Para penatua gereja bertanggung jawab atas kesejahteraan jemaat lokal orang Kristen. Penatua dipilih berdasarkan usia relatif mereka dan kualifikasi mereka sebagai pemimpin Kristen (</w:t>
       </w:r>
-      <w:hyperlink r:id="rId248">
-        <w:r>
-          <w:rPr>
-            <w:lang w:val="id_ID" w:bidi="id_ID"/>
-          </w:rPr>
-          <w:rPr>
-            <w:color w:val="0000EE"/>
-            <w:u w:val="single"/>
-          </w:rPr>
-          <w:t>Kisah. 14:23</w:t>
-        </w:r>
-      </w:hyperlink>
+      <w:r>
+        <w:rPr>
+          <w:lang w:val="id_ID" w:bidi="id_ID"/>
+        </w:rPr>
+        <w:t>Kisah. 14:23</w:t>
+      </w:r>
       <w:r>
         <w:rPr>
           <w:lang w:val="id_ID" w:bidi="id_ID"/>
         </w:rPr>
         <w:t xml:space="preserve">; </w:t>
       </w:r>
-      <w:hyperlink r:id="rId249">
-        <w:r>
-          <w:rPr>
-            <w:lang w:val="id_ID" w:bidi="id_ID"/>
-          </w:rPr>
-          <w:rPr>
-            <w:color w:val="0000EE"/>
-            <w:u w:val="single"/>
-          </w:rPr>
-          <w:t>20:17</w:t>
-        </w:r>
-      </w:hyperlink>
+      <w:r>
+        <w:rPr>
+          <w:lang w:val="id_ID" w:bidi="id_ID"/>
+        </w:rPr>
+        <w:t>20:17</w:t>
+      </w:r>
       <w:r>
         <w:rPr>
           <w:lang w:val="id_ID" w:bidi="id_ID"/>
         </w:rPr>
         <w:t xml:space="preserve">, </w:t>
       </w:r>
-      <w:hyperlink r:id="rId250">
-        <w:r>
-          <w:rPr>
-            <w:lang w:val="id_ID" w:bidi="id_ID"/>
-          </w:rPr>
-          <w:rPr>
-            <w:color w:val="0000EE"/>
-            <w:u w:val="single"/>
-          </w:rPr>
-          <w:t>28</w:t>
-        </w:r>
-      </w:hyperlink>
+      <w:r>
+        <w:rPr>
+          <w:lang w:val="id_ID" w:bidi="id_ID"/>
+        </w:rPr>
+        <w:t>28</w:t>
+      </w:r>
       <w:r>
         <w:rPr>
           <w:lang w:val="id_ID" w:bidi="id_ID"/>
         </w:rPr>
         <w:t xml:space="preserve">; </w:t>
       </w:r>
-      <w:hyperlink r:id="rId251">
-        <w:r>
-          <w:rPr>
-            <w:lang w:val="id_ID" w:bidi="id_ID"/>
-          </w:rPr>
-          <w:rPr>
-            <w:color w:val="0000EE"/>
-            <w:u w:val="single"/>
-          </w:rPr>
-          <w:t>1Ptr. 5:1–4</w:t>
-        </w:r>
-      </w:hyperlink>
+      <w:r>
+        <w:rPr>
+          <w:lang w:val="id_ID" w:bidi="id_ID"/>
+        </w:rPr>
+        <w:t>1Ptr. 5:1–4</w:t>
+      </w:r>
       <w:r>
         <w:rPr>
           <w:lang w:val="id_ID" w:bidi="id_ID"/>
         </w:rPr>
         <w:t xml:space="preserve">; bandingkan </w:t>
       </w:r>
-      <w:hyperlink r:id="rId252">
-        <w:r>
-          <w:rPr>
-            <w:lang w:val="id_ID" w:bidi="id_ID"/>
-          </w:rPr>
-          <w:rPr>
-            <w:color w:val="0000EE"/>
-            <w:u w:val="single"/>
-          </w:rPr>
-          <w:t>1Tim. 3:1–7</w:t>
-        </w:r>
-      </w:hyperlink>
+      <w:r>
+        <w:rPr>
+          <w:lang w:val="id_ID" w:bidi="id_ID"/>
+        </w:rPr>
+        <w:t>1Tim. 3:1–7</w:t>
+      </w:r>
       <w:r>
         <w:rPr>
           <w:lang w:val="id_ID" w:bidi="id_ID"/>
         </w:rPr>
         <w:t xml:space="preserve">; </w:t>
       </w:r>
-      <w:hyperlink r:id="rId253">
-        <w:r>
-          <w:rPr>
-            <w:lang w:val="id_ID" w:bidi="id_ID"/>
-          </w:rPr>
-          <w:rPr>
-            <w:color w:val="0000EE"/>
-            <w:u w:val="single"/>
-          </w:rPr>
-          <w:t>Tit. 1:5–9</w:t>
-        </w:r>
-      </w:hyperlink>
+      <w:r>
+        <w:rPr>
+          <w:lang w:val="id_ID" w:bidi="id_ID"/>
+        </w:rPr>
+        <w:t>Tit. 1:5–9</w:t>
+      </w:r>
       <w:r>
         <w:rPr>
           <w:lang w:val="id_ID" w:bidi="id_ID"/>
@@ -9421,18 +7795,12 @@
         </w:rPr>
         <w:t xml:space="preserve">, “Tanggal dan Lokasi Penulisan”), kata gereja tampaknya merupakan istilah non-teknis yang berarti “jemaat, perhimpunan” (bandingkan </w:t>
       </w:r>
-      <w:hyperlink r:id="rId254">
-        <w:r>
-          <w:rPr>
-            <w:lang w:val="id_ID" w:bidi="id_ID"/>
-          </w:rPr>
-          <w:rPr>
-            <w:color w:val="0000EE"/>
-            <w:u w:val="single"/>
-          </w:rPr>
-          <w:t>Mat. 18:17</w:t>
-        </w:r>
-      </w:hyperlink>
+      <w:r>
+        <w:rPr>
+          <w:lang w:val="id_ID" w:bidi="id_ID"/>
+        </w:rPr>
+        <w:t>Mat. 18:17</w:t>
+      </w:r>
       <w:r>
         <w:rPr>
           <w:lang w:val="id_ID" w:bidi="id_ID"/>
@@ -9476,72 +7844,48 @@
         </w:rPr>
         <w:t>k melambangkan berkat dan penyembuhan ilahi (</w:t>
       </w:r>
-      <w:hyperlink r:id="rId255">
-        <w:r>
-          <w:rPr>
-            <w:lang w:val="id_ID" w:bidi="id_ID"/>
-          </w:rPr>
-          <w:rPr>
-            <w:color w:val="0000EE"/>
-            <w:u w:val="single"/>
-          </w:rPr>
-          <w:t>Yes. 1:6</w:t>
-        </w:r>
-      </w:hyperlink>
+      <w:r>
+        <w:rPr>
+          <w:lang w:val="id_ID" w:bidi="id_ID"/>
+        </w:rPr>
+        <w:t>Yes. 1:6</w:t>
+      </w:r>
       <w:r>
         <w:rPr>
           <w:lang w:val="id_ID" w:bidi="id_ID"/>
         </w:rPr>
         <w:t xml:space="preserve">; </w:t>
       </w:r>
-      <w:hyperlink r:id="rId256">
-        <w:r>
-          <w:rPr>
-            <w:lang w:val="id_ID" w:bidi="id_ID"/>
-          </w:rPr>
-          <w:rPr>
-            <w:color w:val="0000EE"/>
-            <w:u w:val="single"/>
-          </w:rPr>
-          <w:t>Mat. 6:17</w:t>
-        </w:r>
-      </w:hyperlink>
+      <w:r>
+        <w:rPr>
+          <w:lang w:val="id_ID" w:bidi="id_ID"/>
+        </w:rPr>
+        <w:t>Mat. 6:17</w:t>
+      </w:r>
       <w:r>
         <w:rPr>
           <w:lang w:val="id_ID" w:bidi="id_ID"/>
         </w:rPr>
         <w:t xml:space="preserve">; </w:t>
       </w:r>
-      <w:hyperlink r:id="rId257">
-        <w:r>
-          <w:rPr>
-            <w:lang w:val="id_ID" w:bidi="id_ID"/>
-          </w:rPr>
-          <w:rPr>
-            <w:color w:val="0000EE"/>
-            <w:u w:val="single"/>
-          </w:rPr>
-          <w:t>Mrk. 6:13</w:t>
-        </w:r>
-      </w:hyperlink>
+      <w:r>
+        <w:rPr>
+          <w:lang w:val="id_ID" w:bidi="id_ID"/>
+        </w:rPr>
+        <w:t>Mrk. 6:13</w:t>
+      </w:r>
       <w:r>
         <w:rPr>
           <w:lang w:val="id_ID" w:bidi="id_ID"/>
         </w:rPr>
         <w:t xml:space="preserve">; </w:t>
       </w:r>
-      <w:hyperlink r:id="rId258">
-        <w:r>
-          <w:rPr>
-            <w:lang w:val="id_ID" w:bidi="id_ID"/>
-          </w:rPr>
-          <w:rPr>
-            <w:color w:val="0000EE"/>
-            <w:u w:val="single"/>
-          </w:rPr>
-          <w:t>Luk. 10:34</w:t>
-        </w:r>
-      </w:hyperlink>
+      <w:r>
+        <w:rPr>
+          <w:lang w:val="id_ID" w:bidi="id_ID"/>
+        </w:rPr>
+        <w:t>Luk. 10:34</w:t>
+      </w:r>
       <w:r>
         <w:rPr>
           <w:lang w:val="id_ID" w:bidi="id_ID"/>
@@ -9609,180 +7953,120 @@
         </w:rPr>
         <w:t xml:space="preserve"> sejati yang akan dijawab secara positif oleh Tuhan, dan iman untuk penyembuhan tertentu adalah karunia dari Allah. Lihat juga </w:t>
       </w:r>
-      <w:hyperlink r:id="rId259">
-        <w:r>
-          <w:rPr>
-            <w:lang w:val="id_ID" w:bidi="id_ID"/>
-          </w:rPr>
-          <w:rPr>
-            <w:color w:val="0000EE"/>
-            <w:u w:val="single"/>
-          </w:rPr>
-          <w:t>Mrk. 9:23</w:t>
-        </w:r>
-      </w:hyperlink>
+      <w:r>
+        <w:rPr>
+          <w:lang w:val="id_ID" w:bidi="id_ID"/>
+        </w:rPr>
+        <w:t>Mrk. 9:23</w:t>
+      </w:r>
       <w:r>
         <w:rPr>
           <w:lang w:val="id_ID" w:bidi="id_ID"/>
         </w:rPr>
         <w:t xml:space="preserve">; </w:t>
       </w:r>
-      <w:hyperlink r:id="rId260">
-        <w:r>
-          <w:rPr>
-            <w:lang w:val="id_ID" w:bidi="id_ID"/>
-          </w:rPr>
-          <w:rPr>
-            <w:color w:val="0000EE"/>
-            <w:u w:val="single"/>
-          </w:rPr>
-          <w:t>Yoh. 14:13–14</w:t>
-        </w:r>
-      </w:hyperlink>
+      <w:r>
+        <w:rPr>
+          <w:lang w:val="id_ID" w:bidi="id_ID"/>
+        </w:rPr>
+        <w:t>Yoh. 14:13–14</w:t>
+      </w:r>
       <w:r>
         <w:rPr>
           <w:lang w:val="id_ID" w:bidi="id_ID"/>
         </w:rPr>
         <w:t xml:space="preserve">; </w:t>
       </w:r>
-      <w:hyperlink r:id="rId261">
-        <w:r>
-          <w:rPr>
-            <w:lang w:val="id_ID" w:bidi="id_ID"/>
-          </w:rPr>
-          <w:rPr>
-            <w:color w:val="0000EE"/>
-            <w:u w:val="single"/>
-          </w:rPr>
-          <w:t>15:7</w:t>
-        </w:r>
-      </w:hyperlink>
+      <w:r>
+        <w:rPr>
+          <w:lang w:val="id_ID" w:bidi="id_ID"/>
+        </w:rPr>
+        <w:t>15:7</w:t>
+      </w:r>
       <w:r>
         <w:rPr>
           <w:lang w:val="id_ID" w:bidi="id_ID"/>
         </w:rPr>
         <w:t xml:space="preserve">, </w:t>
       </w:r>
-      <w:hyperlink r:id="rId262">
-        <w:r>
-          <w:rPr>
-            <w:lang w:val="id_ID" w:bidi="id_ID"/>
-          </w:rPr>
-          <w:rPr>
-            <w:color w:val="0000EE"/>
-            <w:u w:val="single"/>
-          </w:rPr>
-          <w:t>16</w:t>
-        </w:r>
-      </w:hyperlink>
+      <w:r>
+        <w:rPr>
+          <w:lang w:val="id_ID" w:bidi="id_ID"/>
+        </w:rPr>
+        <w:t>16</w:t>
+      </w:r>
       <w:r>
         <w:rPr>
           <w:lang w:val="id_ID" w:bidi="id_ID"/>
         </w:rPr>
         <w:t xml:space="preserve">; </w:t>
       </w:r>
-      <w:hyperlink r:id="rId263">
-        <w:r>
-          <w:rPr>
-            <w:lang w:val="id_ID" w:bidi="id_ID"/>
-          </w:rPr>
-          <w:rPr>
-            <w:color w:val="0000EE"/>
-            <w:u w:val="single"/>
-          </w:rPr>
-          <w:t>16:23–27</w:t>
-        </w:r>
-      </w:hyperlink>
+      <w:r>
+        <w:rPr>
+          <w:lang w:val="id_ID" w:bidi="id_ID"/>
+        </w:rPr>
+        <w:t>16:23–27</w:t>
+      </w:r>
       <w:r>
         <w:rPr>
           <w:lang w:val="id_ID" w:bidi="id_ID"/>
         </w:rPr>
         <w:t xml:space="preserve">; </w:t>
       </w:r>
-      <w:hyperlink r:id="rId264">
-        <w:r>
-          <w:rPr>
-            <w:lang w:val="id_ID" w:bidi="id_ID"/>
-          </w:rPr>
-          <w:rPr>
-            <w:color w:val="0000EE"/>
-            <w:u w:val="single"/>
-          </w:rPr>
-          <w:t>1Yoh. 3:22</w:t>
-        </w:r>
-      </w:hyperlink>
+      <w:r>
+        <w:rPr>
+          <w:lang w:val="id_ID" w:bidi="id_ID"/>
+        </w:rPr>
+        <w:t>1Yoh. 3:22</w:t>
+      </w:r>
       <w:r>
         <w:rPr>
           <w:lang w:val="id_ID" w:bidi="id_ID"/>
         </w:rPr>
         <w:t xml:space="preserve">; </w:t>
       </w:r>
-      <w:hyperlink r:id="rId265">
-        <w:r>
-          <w:rPr>
-            <w:lang w:val="id_ID" w:bidi="id_ID"/>
-          </w:rPr>
-          <w:rPr>
-            <w:color w:val="0000EE"/>
-            <w:u w:val="single"/>
-          </w:rPr>
-          <w:t>5:14–15</w:t>
-        </w:r>
-      </w:hyperlink>
+      <w:r>
+        <w:rPr>
+          <w:lang w:val="id_ID" w:bidi="id_ID"/>
+        </w:rPr>
+        <w:t>5:14–15</w:t>
+      </w:r>
       <w:r>
         <w:rPr>
           <w:lang w:val="id_ID" w:bidi="id_ID"/>
         </w:rPr>
         <w:t>. • jika ia telah berbuat dosa: Yakobus menunjukkan bahwa beberapa penyakit mungkin disebabkan oleh dosa, dan penting bahwa dosa tersebut diakui dan diampuni (</w:t>
       </w:r>
-      <w:hyperlink r:id="rId266">
-        <w:r>
-          <w:rPr>
-            <w:lang w:val="id_ID" w:bidi="id_ID"/>
-          </w:rPr>
-          <w:rPr>
-            <w:color w:val="0000EE"/>
-            <w:u w:val="single"/>
-          </w:rPr>
-          <w:t>Yak. 5:16</w:t>
-        </w:r>
-      </w:hyperlink>
+      <w:r>
+        <w:rPr>
+          <w:lang w:val="id_ID" w:bidi="id_ID"/>
+        </w:rPr>
+        <w:t>Yak. 5:16</w:t>
+      </w:r>
       <w:r>
         <w:rPr>
           <w:lang w:val="id_ID" w:bidi="id_ID"/>
         </w:rPr>
         <w:t xml:space="preserve">; lihat </w:t>
       </w:r>
-      <w:hyperlink r:id="rId267">
-        <w:r>
-          <w:rPr>
-            <w:lang w:val="id_ID" w:bidi="id_ID"/>
-          </w:rPr>
-          <w:rPr>
-            <w:color w:val="0000EE"/>
-            <w:u w:val="single"/>
-          </w:rPr>
-          <w:t>Mrk. 2:3–12</w:t>
-        </w:r>
-      </w:hyperlink>
+      <w:r>
+        <w:rPr>
+          <w:lang w:val="id_ID" w:bidi="id_ID"/>
+        </w:rPr>
+        <w:t>Mrk. 2:3–12</w:t>
+      </w:r>
       <w:r>
         <w:rPr>
           <w:lang w:val="id_ID" w:bidi="id_ID"/>
         </w:rPr>
         <w:t xml:space="preserve">; </w:t>
       </w:r>
-      <w:hyperlink r:id="rId268">
-        <w:r>
-          <w:rPr>
-            <w:lang w:val="id_ID" w:bidi="id_ID"/>
-          </w:rPr>
-          <w:rPr>
-            <w:color w:val="0000EE"/>
-            <w:u w:val="single"/>
-          </w:rPr>
-          <w:t>Yoh. 5:14</w:t>
-        </w:r>
-      </w:hyperlink>
+      <w:r>
+        <w:rPr>
+          <w:lang w:val="id_ID" w:bidi="id_ID"/>
+        </w:rPr>
+        <w:t>Yoh. 5:14</w:t>
+      </w:r>
       <w:r>
         <w:rPr>
           <w:lang w:val="id_ID" w:bidi="id_ID"/>
@@ -9837,36 +8121,24 @@
         </w:rPr>
         <w:t xml:space="preserve">Elia … berdoa: Lihat </w:t>
       </w:r>
-      <w:hyperlink r:id="rId269">
-        <w:r>
-          <w:rPr>
-            <w:lang w:val="id_ID" w:bidi="id_ID"/>
-          </w:rPr>
-          <w:rPr>
-            <w:color w:val="0000EE"/>
-            <w:u w:val="single"/>
-          </w:rPr>
-          <w:t>1Raj. 17:1</w:t>
-        </w:r>
-      </w:hyperlink>
+      <w:r>
+        <w:rPr>
+          <w:lang w:val="id_ID" w:bidi="id_ID"/>
+        </w:rPr>
+        <w:t>1Raj. 17:1</w:t>
+      </w:r>
       <w:r>
         <w:rPr>
           <w:lang w:val="id_ID" w:bidi="id_ID"/>
         </w:rPr>
         <w:t xml:space="preserve">; </w:t>
       </w:r>
-      <w:hyperlink r:id="rId270">
-        <w:r>
-          <w:rPr>
-            <w:lang w:val="id_ID" w:bidi="id_ID"/>
-          </w:rPr>
-          <w:rPr>
-            <w:color w:val="0000EE"/>
-            <w:u w:val="single"/>
-          </w:rPr>
-          <w:t>18:41–46</w:t>
-        </w:r>
-      </w:hyperlink>
+      <w:r>
+        <w:rPr>
+          <w:lang w:val="id_ID" w:bidi="id_ID"/>
+        </w:rPr>
+        <w:t>18:41–46</w:t>
+      </w:r>
       <w:r>
         <w:rPr>
           <w:lang w:val="id_ID" w:bidi="id_ID"/>
@@ -9885,72 +8157,48 @@
         </w:rPr>
         <w:t xml:space="preserve"> (lihat </w:t>
       </w:r>
-      <w:hyperlink r:id="rId271">
-        <w:r>
-          <w:rPr>
-            <w:lang w:val="id_ID" w:bidi="id_ID"/>
-          </w:rPr>
-          <w:rPr>
-            <w:color w:val="0000EE"/>
-            <w:u w:val="single"/>
-          </w:rPr>
-          <w:t>1Raj. 18:1</w:t>
-        </w:r>
-      </w:hyperlink>
+      <w:r>
+        <w:rPr>
+          <w:lang w:val="id_ID" w:bidi="id_ID"/>
+        </w:rPr>
+        <w:t>1Raj. 18:1</w:t>
+      </w:r>
       <w:r>
         <w:rPr>
           <w:lang w:val="id_ID" w:bidi="id_ID"/>
         </w:rPr>
         <w:t xml:space="preserve">; </w:t>
       </w:r>
-      <w:hyperlink r:id="rId272">
-        <w:r>
-          <w:rPr>
-            <w:lang w:val="id_ID" w:bidi="id_ID"/>
-          </w:rPr>
-          <w:rPr>
-            <w:color w:val="0000EE"/>
-            <w:u w:val="single"/>
-          </w:rPr>
-          <w:t>Luk. 4:25</w:t>
-        </w:r>
-      </w:hyperlink>
+      <w:r>
+        <w:rPr>
+          <w:lang w:val="id_ID" w:bidi="id_ID"/>
+        </w:rPr>
+        <w:t>Luk. 4:25</w:t>
+      </w:r>
       <w:r>
         <w:rPr>
           <w:lang w:val="id_ID" w:bidi="id_ID"/>
         </w:rPr>
         <w:t xml:space="preserve">) adalah angka bulat, setengah dari tujuh, yang melambangkan periode penghakiman (bdk. </w:t>
       </w:r>
-      <w:hyperlink r:id="rId273">
-        <w:r>
-          <w:rPr>
-            <w:lang w:val="id_ID" w:bidi="id_ID"/>
-          </w:rPr>
-          <w:rPr>
-            <w:color w:val="0000EE"/>
-            <w:u w:val="single"/>
-          </w:rPr>
-          <w:t>Dan. 12:7</w:t>
-        </w:r>
-      </w:hyperlink>
+      <w:r>
+        <w:rPr>
+          <w:lang w:val="id_ID" w:bidi="id_ID"/>
+        </w:rPr>
+        <w:t>Dan. 12:7</w:t>
+      </w:r>
       <w:r>
         <w:rPr>
           <w:lang w:val="id_ID" w:bidi="id_ID"/>
         </w:rPr>
         <w:t xml:space="preserve">; </w:t>
       </w:r>
-      <w:hyperlink r:id="rId274">
-        <w:r>
-          <w:rPr>
-            <w:lang w:val="id_ID" w:bidi="id_ID"/>
-          </w:rPr>
-          <w:rPr>
-            <w:color w:val="0000EE"/>
-            <w:u w:val="single"/>
-          </w:rPr>
-          <w:t>Why. 11:2</w:t>
-        </w:r>
-      </w:hyperlink>
+      <w:r>
+        <w:rPr>
+          <w:lang w:val="id_ID" w:bidi="id_ID"/>
+        </w:rPr>
+        <w:t>Why. 11:2</w:t>
+      </w:r>
       <w:r>
         <w:rPr>
           <w:lang w:val="id_ID" w:bidi="id_ID"/>
@@ -10018,18 +8266,12 @@
         </w:rPr>
         <w:t xml:space="preserve">) yang menyeimbangkan nasihat untuk bertahan dalam </w:t>
       </w:r>
-      <w:hyperlink r:id="rId44">
-        <w:r>
-          <w:rPr>
-            <w:lang w:val="id_ID" w:bidi="id_ID"/>
-          </w:rPr>
-          <w:rPr>
-            <w:color w:val="0000EE"/>
-            <w:u w:val="single"/>
-          </w:rPr>
-          <w:t>Yak. 1:2–4</w:t>
-        </w:r>
-      </w:hyperlink>
+      <w:r>
+        <w:rPr>
+          <w:lang w:val="id_ID" w:bidi="id_ID"/>
+        </w:rPr>
+        <w:t>Yak. 1:2–4</w:t>
+      </w:r>
       <w:r>
         <w:rPr>
           <w:lang w:val="id_ID" w:bidi="id_ID"/>
@@ -10084,90 +8326,60 @@
         </w:rPr>
         <w:t xml:space="preserve">Menyelamatkan seorang pendosa dari kematian tidak hanya mengacu pada kematian fisik tetapi juga kematian kekal, yaitu hukuman karena meninggalkan kebenaran Kabar Baik Yesus Kristus (lihat </w:t>
       </w:r>
-      <w:hyperlink r:id="rId53">
-        <w:r>
-          <w:rPr>
-            <w:lang w:val="id_ID" w:bidi="id_ID"/>
-          </w:rPr>
-          <w:rPr>
-            <w:color w:val="0000EE"/>
-            <w:u w:val="single"/>
-          </w:rPr>
-          <w:t>Yak. 1:12</w:t>
-        </w:r>
-      </w:hyperlink>
+      <w:r>
+        <w:rPr>
+          <w:lang w:val="id_ID" w:bidi="id_ID"/>
+        </w:rPr>
+        <w:t>Yak. 1:12</w:t>
+      </w:r>
       <w:r>
         <w:rPr>
           <w:lang w:val="id_ID" w:bidi="id_ID"/>
         </w:rPr>
         <w:t xml:space="preserve">, </w:t>
       </w:r>
-      <w:hyperlink r:id="rId275">
-        <w:r>
-          <w:rPr>
-            <w:lang w:val="id_ID" w:bidi="id_ID"/>
-          </w:rPr>
-          <w:rPr>
-            <w:color w:val="0000EE"/>
-            <w:u w:val="single"/>
-          </w:rPr>
-          <w:t>15</w:t>
-        </w:r>
-      </w:hyperlink>
+      <w:r>
+        <w:rPr>
+          <w:lang w:val="id_ID" w:bidi="id_ID"/>
+        </w:rPr>
+        <w:t>15</w:t>
+      </w:r>
       <w:r>
         <w:rPr>
           <w:lang w:val="id_ID" w:bidi="id_ID"/>
         </w:rPr>
         <w:t xml:space="preserve">; bandingkan </w:t>
       </w:r>
-      <w:hyperlink r:id="rId276">
-        <w:r>
-          <w:rPr>
-            <w:lang w:val="id_ID" w:bidi="id_ID"/>
-          </w:rPr>
-          <w:rPr>
-            <w:color w:val="0000EE"/>
-            <w:u w:val="single"/>
-          </w:rPr>
-          <w:t>Ibr. 6:4–8</w:t>
-        </w:r>
-      </w:hyperlink>
+      <w:r>
+        <w:rPr>
+          <w:lang w:val="id_ID" w:bidi="id_ID"/>
+        </w:rPr>
+        <w:t>Ibr. 6:4–8</w:t>
+      </w:r>
       <w:r>
         <w:rPr>
           <w:lang w:val="id_ID" w:bidi="id_ID"/>
         </w:rPr>
         <w:t xml:space="preserve">). Jika orang berdosa tersebut mendengarkan dan bertobat, hukuman kekal dapat dihindari (lihat juga </w:t>
       </w:r>
-      <w:hyperlink r:id="rId277">
-        <w:r>
-          <w:rPr>
-            <w:lang w:val="id_ID" w:bidi="id_ID"/>
-          </w:rPr>
-          <w:rPr>
-            <w:color w:val="0000EE"/>
-            <w:u w:val="single"/>
-          </w:rPr>
-          <w:t>Gal. 6:1</w:t>
-        </w:r>
-      </w:hyperlink>
+      <w:r>
+        <w:rPr>
+          <w:lang w:val="id_ID" w:bidi="id_ID"/>
+        </w:rPr>
+        <w:t>Gal. 6:1</w:t>
+      </w:r>
       <w:r>
         <w:rPr>
           <w:lang w:val="id_ID" w:bidi="id_ID"/>
         </w:rPr>
         <w:t xml:space="preserve">; </w:t>
       </w:r>
-      <w:hyperlink r:id="rId278">
-        <w:r>
-          <w:rPr>
-            <w:lang w:val="id_ID" w:bidi="id_ID"/>
-          </w:rPr>
-          <w:rPr>
-            <w:color w:val="0000EE"/>
-            <w:u w:val="single"/>
-          </w:rPr>
-          <w:t>Yud. 1:22–24</w:t>
-        </w:r>
-      </w:hyperlink>
+      <w:r>
+        <w:rPr>
+          <w:lang w:val="id_ID" w:bidi="id_ID"/>
+        </w:rPr>
+        <w:t>Yud. 1:22–24</w:t>
+      </w:r>
       <w:r>
         <w:rPr>
           <w:lang w:val="id_ID" w:bidi="id_ID"/>
